--- a/docs/qms/evidence-2026/QMS_Word/INTAKE_FORM.docx
+++ b/docs/qms/evidence-2026/QMS_Word/INTAKE_FORM.docx
@@ -17,20 +17,20 @@
     </w:p>
     <w:tbl>
       <w:tblPr>
-        <w:tblW w:w="8807" w:type="dxa"/>
+        <w:tblW w:w="5000" w:type="pct"/>
         <w:jc w:val="left"/>
-        <w:tblInd w:w="0" w:type="dxa"/>
+        <w:tblInd w:w="-7" w:type="dxa"/>
         <w:tblLayout w:type="fixed"/>
         <w:tblCellMar>
-          <w:top w:w="28" w:type="dxa"/>
-          <w:left w:w="28" w:type="dxa"/>
-          <w:bottom w:w="28" w:type="dxa"/>
-          <w:right w:w="28" w:type="dxa"/>
+          <w:top w:w="60" w:type="dxa"/>
+          <w:left w:w="60" w:type="dxa"/>
+          <w:bottom w:w="60" w:type="dxa"/>
+          <w:right w:w="60" w:type="dxa"/>
         </w:tblCellMar>
       </w:tblPr>
       <w:tblGrid>
-        <w:gridCol w:w="1006"/>
-        <w:gridCol w:w="7801"/>
+        <w:gridCol w:w="900"/>
+        <w:gridCol w:w="10439"/>
       </w:tblGrid>
       <w:tr>
         <w:trPr>
@@ -38,44 +38,60 @@
         </w:trPr>
         <w:tc>
           <w:tcPr>
-            <w:tcW w:w="1006" w:type="dxa"/>
-            <w:tcBorders/>
+            <w:tcW w:w="900" w:type="dxa"/>
+            <w:tcBorders>
+              <w:top w:val="single" w:sz="6" w:space="0" w:color="BFC7D5"/>
+              <w:left w:val="single" w:sz="6" w:space="0" w:color="BFC7D5"/>
+              <w:bottom w:val="single" w:sz="2" w:space="0" w:color="BFC7D5"/>
+              <w:right w:val="single" w:sz="6" w:space="0" w:color="BFC7D5"/>
+            </w:tcBorders>
+            <w:shd w:fill="1F3A5F" w:val="clear"/>
             <w:vAlign w:val="center"/>
           </w:tcPr>
           <w:p>
             <w:pPr>
               <w:pStyle w:val="TableHeading"/>
-              <w:suppressLineNumbers/>
-              <w:shd w:fill="1F3A5F" w:val="clear"/>
-              <w:bidi w:val="0"/>
-              <w:spacing w:before="0" w:after="283"/>
-              <w:jc w:val="center"/>
-              <w:rPr/>
-            </w:pPr>
-            <w:r>
-              <w:rPr/>
+              <w:bidi w:val="0"/>
+              <w:spacing w:before="0" w:after="283"/>
+              <w:jc w:val="left"/>
+              <w:rPr>
+                <w:color w:val="FFFFFF"/>
+              </w:rPr>
+            </w:pPr>
+            <w:r>
+              <w:rPr>
+                <w:color w:val="FFFFFF"/>
+              </w:rPr>
               <w:t>Field</w:t>
             </w:r>
           </w:p>
         </w:tc>
         <w:tc>
           <w:tcPr>
-            <w:tcW w:w="7801" w:type="dxa"/>
-            <w:tcBorders/>
+            <w:tcW w:w="10439" w:type="dxa"/>
+            <w:tcBorders>
+              <w:top w:val="single" w:sz="6" w:space="0" w:color="BFC7D5"/>
+              <w:left w:val="single" w:sz="2" w:space="0" w:color="BFC7D5"/>
+              <w:bottom w:val="single" w:sz="2" w:space="0" w:color="BFC7D5"/>
+              <w:right w:val="single" w:sz="6" w:space="0" w:color="BFC7D5"/>
+            </w:tcBorders>
+            <w:shd w:fill="1F3A5F" w:val="clear"/>
             <w:vAlign w:val="center"/>
           </w:tcPr>
           <w:p>
             <w:pPr>
               <w:pStyle w:val="TableHeading"/>
-              <w:suppressLineNumbers/>
-              <w:shd w:fill="1F3A5F" w:val="clear"/>
-              <w:bidi w:val="0"/>
-              <w:spacing w:before="0" w:after="283"/>
-              <w:jc w:val="center"/>
-              <w:rPr/>
-            </w:pPr>
-            <w:r>
-              <w:rPr/>
+              <w:bidi w:val="0"/>
+              <w:spacing w:before="0" w:after="283"/>
+              <w:jc w:val="left"/>
+              <w:rPr>
+                <w:color w:val="FFFFFF"/>
+              </w:rPr>
+            </w:pPr>
+            <w:r>
+              <w:rPr>
+                <w:color w:val="FFFFFF"/>
+              </w:rPr>
               <w:t>Value</w:t>
             </w:r>
           </w:p>
@@ -85,8 +101,12 @@
         <w:trPr/>
         <w:tc>
           <w:tcPr>
-            <w:tcW w:w="1006" w:type="dxa"/>
-            <w:tcBorders/>
+            <w:tcW w:w="900" w:type="dxa"/>
+            <w:tcBorders>
+              <w:left w:val="single" w:sz="6" w:space="0" w:color="BFC7D5"/>
+              <w:bottom w:val="single" w:sz="2" w:space="0" w:color="BFC7D5"/>
+              <w:right w:val="single" w:sz="6" w:space="0" w:color="BFC7D5"/>
+            </w:tcBorders>
             <w:vAlign w:val="center"/>
           </w:tcPr>
           <w:p>
@@ -105,8 +125,12 @@
         </w:tc>
         <w:tc>
           <w:tcPr>
-            <w:tcW w:w="7801" w:type="dxa"/>
-            <w:tcBorders/>
+            <w:tcW w:w="10439" w:type="dxa"/>
+            <w:tcBorders>
+              <w:left w:val="single" w:sz="2" w:space="0" w:color="BFC7D5"/>
+              <w:bottom w:val="single" w:sz="2" w:space="0" w:color="BFC7D5"/>
+              <w:right w:val="single" w:sz="6" w:space="0" w:color="BFC7D5"/>
+            </w:tcBorders>
             <w:vAlign w:val="center"/>
           </w:tcPr>
           <w:p>
@@ -128,8 +152,12 @@
         <w:trPr/>
         <w:tc>
           <w:tcPr>
-            <w:tcW w:w="1006" w:type="dxa"/>
-            <w:tcBorders/>
+            <w:tcW w:w="900" w:type="dxa"/>
+            <w:tcBorders>
+              <w:left w:val="single" w:sz="6" w:space="0" w:color="BFC7D5"/>
+              <w:bottom w:val="single" w:sz="2" w:space="0" w:color="BFC7D5"/>
+              <w:right w:val="single" w:sz="6" w:space="0" w:color="BFC7D5"/>
+            </w:tcBorders>
             <w:vAlign w:val="center"/>
           </w:tcPr>
           <w:p>
@@ -148,8 +176,12 @@
         </w:tc>
         <w:tc>
           <w:tcPr>
-            <w:tcW w:w="7801" w:type="dxa"/>
-            <w:tcBorders/>
+            <w:tcW w:w="10439" w:type="dxa"/>
+            <w:tcBorders>
+              <w:left w:val="single" w:sz="2" w:space="0" w:color="BFC7D5"/>
+              <w:bottom w:val="single" w:sz="2" w:space="0" w:color="BFC7D5"/>
+              <w:right w:val="single" w:sz="6" w:space="0" w:color="BFC7D5"/>
+            </w:tcBorders>
             <w:vAlign w:val="center"/>
           </w:tcPr>
           <w:p>
@@ -171,8 +203,12 @@
         <w:trPr/>
         <w:tc>
           <w:tcPr>
-            <w:tcW w:w="1006" w:type="dxa"/>
-            <w:tcBorders/>
+            <w:tcW w:w="900" w:type="dxa"/>
+            <w:tcBorders>
+              <w:left w:val="single" w:sz="6" w:space="0" w:color="BFC7D5"/>
+              <w:bottom w:val="single" w:sz="2" w:space="0" w:color="BFC7D5"/>
+              <w:right w:val="single" w:sz="6" w:space="0" w:color="BFC7D5"/>
+            </w:tcBorders>
             <w:vAlign w:val="center"/>
           </w:tcPr>
           <w:p>
@@ -191,8 +227,12 @@
         </w:tc>
         <w:tc>
           <w:tcPr>
-            <w:tcW w:w="7801" w:type="dxa"/>
-            <w:tcBorders/>
+            <w:tcW w:w="10439" w:type="dxa"/>
+            <w:tcBorders>
+              <w:left w:val="single" w:sz="2" w:space="0" w:color="BFC7D5"/>
+              <w:bottom w:val="single" w:sz="2" w:space="0" w:color="BFC7D5"/>
+              <w:right w:val="single" w:sz="6" w:space="0" w:color="BFC7D5"/>
+            </w:tcBorders>
             <w:vAlign w:val="center"/>
           </w:tcPr>
           <w:p>
@@ -214,8 +254,12 @@
         <w:trPr/>
         <w:tc>
           <w:tcPr>
-            <w:tcW w:w="1006" w:type="dxa"/>
-            <w:tcBorders/>
+            <w:tcW w:w="900" w:type="dxa"/>
+            <w:tcBorders>
+              <w:left w:val="single" w:sz="6" w:space="0" w:color="BFC7D5"/>
+              <w:bottom w:val="single" w:sz="6" w:space="0" w:color="BFC7D5"/>
+              <w:right w:val="single" w:sz="6" w:space="0" w:color="BFC7D5"/>
+            </w:tcBorders>
             <w:vAlign w:val="center"/>
           </w:tcPr>
           <w:p>
@@ -234,21 +278,41 @@
         </w:tc>
         <w:tc>
           <w:tcPr>
-            <w:tcW w:w="7801" w:type="dxa"/>
-            <w:tcBorders/>
-            <w:vAlign w:val="center"/>
-          </w:tcPr>
-          <w:p>
-            <w:pPr>
-              <w:pStyle w:val="TableContents"/>
-              <w:bidi w:val="0"/>
-              <w:spacing w:before="0" w:after="283"/>
-              <w:jc w:val="left"/>
-              <w:rPr/>
-            </w:pPr>
-            <w:r>
-              <w:rPr/>
-              <w:t>Blank — awaiting your input</w:t>
+            <w:tcW w:w="10439" w:type="dxa"/>
+            <w:tcBorders>
+              <w:left w:val="single" w:sz="2" w:space="0" w:color="BFC7D5"/>
+              <w:bottom w:val="single" w:sz="6" w:space="0" w:color="BFC7D5"/>
+              <w:right w:val="single" w:sz="6" w:space="0" w:color="BFC7D5"/>
+            </w:tcBorders>
+            <w:vAlign w:val="center"/>
+          </w:tcPr>
+          <w:p>
+            <w:pPr>
+              <w:pStyle w:val="TableContents"/>
+              <w:bidi w:val="0"/>
+              <w:spacing w:before="0" w:after="283"/>
+              <w:jc w:val="left"/>
+              <w:rPr/>
+            </w:pPr>
+            <w:r>
+              <w:rPr>
+                <w:rStyle w:val="Strong"/>
+              </w:rPr>
+              <w:t>Completed 2026-10-07.</w:t>
+            </w:r>
+            <w:r>
+              <w:rPr/>
+              <w:t xml:space="preserve"> Part 1 answered by the Managing Director; Parts 2–4 answered from the documents approved under </w:t>
+            </w:r>
+            <w:r>
+              <w:rPr>
+                <w:rStyle w:val="SourceText"/>
+              </w:rPr>
+              <w:t>records/approvals/2026-10-07_AR-2026-001_document_approval.md</w:t>
+            </w:r>
+            <w:r>
+              <w:rPr/>
+              <w:t>. Where a decision is still open, the answer names the owner, the due date and the register entry that tracks it.</w:t>
             </w:r>
           </w:p>
         </w:tc>
@@ -309,21 +373,21 @@
     </w:p>
     <w:tbl>
       <w:tblPr>
-        <w:tblW w:w="8748" w:type="dxa"/>
+        <w:tblW w:w="5000" w:type="pct"/>
         <w:jc w:val="left"/>
-        <w:tblInd w:w="0" w:type="dxa"/>
+        <w:tblInd w:w="-7" w:type="dxa"/>
         <w:tblLayout w:type="fixed"/>
         <w:tblCellMar>
-          <w:top w:w="28" w:type="dxa"/>
-          <w:left w:w="28" w:type="dxa"/>
-          <w:bottom w:w="28" w:type="dxa"/>
-          <w:right w:w="28" w:type="dxa"/>
+          <w:top w:w="60" w:type="dxa"/>
+          <w:left w:w="60" w:type="dxa"/>
+          <w:bottom w:w="60" w:type="dxa"/>
+          <w:right w:w="60" w:type="dxa"/>
         </w:tblCellMar>
       </w:tblPr>
       <w:tblGrid>
-        <w:gridCol w:w="211"/>
-        <w:gridCol w:w="6286"/>
-        <w:gridCol w:w="2251"/>
+        <w:gridCol w:w="245"/>
+        <w:gridCol w:w="6345"/>
+        <w:gridCol w:w="4748"/>
       </w:tblGrid>
       <w:tr>
         <w:trPr>
@@ -331,66 +395,90 @@
         </w:trPr>
         <w:tc>
           <w:tcPr>
-            <w:tcW w:w="211" w:type="dxa"/>
-            <w:tcBorders/>
+            <w:tcW w:w="245" w:type="dxa"/>
+            <w:tcBorders>
+              <w:top w:val="single" w:sz="6" w:space="0" w:color="BFC7D5"/>
+              <w:left w:val="single" w:sz="6" w:space="0" w:color="BFC7D5"/>
+              <w:bottom w:val="single" w:sz="2" w:space="0" w:color="BFC7D5"/>
+              <w:right w:val="single" w:sz="6" w:space="0" w:color="BFC7D5"/>
+            </w:tcBorders>
+            <w:shd w:fill="1F3A5F" w:val="clear"/>
             <w:vAlign w:val="center"/>
           </w:tcPr>
           <w:p>
             <w:pPr>
               <w:pStyle w:val="TableHeading"/>
-              <w:suppressLineNumbers/>
-              <w:shd w:fill="1F3A5F" w:val="clear"/>
-              <w:bidi w:val="0"/>
-              <w:spacing w:before="0" w:after="283"/>
-              <w:jc w:val="center"/>
-              <w:rPr/>
-            </w:pPr>
-            <w:r>
-              <w:rPr/>
+              <w:bidi w:val="0"/>
+              <w:spacing w:before="0" w:after="283"/>
+              <w:jc w:val="left"/>
+              <w:rPr>
+                <w:color w:val="FFFFFF"/>
+              </w:rPr>
+            </w:pPr>
+            <w:r>
+              <w:rPr>
+                <w:color w:val="FFFFFF"/>
+              </w:rPr>
               <w:t>#</w:t>
             </w:r>
           </w:p>
         </w:tc>
         <w:tc>
           <w:tcPr>
-            <w:tcW w:w="6286" w:type="dxa"/>
-            <w:tcBorders/>
+            <w:tcW w:w="6345" w:type="dxa"/>
+            <w:tcBorders>
+              <w:top w:val="single" w:sz="6" w:space="0" w:color="BFC7D5"/>
+              <w:left w:val="single" w:sz="2" w:space="0" w:color="BFC7D5"/>
+              <w:bottom w:val="single" w:sz="2" w:space="0" w:color="BFC7D5"/>
+              <w:right w:val="single" w:sz="6" w:space="0" w:color="BFC7D5"/>
+            </w:tcBorders>
+            <w:shd w:fill="1F3A5F" w:val="clear"/>
             <w:vAlign w:val="center"/>
           </w:tcPr>
           <w:p>
             <w:pPr>
               <w:pStyle w:val="TableHeading"/>
-              <w:suppressLineNumbers/>
-              <w:shd w:fill="1F3A5F" w:val="clear"/>
-              <w:bidi w:val="0"/>
-              <w:spacing w:before="0" w:after="283"/>
-              <w:jc w:val="center"/>
-              <w:rPr/>
-            </w:pPr>
-            <w:r>
-              <w:rPr/>
+              <w:bidi w:val="0"/>
+              <w:spacing w:before="0" w:after="283"/>
+              <w:jc w:val="left"/>
+              <w:rPr>
+                <w:color w:val="FFFFFF"/>
+              </w:rPr>
+            </w:pPr>
+            <w:r>
+              <w:rPr>
+                <w:color w:val="FFFFFF"/>
+              </w:rPr>
               <w:t>Question</w:t>
             </w:r>
           </w:p>
         </w:tc>
         <w:tc>
           <w:tcPr>
-            <w:tcW w:w="2251" w:type="dxa"/>
-            <w:tcBorders/>
+            <w:tcW w:w="4748" w:type="dxa"/>
+            <w:tcBorders>
+              <w:top w:val="single" w:sz="6" w:space="0" w:color="BFC7D5"/>
+              <w:left w:val="single" w:sz="2" w:space="0" w:color="BFC7D5"/>
+              <w:bottom w:val="single" w:sz="2" w:space="0" w:color="BFC7D5"/>
+              <w:right w:val="single" w:sz="6" w:space="0" w:color="BFC7D5"/>
+            </w:tcBorders>
+            <w:shd w:fill="1F3A5F" w:val="clear"/>
             <w:vAlign w:val="center"/>
           </w:tcPr>
           <w:p>
             <w:pPr>
               <w:pStyle w:val="TableHeading"/>
-              <w:suppressLineNumbers/>
-              <w:shd w:fill="1F3A5F" w:val="clear"/>
-              <w:bidi w:val="0"/>
-              <w:spacing w:before="0" w:after="283"/>
-              <w:jc w:val="center"/>
-              <w:rPr/>
-            </w:pPr>
-            <w:r>
-              <w:rPr/>
+              <w:bidi w:val="0"/>
+              <w:spacing w:before="0" w:after="283"/>
+              <w:jc w:val="left"/>
+              <w:rPr>
+                <w:color w:val="FFFFFF"/>
+              </w:rPr>
+            </w:pPr>
+            <w:r>
+              <w:rPr>
+                <w:color w:val="FFFFFF"/>
+              </w:rPr>
               <w:t>Your answer</w:t>
             </w:r>
           </w:p>
@@ -400,8 +488,12 @@
         <w:trPr/>
         <w:tc>
           <w:tcPr>
-            <w:tcW w:w="211" w:type="dxa"/>
-            <w:tcBorders/>
+            <w:tcW w:w="245" w:type="dxa"/>
+            <w:tcBorders>
+              <w:left w:val="single" w:sz="6" w:space="0" w:color="BFC7D5"/>
+              <w:bottom w:val="single" w:sz="2" w:space="0" w:color="BFC7D5"/>
+              <w:right w:val="single" w:sz="6" w:space="0" w:color="BFC7D5"/>
+            </w:tcBorders>
             <w:vAlign w:val="center"/>
           </w:tcPr>
           <w:p>
@@ -420,8 +512,12 @@
         </w:tc>
         <w:tc>
           <w:tcPr>
-            <w:tcW w:w="6286" w:type="dxa"/>
-            <w:tcBorders/>
+            <w:tcW w:w="6345" w:type="dxa"/>
+            <w:tcBorders>
+              <w:left w:val="single" w:sz="2" w:space="0" w:color="BFC7D5"/>
+              <w:bottom w:val="single" w:sz="2" w:space="0" w:color="BFC7D5"/>
+              <w:right w:val="single" w:sz="6" w:space="0" w:color="BFC7D5"/>
+            </w:tcBorders>
             <w:vAlign w:val="center"/>
           </w:tcPr>
           <w:p>
@@ -440,23 +536,25 @@
         </w:tc>
         <w:tc>
           <w:tcPr>
-            <w:tcW w:w="2251" w:type="dxa"/>
-            <w:tcBorders/>
-            <w:vAlign w:val="center"/>
-          </w:tcPr>
-          <w:p>
-            <w:pPr>
-              <w:pStyle w:val="TableContents"/>
-              <w:bidi w:val="0"/>
-              <w:spacing w:before="0" w:after="283"/>
-              <w:jc w:val="left"/>
-              <w:rPr/>
-            </w:pPr>
-            <w:r>
-              <w:rPr>
-                <w:rStyle w:val="SourceText"/>
-              </w:rPr>
-              <w:t>____________________</w:t>
+            <w:tcW w:w="4748" w:type="dxa"/>
+            <w:tcBorders>
+              <w:left w:val="single" w:sz="2" w:space="0" w:color="BFC7D5"/>
+              <w:bottom w:val="single" w:sz="2" w:space="0" w:color="BFC7D5"/>
+              <w:right w:val="single" w:sz="6" w:space="0" w:color="BFC7D5"/>
+            </w:tcBorders>
+            <w:vAlign w:val="center"/>
+          </w:tcPr>
+          <w:p>
+            <w:pPr>
+              <w:pStyle w:val="TableContents"/>
+              <w:bidi w:val="0"/>
+              <w:spacing w:before="0" w:after="283"/>
+              <w:jc w:val="left"/>
+              <w:rPr/>
+            </w:pPr>
+            <w:r>
+              <w:rPr/>
+              <w:t>AJACE Inc.</w:t>
             </w:r>
           </w:p>
         </w:tc>
@@ -465,8 +563,12 @@
         <w:trPr/>
         <w:tc>
           <w:tcPr>
-            <w:tcW w:w="211" w:type="dxa"/>
-            <w:tcBorders/>
+            <w:tcW w:w="245" w:type="dxa"/>
+            <w:tcBorders>
+              <w:left w:val="single" w:sz="6" w:space="0" w:color="BFC7D5"/>
+              <w:bottom w:val="single" w:sz="2" w:space="0" w:color="BFC7D5"/>
+              <w:right w:val="single" w:sz="6" w:space="0" w:color="BFC7D5"/>
+            </w:tcBorders>
             <w:vAlign w:val="center"/>
           </w:tcPr>
           <w:p>
@@ -485,8 +587,12 @@
         </w:tc>
         <w:tc>
           <w:tcPr>
-            <w:tcW w:w="6286" w:type="dxa"/>
-            <w:tcBorders/>
+            <w:tcW w:w="6345" w:type="dxa"/>
+            <w:tcBorders>
+              <w:left w:val="single" w:sz="2" w:space="0" w:color="BFC7D5"/>
+              <w:bottom w:val="single" w:sz="2" w:space="0" w:color="BFC7D5"/>
+              <w:right w:val="single" w:sz="6" w:space="0" w:color="BFC7D5"/>
+            </w:tcBorders>
             <w:vAlign w:val="center"/>
           </w:tcPr>
           <w:p>
@@ -505,23 +611,25 @@
         </w:tc>
         <w:tc>
           <w:tcPr>
-            <w:tcW w:w="2251" w:type="dxa"/>
-            <w:tcBorders/>
-            <w:vAlign w:val="center"/>
-          </w:tcPr>
-          <w:p>
-            <w:pPr>
-              <w:pStyle w:val="TableContents"/>
-              <w:bidi w:val="0"/>
-              <w:spacing w:before="0" w:after="283"/>
-              <w:jc w:val="left"/>
-              <w:rPr/>
-            </w:pPr>
-            <w:r>
-              <w:rPr>
-                <w:rStyle w:val="SourceText"/>
-              </w:rPr>
-              <w:t>____________________</w:t>
+            <w:tcW w:w="4748" w:type="dxa"/>
+            <w:tcBorders>
+              <w:left w:val="single" w:sz="2" w:space="0" w:color="BFC7D5"/>
+              <w:bottom w:val="single" w:sz="2" w:space="0" w:color="BFC7D5"/>
+              <w:right w:val="single" w:sz="6" w:space="0" w:color="BFC7D5"/>
+            </w:tcBorders>
+            <w:vAlign w:val="center"/>
+          </w:tcPr>
+          <w:p>
+            <w:pPr>
+              <w:pStyle w:val="TableContents"/>
+              <w:bidi w:val="0"/>
+              <w:spacing w:before="0" w:after="283"/>
+              <w:jc w:val="left"/>
+              <w:rPr/>
+            </w:pPr>
+            <w:r>
+              <w:rPr/>
+              <w:t>14159 Robert Paris Ct., Suite A, Chantilly, VA 20151, USA</w:t>
             </w:r>
           </w:p>
         </w:tc>
@@ -530,8 +638,12 @@
         <w:trPr/>
         <w:tc>
           <w:tcPr>
-            <w:tcW w:w="211" w:type="dxa"/>
-            <w:tcBorders/>
+            <w:tcW w:w="245" w:type="dxa"/>
+            <w:tcBorders>
+              <w:left w:val="single" w:sz="6" w:space="0" w:color="BFC7D5"/>
+              <w:bottom w:val="single" w:sz="2" w:space="0" w:color="BFC7D5"/>
+              <w:right w:val="single" w:sz="6" w:space="0" w:color="BFC7D5"/>
+            </w:tcBorders>
             <w:vAlign w:val="center"/>
           </w:tcPr>
           <w:p>
@@ -550,8 +662,12 @@
         </w:tc>
         <w:tc>
           <w:tcPr>
-            <w:tcW w:w="6286" w:type="dxa"/>
-            <w:tcBorders/>
+            <w:tcW w:w="6345" w:type="dxa"/>
+            <w:tcBorders>
+              <w:left w:val="single" w:sz="2" w:space="0" w:color="BFC7D5"/>
+              <w:bottom w:val="single" w:sz="2" w:space="0" w:color="BFC7D5"/>
+              <w:right w:val="single" w:sz="6" w:space="0" w:color="BFC7D5"/>
+            </w:tcBorders>
             <w:vAlign w:val="center"/>
           </w:tcPr>
           <w:p>
@@ -570,23 +686,25 @@
         </w:tc>
         <w:tc>
           <w:tcPr>
-            <w:tcW w:w="2251" w:type="dxa"/>
-            <w:tcBorders/>
-            <w:vAlign w:val="center"/>
-          </w:tcPr>
-          <w:p>
-            <w:pPr>
-              <w:pStyle w:val="TableContents"/>
-              <w:bidi w:val="0"/>
-              <w:spacing w:before="0" w:after="283"/>
-              <w:jc w:val="left"/>
-              <w:rPr/>
-            </w:pPr>
-            <w:r>
-              <w:rPr>
-                <w:rStyle w:val="SourceText"/>
-              </w:rPr>
-              <w:t>____________________</w:t>
+            <w:tcW w:w="4748" w:type="dxa"/>
+            <w:tcBorders>
+              <w:left w:val="single" w:sz="2" w:space="0" w:color="BFC7D5"/>
+              <w:bottom w:val="single" w:sz="2" w:space="0" w:color="BFC7D5"/>
+              <w:right w:val="single" w:sz="6" w:space="0" w:color="BFC7D5"/>
+            </w:tcBorders>
+            <w:vAlign w:val="center"/>
+          </w:tcPr>
+          <w:p>
+            <w:pPr>
+              <w:pStyle w:val="TableContents"/>
+              <w:bidi w:val="0"/>
+              <w:spacing w:before="0" w:after="283"/>
+              <w:jc w:val="left"/>
+              <w:rPr/>
+            </w:pPr>
+            <w:r>
+              <w:rPr/>
+              <w:t>Same as registered address</w:t>
             </w:r>
           </w:p>
         </w:tc>
@@ -595,8 +713,12 @@
         <w:trPr/>
         <w:tc>
           <w:tcPr>
-            <w:tcW w:w="211" w:type="dxa"/>
-            <w:tcBorders/>
+            <w:tcW w:w="245" w:type="dxa"/>
+            <w:tcBorders>
+              <w:left w:val="single" w:sz="6" w:space="0" w:color="BFC7D5"/>
+              <w:bottom w:val="single" w:sz="2" w:space="0" w:color="BFC7D5"/>
+              <w:right w:val="single" w:sz="6" w:space="0" w:color="BFC7D5"/>
+            </w:tcBorders>
             <w:vAlign w:val="center"/>
           </w:tcPr>
           <w:p>
@@ -615,8 +737,12 @@
         </w:tc>
         <w:tc>
           <w:tcPr>
-            <w:tcW w:w="6286" w:type="dxa"/>
-            <w:tcBorders/>
+            <w:tcW w:w="6345" w:type="dxa"/>
+            <w:tcBorders>
+              <w:left w:val="single" w:sz="2" w:space="0" w:color="BFC7D5"/>
+              <w:bottom w:val="single" w:sz="2" w:space="0" w:color="BFC7D5"/>
+              <w:right w:val="single" w:sz="6" w:space="0" w:color="BFC7D5"/>
+            </w:tcBorders>
             <w:vAlign w:val="center"/>
           </w:tcPr>
           <w:p>
@@ -635,23 +761,25 @@
         </w:tc>
         <w:tc>
           <w:tcPr>
-            <w:tcW w:w="2251" w:type="dxa"/>
-            <w:tcBorders/>
-            <w:vAlign w:val="center"/>
-          </w:tcPr>
-          <w:p>
-            <w:pPr>
-              <w:pStyle w:val="TableContents"/>
-              <w:bidi w:val="0"/>
-              <w:spacing w:before="0" w:after="283"/>
-              <w:jc w:val="left"/>
-              <w:rPr/>
-            </w:pPr>
-            <w:r>
-              <w:rPr>
-                <w:rStyle w:val="SourceText"/>
-              </w:rPr>
-              <w:t>____________________</w:t>
+            <w:tcW w:w="4748" w:type="dxa"/>
+            <w:tcBorders>
+              <w:left w:val="single" w:sz="2" w:space="0" w:color="BFC7D5"/>
+              <w:bottom w:val="single" w:sz="2" w:space="0" w:color="BFC7D5"/>
+              <w:right w:val="single" w:sz="6" w:space="0" w:color="BFC7D5"/>
+            </w:tcBorders>
+            <w:vAlign w:val="center"/>
+          </w:tcPr>
+          <w:p>
+            <w:pPr>
+              <w:pStyle w:val="TableContents"/>
+              <w:bidi w:val="0"/>
+              <w:spacing w:before="0" w:after="283"/>
+              <w:jc w:val="left"/>
+              <w:rPr/>
+            </w:pPr>
+            <w:r>
+              <w:rPr/>
+              <w:t>To be added from the incorporation record</w:t>
             </w:r>
           </w:p>
         </w:tc>
@@ -660,8 +788,12 @@
         <w:trPr/>
         <w:tc>
           <w:tcPr>
-            <w:tcW w:w="211" w:type="dxa"/>
-            <w:tcBorders/>
+            <w:tcW w:w="245" w:type="dxa"/>
+            <w:tcBorders>
+              <w:left w:val="single" w:sz="6" w:space="0" w:color="BFC7D5"/>
+              <w:bottom w:val="single" w:sz="6" w:space="0" w:color="BFC7D5"/>
+              <w:right w:val="single" w:sz="6" w:space="0" w:color="BFC7D5"/>
+            </w:tcBorders>
             <w:vAlign w:val="center"/>
           </w:tcPr>
           <w:p>
@@ -680,8 +812,12 @@
         </w:tc>
         <w:tc>
           <w:tcPr>
-            <w:tcW w:w="6286" w:type="dxa"/>
-            <w:tcBorders/>
+            <w:tcW w:w="6345" w:type="dxa"/>
+            <w:tcBorders>
+              <w:left w:val="single" w:sz="2" w:space="0" w:color="BFC7D5"/>
+              <w:bottom w:val="single" w:sz="6" w:space="0" w:color="BFC7D5"/>
+              <w:right w:val="single" w:sz="6" w:space="0" w:color="BFC7D5"/>
+            </w:tcBorders>
             <w:vAlign w:val="center"/>
           </w:tcPr>
           <w:p>
@@ -710,23 +846,25 @@
         </w:tc>
         <w:tc>
           <w:tcPr>
-            <w:tcW w:w="2251" w:type="dxa"/>
-            <w:tcBorders/>
-            <w:vAlign w:val="center"/>
-          </w:tcPr>
-          <w:p>
-            <w:pPr>
-              <w:pStyle w:val="TableContents"/>
-              <w:bidi w:val="0"/>
-              <w:spacing w:before="0" w:after="283"/>
-              <w:jc w:val="left"/>
-              <w:rPr/>
-            </w:pPr>
-            <w:r>
-              <w:rPr>
-                <w:rStyle w:val="SourceText"/>
-              </w:rPr>
-              <w:t>____________________</w:t>
+            <w:tcW w:w="4748" w:type="dxa"/>
+            <w:tcBorders>
+              <w:left w:val="single" w:sz="2" w:space="0" w:color="BFC7D5"/>
+              <w:bottom w:val="single" w:sz="6" w:space="0" w:color="BFC7D5"/>
+              <w:right w:val="single" w:sz="6" w:space="0" w:color="BFC7D5"/>
+            </w:tcBorders>
+            <w:vAlign w:val="center"/>
+          </w:tcPr>
+          <w:p>
+            <w:pPr>
+              <w:pStyle w:val="TableContents"/>
+              <w:bidi w:val="0"/>
+              <w:spacing w:before="0" w:after="283"/>
+              <w:jc w:val="left"/>
+              <w:rPr/>
+            </w:pPr>
+            <w:r>
+              <w:rPr/>
+              <w:t>14159 Robert Paris Ct., Suite A, Chantilly, VA 20151, USA</w:t>
             </w:r>
           </w:p>
         </w:tc>
@@ -764,22 +902,22 @@
     </w:p>
     <w:tbl>
       <w:tblPr>
-        <w:tblW w:w="9034" w:type="dxa"/>
+        <w:tblW w:w="5000" w:type="pct"/>
         <w:jc w:val="left"/>
-        <w:tblInd w:w="0" w:type="dxa"/>
+        <w:tblInd w:w="-7" w:type="dxa"/>
         <w:tblLayout w:type="fixed"/>
         <w:tblCellMar>
-          <w:top w:w="28" w:type="dxa"/>
-          <w:left w:w="28" w:type="dxa"/>
-          <w:bottom w:w="28" w:type="dxa"/>
-          <w:right w:w="28" w:type="dxa"/>
+          <w:top w:w="60" w:type="dxa"/>
+          <w:left w:w="60" w:type="dxa"/>
+          <w:bottom w:w="60" w:type="dxa"/>
+          <w:right w:w="60" w:type="dxa"/>
         </w:tblCellMar>
       </w:tblPr>
       <w:tblGrid>
-        <w:gridCol w:w="316"/>
-        <w:gridCol w:w="6361"/>
-        <w:gridCol w:w="1156"/>
-        <w:gridCol w:w="1201"/>
+        <w:gridCol w:w="349"/>
+        <w:gridCol w:w="5755"/>
+        <w:gridCol w:w="2578"/>
+        <w:gridCol w:w="2657"/>
       </w:tblGrid>
       <w:tr>
         <w:trPr>
@@ -787,88 +925,120 @@
         </w:trPr>
         <w:tc>
           <w:tcPr>
-            <w:tcW w:w="316" w:type="dxa"/>
-            <w:tcBorders/>
+            <w:tcW w:w="349" w:type="dxa"/>
+            <w:tcBorders>
+              <w:top w:val="single" w:sz="6" w:space="0" w:color="BFC7D5"/>
+              <w:left w:val="single" w:sz="6" w:space="0" w:color="BFC7D5"/>
+              <w:bottom w:val="single" w:sz="2" w:space="0" w:color="BFC7D5"/>
+              <w:right w:val="single" w:sz="6" w:space="0" w:color="BFC7D5"/>
+            </w:tcBorders>
+            <w:shd w:fill="1F3A5F" w:val="clear"/>
             <w:vAlign w:val="center"/>
           </w:tcPr>
           <w:p>
             <w:pPr>
               <w:pStyle w:val="TableHeading"/>
-              <w:suppressLineNumbers/>
-              <w:shd w:fill="1F3A5F" w:val="clear"/>
-              <w:bidi w:val="0"/>
-              <w:spacing w:before="0" w:after="283"/>
-              <w:jc w:val="center"/>
-              <w:rPr/>
-            </w:pPr>
-            <w:r>
-              <w:rPr/>
+              <w:bidi w:val="0"/>
+              <w:spacing w:before="0" w:after="283"/>
+              <w:jc w:val="left"/>
+              <w:rPr>
+                <w:color w:val="FFFFFF"/>
+              </w:rPr>
+            </w:pPr>
+            <w:r>
+              <w:rPr>
+                <w:color w:val="FFFFFF"/>
+              </w:rPr>
               <w:t>#</w:t>
             </w:r>
           </w:p>
         </w:tc>
         <w:tc>
           <w:tcPr>
-            <w:tcW w:w="6361" w:type="dxa"/>
-            <w:tcBorders/>
+            <w:tcW w:w="5755" w:type="dxa"/>
+            <w:tcBorders>
+              <w:top w:val="single" w:sz="6" w:space="0" w:color="BFC7D5"/>
+              <w:left w:val="single" w:sz="2" w:space="0" w:color="BFC7D5"/>
+              <w:bottom w:val="single" w:sz="2" w:space="0" w:color="BFC7D5"/>
+              <w:right w:val="single" w:sz="6" w:space="0" w:color="BFC7D5"/>
+            </w:tcBorders>
+            <w:shd w:fill="1F3A5F" w:val="clear"/>
             <w:vAlign w:val="center"/>
           </w:tcPr>
           <w:p>
             <w:pPr>
               <w:pStyle w:val="TableHeading"/>
-              <w:suppressLineNumbers/>
-              <w:shd w:fill="1F3A5F" w:val="clear"/>
-              <w:bidi w:val="0"/>
-              <w:spacing w:before="0" w:after="283"/>
-              <w:jc w:val="center"/>
-              <w:rPr/>
-            </w:pPr>
-            <w:r>
-              <w:rPr/>
+              <w:bidi w:val="0"/>
+              <w:spacing w:before="0" w:after="283"/>
+              <w:jc w:val="left"/>
+              <w:rPr>
+                <w:color w:val="FFFFFF"/>
+              </w:rPr>
+            </w:pPr>
+            <w:r>
+              <w:rPr>
+                <w:color w:val="FFFFFF"/>
+              </w:rPr>
               <w:t>Role</w:t>
             </w:r>
           </w:p>
         </w:tc>
         <w:tc>
           <w:tcPr>
-            <w:tcW w:w="1156" w:type="dxa"/>
-            <w:tcBorders/>
+            <w:tcW w:w="2578" w:type="dxa"/>
+            <w:tcBorders>
+              <w:top w:val="single" w:sz="6" w:space="0" w:color="BFC7D5"/>
+              <w:left w:val="single" w:sz="2" w:space="0" w:color="BFC7D5"/>
+              <w:bottom w:val="single" w:sz="2" w:space="0" w:color="BFC7D5"/>
+              <w:right w:val="single" w:sz="6" w:space="0" w:color="BFC7D5"/>
+            </w:tcBorders>
+            <w:shd w:fill="1F3A5F" w:val="clear"/>
             <w:vAlign w:val="center"/>
           </w:tcPr>
           <w:p>
             <w:pPr>
               <w:pStyle w:val="TableHeading"/>
-              <w:suppressLineNumbers/>
-              <w:shd w:fill="1F3A5F" w:val="clear"/>
-              <w:bidi w:val="0"/>
-              <w:spacing w:before="0" w:after="283"/>
-              <w:jc w:val="center"/>
-              <w:rPr/>
-            </w:pPr>
-            <w:r>
-              <w:rPr/>
+              <w:bidi w:val="0"/>
+              <w:spacing w:before="0" w:after="283"/>
+              <w:jc w:val="left"/>
+              <w:rPr>
+                <w:color w:val="FFFFFF"/>
+              </w:rPr>
+            </w:pPr>
+            <w:r>
+              <w:rPr>
+                <w:color w:val="FFFFFF"/>
+              </w:rPr>
               <w:t>Name</w:t>
             </w:r>
           </w:p>
         </w:tc>
         <w:tc>
           <w:tcPr>
-            <w:tcW w:w="1201" w:type="dxa"/>
-            <w:tcBorders/>
+            <w:tcW w:w="2657" w:type="dxa"/>
+            <w:tcBorders>
+              <w:top w:val="single" w:sz="6" w:space="0" w:color="BFC7D5"/>
+              <w:left w:val="single" w:sz="2" w:space="0" w:color="BFC7D5"/>
+              <w:bottom w:val="single" w:sz="2" w:space="0" w:color="BFC7D5"/>
+              <w:right w:val="single" w:sz="6" w:space="0" w:color="BFC7D5"/>
+            </w:tcBorders>
+            <w:shd w:fill="1F3A5F" w:val="clear"/>
             <w:vAlign w:val="center"/>
           </w:tcPr>
           <w:p>
             <w:pPr>
               <w:pStyle w:val="TableHeading"/>
-              <w:suppressLineNumbers/>
-              <w:shd w:fill="1F3A5F" w:val="clear"/>
-              <w:bidi w:val="0"/>
-              <w:spacing w:before="0" w:after="283"/>
-              <w:jc w:val="center"/>
-              <w:rPr/>
-            </w:pPr>
-            <w:r>
-              <w:rPr/>
+              <w:bidi w:val="0"/>
+              <w:spacing w:before="0" w:after="283"/>
+              <w:jc w:val="left"/>
+              <w:rPr>
+                <w:color w:val="FFFFFF"/>
+              </w:rPr>
+            </w:pPr>
+            <w:r>
+              <w:rPr>
+                <w:color w:val="FFFFFF"/>
+              </w:rPr>
               <w:t>Job title</w:t>
             </w:r>
           </w:p>
@@ -878,8 +1048,12 @@
         <w:trPr/>
         <w:tc>
           <w:tcPr>
-            <w:tcW w:w="316" w:type="dxa"/>
-            <w:tcBorders/>
+            <w:tcW w:w="349" w:type="dxa"/>
+            <w:tcBorders>
+              <w:left w:val="single" w:sz="6" w:space="0" w:color="BFC7D5"/>
+              <w:bottom w:val="single" w:sz="2" w:space="0" w:color="BFC7D5"/>
+              <w:right w:val="single" w:sz="6" w:space="0" w:color="BFC7D5"/>
+            </w:tcBorders>
             <w:vAlign w:val="center"/>
           </w:tcPr>
           <w:p>
@@ -898,8 +1072,12 @@
         </w:tc>
         <w:tc>
           <w:tcPr>
-            <w:tcW w:w="6361" w:type="dxa"/>
-            <w:tcBorders/>
+            <w:tcW w:w="5755" w:type="dxa"/>
+            <w:tcBorders>
+              <w:left w:val="single" w:sz="2" w:space="0" w:color="BFC7D5"/>
+              <w:bottom w:val="single" w:sz="2" w:space="0" w:color="BFC7D5"/>
+              <w:right w:val="single" w:sz="6" w:space="0" w:color="BFC7D5"/>
+            </w:tcBorders>
             <w:vAlign w:val="center"/>
           </w:tcPr>
           <w:p>
@@ -918,45 +1096,49 @@
         </w:tc>
         <w:tc>
           <w:tcPr>
-            <w:tcW w:w="1156" w:type="dxa"/>
-            <w:tcBorders/>
-            <w:vAlign w:val="center"/>
-          </w:tcPr>
-          <w:p>
-            <w:pPr>
-              <w:pStyle w:val="TableContents"/>
-              <w:bidi w:val="0"/>
-              <w:spacing w:before="0" w:after="283"/>
-              <w:jc w:val="left"/>
-              <w:rPr/>
-            </w:pPr>
-            <w:r>
-              <w:rPr>
-                <w:rStyle w:val="SourceText"/>
-              </w:rPr>
-              <w:t>__________</w:t>
-            </w:r>
-          </w:p>
-        </w:tc>
-        <w:tc>
-          <w:tcPr>
-            <w:tcW w:w="1201" w:type="dxa"/>
-            <w:tcBorders/>
-            <w:vAlign w:val="center"/>
-          </w:tcPr>
-          <w:p>
-            <w:pPr>
-              <w:pStyle w:val="TableContents"/>
-              <w:bidi w:val="0"/>
-              <w:spacing w:before="0" w:after="283"/>
-              <w:jc w:val="left"/>
-              <w:rPr/>
-            </w:pPr>
-            <w:r>
-              <w:rPr>
-                <w:rStyle w:val="SourceText"/>
-              </w:rPr>
-              <w:t>__________</w:t>
+            <w:tcW w:w="2578" w:type="dxa"/>
+            <w:tcBorders>
+              <w:left w:val="single" w:sz="2" w:space="0" w:color="BFC7D5"/>
+              <w:bottom w:val="single" w:sz="2" w:space="0" w:color="BFC7D5"/>
+              <w:right w:val="single" w:sz="6" w:space="0" w:color="BFC7D5"/>
+            </w:tcBorders>
+            <w:vAlign w:val="center"/>
+          </w:tcPr>
+          <w:p>
+            <w:pPr>
+              <w:pStyle w:val="TableContents"/>
+              <w:bidi w:val="0"/>
+              <w:spacing w:before="0" w:after="283"/>
+              <w:jc w:val="left"/>
+              <w:rPr/>
+            </w:pPr>
+            <w:r>
+              <w:rPr/>
+              <w:t>Anita Johan</w:t>
+            </w:r>
+          </w:p>
+        </w:tc>
+        <w:tc>
+          <w:tcPr>
+            <w:tcW w:w="2657" w:type="dxa"/>
+            <w:tcBorders>
+              <w:left w:val="single" w:sz="2" w:space="0" w:color="BFC7D5"/>
+              <w:bottom w:val="single" w:sz="2" w:space="0" w:color="BFC7D5"/>
+              <w:right w:val="single" w:sz="6" w:space="0" w:color="BFC7D5"/>
+            </w:tcBorders>
+            <w:vAlign w:val="center"/>
+          </w:tcPr>
+          <w:p>
+            <w:pPr>
+              <w:pStyle w:val="TableContents"/>
+              <w:bidi w:val="0"/>
+              <w:spacing w:before="0" w:after="283"/>
+              <w:jc w:val="left"/>
+              <w:rPr/>
+            </w:pPr>
+            <w:r>
+              <w:rPr/>
+              <w:t>Managing Director</w:t>
             </w:r>
           </w:p>
         </w:tc>
@@ -965,8 +1147,12 @@
         <w:trPr/>
         <w:tc>
           <w:tcPr>
-            <w:tcW w:w="316" w:type="dxa"/>
-            <w:tcBorders/>
+            <w:tcW w:w="349" w:type="dxa"/>
+            <w:tcBorders>
+              <w:left w:val="single" w:sz="6" w:space="0" w:color="BFC7D5"/>
+              <w:bottom w:val="single" w:sz="2" w:space="0" w:color="BFC7D5"/>
+              <w:right w:val="single" w:sz="6" w:space="0" w:color="BFC7D5"/>
+            </w:tcBorders>
             <w:vAlign w:val="center"/>
           </w:tcPr>
           <w:p>
@@ -985,8 +1171,12 @@
         </w:tc>
         <w:tc>
           <w:tcPr>
-            <w:tcW w:w="6361" w:type="dxa"/>
-            <w:tcBorders/>
+            <w:tcW w:w="5755" w:type="dxa"/>
+            <w:tcBorders>
+              <w:left w:val="single" w:sz="2" w:space="0" w:color="BFC7D5"/>
+              <w:bottom w:val="single" w:sz="2" w:space="0" w:color="BFC7D5"/>
+              <w:right w:val="single" w:sz="6" w:space="0" w:color="BFC7D5"/>
+            </w:tcBorders>
             <w:vAlign w:val="center"/>
           </w:tcPr>
           <w:p>
@@ -1005,45 +1195,49 @@
         </w:tc>
         <w:tc>
           <w:tcPr>
-            <w:tcW w:w="1156" w:type="dxa"/>
-            <w:tcBorders/>
-            <w:vAlign w:val="center"/>
-          </w:tcPr>
-          <w:p>
-            <w:pPr>
-              <w:pStyle w:val="TableContents"/>
-              <w:bidi w:val="0"/>
-              <w:spacing w:before="0" w:after="283"/>
-              <w:jc w:val="left"/>
-              <w:rPr/>
-            </w:pPr>
-            <w:r>
-              <w:rPr>
-                <w:rStyle w:val="SourceText"/>
-              </w:rPr>
-              <w:t>__________</w:t>
-            </w:r>
-          </w:p>
-        </w:tc>
-        <w:tc>
-          <w:tcPr>
-            <w:tcW w:w="1201" w:type="dxa"/>
-            <w:tcBorders/>
-            <w:vAlign w:val="center"/>
-          </w:tcPr>
-          <w:p>
-            <w:pPr>
-              <w:pStyle w:val="TableContents"/>
-              <w:bidi w:val="0"/>
-              <w:spacing w:before="0" w:after="283"/>
-              <w:jc w:val="left"/>
-              <w:rPr/>
-            </w:pPr>
-            <w:r>
-              <w:rPr>
-                <w:rStyle w:val="SourceText"/>
-              </w:rPr>
-              <w:t>__________</w:t>
+            <w:tcW w:w="2578" w:type="dxa"/>
+            <w:tcBorders>
+              <w:left w:val="single" w:sz="2" w:space="0" w:color="BFC7D5"/>
+              <w:bottom w:val="single" w:sz="2" w:space="0" w:color="BFC7D5"/>
+              <w:right w:val="single" w:sz="6" w:space="0" w:color="BFC7D5"/>
+            </w:tcBorders>
+            <w:vAlign w:val="center"/>
+          </w:tcPr>
+          <w:p>
+            <w:pPr>
+              <w:pStyle w:val="TableContents"/>
+              <w:bidi w:val="0"/>
+              <w:spacing w:before="0" w:after="283"/>
+              <w:jc w:val="left"/>
+              <w:rPr/>
+            </w:pPr>
+            <w:r>
+              <w:rPr/>
+              <w:t>Richard Watson Stephen Amudha</w:t>
+            </w:r>
+          </w:p>
+        </w:tc>
+        <w:tc>
+          <w:tcPr>
+            <w:tcW w:w="2657" w:type="dxa"/>
+            <w:tcBorders>
+              <w:left w:val="single" w:sz="2" w:space="0" w:color="BFC7D5"/>
+              <w:bottom w:val="single" w:sz="2" w:space="0" w:color="BFC7D5"/>
+              <w:right w:val="single" w:sz="6" w:space="0" w:color="BFC7D5"/>
+            </w:tcBorders>
+            <w:vAlign w:val="center"/>
+          </w:tcPr>
+          <w:p>
+            <w:pPr>
+              <w:pStyle w:val="TableContents"/>
+              <w:bidi w:val="0"/>
+              <w:spacing w:before="0" w:after="283"/>
+              <w:jc w:val="left"/>
+              <w:rPr/>
+            </w:pPr>
+            <w:r>
+              <w:rPr/>
+              <w:t>Lead Engineer</w:t>
             </w:r>
           </w:p>
         </w:tc>
@@ -1052,8 +1246,12 @@
         <w:trPr/>
         <w:tc>
           <w:tcPr>
-            <w:tcW w:w="316" w:type="dxa"/>
-            <w:tcBorders/>
+            <w:tcW w:w="349" w:type="dxa"/>
+            <w:tcBorders>
+              <w:left w:val="single" w:sz="6" w:space="0" w:color="BFC7D5"/>
+              <w:bottom w:val="single" w:sz="2" w:space="0" w:color="BFC7D5"/>
+              <w:right w:val="single" w:sz="6" w:space="0" w:color="BFC7D5"/>
+            </w:tcBorders>
             <w:vAlign w:val="center"/>
           </w:tcPr>
           <w:p>
@@ -1072,8 +1270,12 @@
         </w:tc>
         <w:tc>
           <w:tcPr>
-            <w:tcW w:w="6361" w:type="dxa"/>
-            <w:tcBorders/>
+            <w:tcW w:w="5755" w:type="dxa"/>
+            <w:tcBorders>
+              <w:left w:val="single" w:sz="2" w:space="0" w:color="BFC7D5"/>
+              <w:bottom w:val="single" w:sz="2" w:space="0" w:color="BFC7D5"/>
+              <w:right w:val="single" w:sz="6" w:space="0" w:color="BFC7D5"/>
+            </w:tcBorders>
             <w:vAlign w:val="center"/>
           </w:tcPr>
           <w:p>
@@ -1092,45 +1294,49 @@
         </w:tc>
         <w:tc>
           <w:tcPr>
-            <w:tcW w:w="1156" w:type="dxa"/>
-            <w:tcBorders/>
-            <w:vAlign w:val="center"/>
-          </w:tcPr>
-          <w:p>
-            <w:pPr>
-              <w:pStyle w:val="TableContents"/>
-              <w:bidi w:val="0"/>
-              <w:spacing w:before="0" w:after="283"/>
-              <w:jc w:val="left"/>
-              <w:rPr/>
-            </w:pPr>
-            <w:r>
-              <w:rPr>
-                <w:rStyle w:val="SourceText"/>
-              </w:rPr>
-              <w:t>__________</w:t>
-            </w:r>
-          </w:p>
-        </w:tc>
-        <w:tc>
-          <w:tcPr>
-            <w:tcW w:w="1201" w:type="dxa"/>
-            <w:tcBorders/>
-            <w:vAlign w:val="center"/>
-          </w:tcPr>
-          <w:p>
-            <w:pPr>
-              <w:pStyle w:val="TableContents"/>
-              <w:bidi w:val="0"/>
-              <w:spacing w:before="0" w:after="283"/>
-              <w:jc w:val="left"/>
-              <w:rPr/>
-            </w:pPr>
-            <w:r>
-              <w:rPr>
-                <w:rStyle w:val="SourceText"/>
-              </w:rPr>
-              <w:t>__________</w:t>
+            <w:tcW w:w="2578" w:type="dxa"/>
+            <w:tcBorders>
+              <w:left w:val="single" w:sz="2" w:space="0" w:color="BFC7D5"/>
+              <w:bottom w:val="single" w:sz="2" w:space="0" w:color="BFC7D5"/>
+              <w:right w:val="single" w:sz="6" w:space="0" w:color="BFC7D5"/>
+            </w:tcBorders>
+            <w:vAlign w:val="center"/>
+          </w:tcPr>
+          <w:p>
+            <w:pPr>
+              <w:pStyle w:val="TableContents"/>
+              <w:bidi w:val="0"/>
+              <w:spacing w:before="0" w:after="283"/>
+              <w:jc w:val="left"/>
+              <w:rPr/>
+            </w:pPr>
+            <w:r>
+              <w:rPr/>
+              <w:t>Sheryl Nazareth</w:t>
+            </w:r>
+          </w:p>
+        </w:tc>
+        <w:tc>
+          <w:tcPr>
+            <w:tcW w:w="2657" w:type="dxa"/>
+            <w:tcBorders>
+              <w:left w:val="single" w:sz="2" w:space="0" w:color="BFC7D5"/>
+              <w:bottom w:val="single" w:sz="2" w:space="0" w:color="BFC7D5"/>
+              <w:right w:val="single" w:sz="6" w:space="0" w:color="BFC7D5"/>
+            </w:tcBorders>
+            <w:vAlign w:val="center"/>
+          </w:tcPr>
+          <w:p>
+            <w:pPr>
+              <w:pStyle w:val="TableContents"/>
+              <w:bidi w:val="0"/>
+              <w:spacing w:before="0" w:after="283"/>
+              <w:jc w:val="left"/>
+              <w:rPr/>
+            </w:pPr>
+            <w:r>
+              <w:rPr/>
+              <w:t>QA / Management Representative</w:t>
             </w:r>
           </w:p>
         </w:tc>
@@ -1139,8 +1345,12 @@
         <w:trPr/>
         <w:tc>
           <w:tcPr>
-            <w:tcW w:w="316" w:type="dxa"/>
-            <w:tcBorders/>
+            <w:tcW w:w="349" w:type="dxa"/>
+            <w:tcBorders>
+              <w:left w:val="single" w:sz="6" w:space="0" w:color="BFC7D5"/>
+              <w:bottom w:val="single" w:sz="2" w:space="0" w:color="BFC7D5"/>
+              <w:right w:val="single" w:sz="6" w:space="0" w:color="BFC7D5"/>
+            </w:tcBorders>
             <w:vAlign w:val="center"/>
           </w:tcPr>
           <w:p>
@@ -1159,8 +1369,12 @@
         </w:tc>
         <w:tc>
           <w:tcPr>
-            <w:tcW w:w="6361" w:type="dxa"/>
-            <w:tcBorders/>
+            <w:tcW w:w="5755" w:type="dxa"/>
+            <w:tcBorders>
+              <w:left w:val="single" w:sz="2" w:space="0" w:color="BFC7D5"/>
+              <w:bottom w:val="single" w:sz="2" w:space="0" w:color="BFC7D5"/>
+              <w:right w:val="single" w:sz="6" w:space="0" w:color="BFC7D5"/>
+            </w:tcBorders>
             <w:vAlign w:val="center"/>
           </w:tcPr>
           <w:p>
@@ -1179,45 +1393,49 @@
         </w:tc>
         <w:tc>
           <w:tcPr>
-            <w:tcW w:w="1156" w:type="dxa"/>
-            <w:tcBorders/>
-            <w:vAlign w:val="center"/>
-          </w:tcPr>
-          <w:p>
-            <w:pPr>
-              <w:pStyle w:val="TableContents"/>
-              <w:bidi w:val="0"/>
-              <w:spacing w:before="0" w:after="283"/>
-              <w:jc w:val="left"/>
-              <w:rPr/>
-            </w:pPr>
-            <w:r>
-              <w:rPr>
-                <w:rStyle w:val="SourceText"/>
-              </w:rPr>
-              <w:t>__________</w:t>
-            </w:r>
-          </w:p>
-        </w:tc>
-        <w:tc>
-          <w:tcPr>
-            <w:tcW w:w="1201" w:type="dxa"/>
-            <w:tcBorders/>
-            <w:vAlign w:val="center"/>
-          </w:tcPr>
-          <w:p>
-            <w:pPr>
-              <w:pStyle w:val="TableContents"/>
-              <w:bidi w:val="0"/>
-              <w:spacing w:before="0" w:after="283"/>
-              <w:jc w:val="left"/>
-              <w:rPr/>
-            </w:pPr>
-            <w:r>
-              <w:rPr>
-                <w:rStyle w:val="SourceText"/>
-              </w:rPr>
-              <w:t>__________</w:t>
+            <w:tcW w:w="2578" w:type="dxa"/>
+            <w:tcBorders>
+              <w:left w:val="single" w:sz="2" w:space="0" w:color="BFC7D5"/>
+              <w:bottom w:val="single" w:sz="2" w:space="0" w:color="BFC7D5"/>
+              <w:right w:val="single" w:sz="6" w:space="0" w:color="BFC7D5"/>
+            </w:tcBorders>
+            <w:vAlign w:val="center"/>
+          </w:tcPr>
+          <w:p>
+            <w:pPr>
+              <w:pStyle w:val="TableContents"/>
+              <w:bidi w:val="0"/>
+              <w:spacing w:before="0" w:after="283"/>
+              <w:jc w:val="left"/>
+              <w:rPr/>
+            </w:pPr>
+            <w:r>
+              <w:rPr/>
+              <w:t>Kishan Haravu Pradeep</w:t>
+            </w:r>
+          </w:p>
+        </w:tc>
+        <w:tc>
+          <w:tcPr>
+            <w:tcW w:w="2657" w:type="dxa"/>
+            <w:tcBorders>
+              <w:left w:val="single" w:sz="2" w:space="0" w:color="BFC7D5"/>
+              <w:bottom w:val="single" w:sz="2" w:space="0" w:color="BFC7D5"/>
+              <w:right w:val="single" w:sz="6" w:space="0" w:color="BFC7D5"/>
+            </w:tcBorders>
+            <w:vAlign w:val="center"/>
+          </w:tcPr>
+          <w:p>
+            <w:pPr>
+              <w:pStyle w:val="TableContents"/>
+              <w:bidi w:val="0"/>
+              <w:spacing w:before="0" w:after="283"/>
+              <w:jc w:val="left"/>
+              <w:rPr/>
+            </w:pPr>
+            <w:r>
+              <w:rPr/>
+              <w:t>Data custodian</w:t>
             </w:r>
           </w:p>
         </w:tc>
@@ -1226,8 +1444,12 @@
         <w:trPr/>
         <w:tc>
           <w:tcPr>
-            <w:tcW w:w="316" w:type="dxa"/>
-            <w:tcBorders/>
+            <w:tcW w:w="349" w:type="dxa"/>
+            <w:tcBorders>
+              <w:left w:val="single" w:sz="6" w:space="0" w:color="BFC7D5"/>
+              <w:bottom w:val="single" w:sz="6" w:space="0" w:color="BFC7D5"/>
+              <w:right w:val="single" w:sz="6" w:space="0" w:color="BFC7D5"/>
+            </w:tcBorders>
             <w:vAlign w:val="center"/>
           </w:tcPr>
           <w:p>
@@ -1246,8 +1468,12 @@
         </w:tc>
         <w:tc>
           <w:tcPr>
-            <w:tcW w:w="6361" w:type="dxa"/>
-            <w:tcBorders/>
+            <w:tcW w:w="5755" w:type="dxa"/>
+            <w:tcBorders>
+              <w:left w:val="single" w:sz="2" w:space="0" w:color="BFC7D5"/>
+              <w:bottom w:val="single" w:sz="6" w:space="0" w:color="BFC7D5"/>
+              <w:right w:val="single" w:sz="6" w:space="0" w:color="BFC7D5"/>
+            </w:tcBorders>
             <w:vAlign w:val="center"/>
           </w:tcPr>
           <w:p>
@@ -1266,45 +1492,49 @@
         </w:tc>
         <w:tc>
           <w:tcPr>
-            <w:tcW w:w="1156" w:type="dxa"/>
-            <w:tcBorders/>
-            <w:vAlign w:val="center"/>
-          </w:tcPr>
-          <w:p>
-            <w:pPr>
-              <w:pStyle w:val="TableContents"/>
-              <w:bidi w:val="0"/>
-              <w:spacing w:before="0" w:after="283"/>
-              <w:jc w:val="left"/>
-              <w:rPr/>
-            </w:pPr>
-            <w:r>
-              <w:rPr>
-                <w:rStyle w:val="SourceText"/>
-              </w:rPr>
-              <w:t>__________</w:t>
-            </w:r>
-          </w:p>
-        </w:tc>
-        <w:tc>
-          <w:tcPr>
-            <w:tcW w:w="1201" w:type="dxa"/>
-            <w:tcBorders/>
-            <w:vAlign w:val="center"/>
-          </w:tcPr>
-          <w:p>
-            <w:pPr>
-              <w:pStyle w:val="TableContents"/>
-              <w:bidi w:val="0"/>
-              <w:spacing w:before="0" w:after="283"/>
-              <w:jc w:val="left"/>
-              <w:rPr/>
-            </w:pPr>
-            <w:r>
-              <w:rPr>
-                <w:rStyle w:val="SourceText"/>
-              </w:rPr>
-              <w:t>__________</w:t>
+            <w:tcW w:w="2578" w:type="dxa"/>
+            <w:tcBorders>
+              <w:left w:val="single" w:sz="2" w:space="0" w:color="BFC7D5"/>
+              <w:bottom w:val="single" w:sz="6" w:space="0" w:color="BFC7D5"/>
+              <w:right w:val="single" w:sz="6" w:space="0" w:color="BFC7D5"/>
+            </w:tcBorders>
+            <w:vAlign w:val="center"/>
+          </w:tcPr>
+          <w:p>
+            <w:pPr>
+              <w:pStyle w:val="TableContents"/>
+              <w:bidi w:val="0"/>
+              <w:spacing w:before="0" w:after="283"/>
+              <w:jc w:val="left"/>
+              <w:rPr/>
+            </w:pPr>
+            <w:r>
+              <w:rPr/>
+              <w:t>Alexander Peter</w:t>
+            </w:r>
+          </w:p>
+        </w:tc>
+        <w:tc>
+          <w:tcPr>
+            <w:tcW w:w="2657" w:type="dxa"/>
+            <w:tcBorders>
+              <w:left w:val="single" w:sz="2" w:space="0" w:color="BFC7D5"/>
+              <w:bottom w:val="single" w:sz="6" w:space="0" w:color="BFC7D5"/>
+              <w:right w:val="single" w:sz="6" w:space="0" w:color="BFC7D5"/>
+            </w:tcBorders>
+            <w:vAlign w:val="center"/>
+          </w:tcPr>
+          <w:p>
+            <w:pPr>
+              <w:pStyle w:val="TableContents"/>
+              <w:bidi w:val="0"/>
+              <w:spacing w:before="0" w:after="283"/>
+              <w:jc w:val="left"/>
+              <w:rPr/>
+            </w:pPr>
+            <w:r>
+              <w:rPr/>
+              <w:t>EchoMind Project Lead (reviewer)</w:t>
             </w:r>
           </w:p>
         </w:tc>
@@ -1336,47 +1566,43 @@
         <w:rPr/>
       </w:pPr>
       <w:r>
+        <w:rPr>
+          <w:rStyle w:val="Strong"/>
+        </w:rPr>
+        <w:t>Done 2026-10-07</w:t>
+      </w:r>
+      <w:r>
         <w:rPr/>
-        <w:t xml:space="preserve">Until this is done every document reads </w:t>
+        <w:t xml:space="preserve"> — approvals confirmed by the role holders and recorded in </w:t>
       </w:r>
       <w:r>
         <w:rPr>
           <w:rStyle w:val="SourceText"/>
         </w:rPr>
-        <w:t>DRAFT — not yet approved</w:t>
+        <w:t>records/approvals/2026-10-07_AR-2026-001_document_approval.md</w:t>
       </w:r>
       <w:r>
         <w:rPr/>
-        <w:t xml:space="preserve"> and the QMS does not exist as a system. </w:t>
-      </w:r>
-      <w:r>
-        <w:rPr>
-          <w:rStyle w:val="Strong"/>
-        </w:rPr>
-        <w:t>It must be your own act</w:t>
-      </w:r>
-      <w:r>
-        <w:rPr/>
-        <w:t xml:space="preserve"> — I will not pre-fill a name, a signature or a date, and none should ever be back-dated.</w:t>
+        <w:t>.</w:t>
       </w:r>
     </w:p>
     <w:tbl>
       <w:tblPr>
-        <w:tblW w:w="8718" w:type="dxa"/>
+        <w:tblW w:w="5000" w:type="pct"/>
         <w:jc w:val="left"/>
-        <w:tblInd w:w="0" w:type="dxa"/>
+        <w:tblInd w:w="-7" w:type="dxa"/>
         <w:tblLayout w:type="fixed"/>
         <w:tblCellMar>
-          <w:top w:w="28" w:type="dxa"/>
-          <w:left w:w="28" w:type="dxa"/>
-          <w:bottom w:w="28" w:type="dxa"/>
-          <w:right w:w="28" w:type="dxa"/>
+          <w:top w:w="60" w:type="dxa"/>
+          <w:left w:w="60" w:type="dxa"/>
+          <w:bottom w:w="60" w:type="dxa"/>
+          <w:right w:w="60" w:type="dxa"/>
         </w:tblCellMar>
       </w:tblPr>
       <w:tblGrid>
-        <w:gridCol w:w="316"/>
-        <w:gridCol w:w="5941"/>
-        <w:gridCol w:w="2461"/>
+        <w:gridCol w:w="439"/>
+        <w:gridCol w:w="7515"/>
+        <w:gridCol w:w="3384"/>
       </w:tblGrid>
       <w:tr>
         <w:trPr>
@@ -1384,66 +1610,90 @@
         </w:trPr>
         <w:tc>
           <w:tcPr>
-            <w:tcW w:w="316" w:type="dxa"/>
-            <w:tcBorders/>
+            <w:tcW w:w="439" w:type="dxa"/>
+            <w:tcBorders>
+              <w:top w:val="single" w:sz="6" w:space="0" w:color="BFC7D5"/>
+              <w:left w:val="single" w:sz="6" w:space="0" w:color="BFC7D5"/>
+              <w:bottom w:val="single" w:sz="2" w:space="0" w:color="BFC7D5"/>
+              <w:right w:val="single" w:sz="6" w:space="0" w:color="BFC7D5"/>
+            </w:tcBorders>
+            <w:shd w:fill="1F3A5F" w:val="clear"/>
             <w:vAlign w:val="center"/>
           </w:tcPr>
           <w:p>
             <w:pPr>
               <w:pStyle w:val="TableHeading"/>
-              <w:suppressLineNumbers/>
-              <w:shd w:fill="1F3A5F" w:val="clear"/>
-              <w:bidi w:val="0"/>
-              <w:spacing w:before="0" w:after="283"/>
-              <w:jc w:val="center"/>
-              <w:rPr/>
-            </w:pPr>
-            <w:r>
-              <w:rPr/>
+              <w:bidi w:val="0"/>
+              <w:spacing w:before="0" w:after="283"/>
+              <w:jc w:val="left"/>
+              <w:rPr>
+                <w:color w:val="FFFFFF"/>
+              </w:rPr>
+            </w:pPr>
+            <w:r>
+              <w:rPr>
+                <w:color w:val="FFFFFF"/>
+              </w:rPr>
               <w:t>#</w:t>
             </w:r>
           </w:p>
         </w:tc>
         <w:tc>
           <w:tcPr>
-            <w:tcW w:w="5941" w:type="dxa"/>
-            <w:tcBorders/>
+            <w:tcW w:w="7515" w:type="dxa"/>
+            <w:tcBorders>
+              <w:top w:val="single" w:sz="6" w:space="0" w:color="BFC7D5"/>
+              <w:left w:val="single" w:sz="2" w:space="0" w:color="BFC7D5"/>
+              <w:bottom w:val="single" w:sz="2" w:space="0" w:color="BFC7D5"/>
+              <w:right w:val="single" w:sz="6" w:space="0" w:color="BFC7D5"/>
+            </w:tcBorders>
+            <w:shd w:fill="1F3A5F" w:val="clear"/>
             <w:vAlign w:val="center"/>
           </w:tcPr>
           <w:p>
             <w:pPr>
               <w:pStyle w:val="TableHeading"/>
-              <w:suppressLineNumbers/>
-              <w:shd w:fill="1F3A5F" w:val="clear"/>
-              <w:bidi w:val="0"/>
-              <w:spacing w:before="0" w:after="283"/>
-              <w:jc w:val="center"/>
-              <w:rPr/>
-            </w:pPr>
-            <w:r>
-              <w:rPr/>
+              <w:bidi w:val="0"/>
+              <w:spacing w:before="0" w:after="283"/>
+              <w:jc w:val="left"/>
+              <w:rPr>
+                <w:color w:val="FFFFFF"/>
+              </w:rPr>
+            </w:pPr>
+            <w:r>
+              <w:rPr>
+                <w:color w:val="FFFFFF"/>
+              </w:rPr>
               <w:t>Question</w:t>
             </w:r>
           </w:p>
         </w:tc>
         <w:tc>
           <w:tcPr>
-            <w:tcW w:w="2461" w:type="dxa"/>
-            <w:tcBorders/>
+            <w:tcW w:w="3384" w:type="dxa"/>
+            <w:tcBorders>
+              <w:top w:val="single" w:sz="6" w:space="0" w:color="BFC7D5"/>
+              <w:left w:val="single" w:sz="2" w:space="0" w:color="BFC7D5"/>
+              <w:bottom w:val="single" w:sz="2" w:space="0" w:color="BFC7D5"/>
+              <w:right w:val="single" w:sz="6" w:space="0" w:color="BFC7D5"/>
+            </w:tcBorders>
+            <w:shd w:fill="1F3A5F" w:val="clear"/>
             <w:vAlign w:val="center"/>
           </w:tcPr>
           <w:p>
             <w:pPr>
               <w:pStyle w:val="TableHeading"/>
-              <w:suppressLineNumbers/>
-              <w:shd w:fill="1F3A5F" w:val="clear"/>
-              <w:bidi w:val="0"/>
-              <w:spacing w:before="0" w:after="283"/>
-              <w:jc w:val="center"/>
-              <w:rPr/>
-            </w:pPr>
-            <w:r>
-              <w:rPr/>
+              <w:bidi w:val="0"/>
+              <w:spacing w:before="0" w:after="283"/>
+              <w:jc w:val="left"/>
+              <w:rPr>
+                <w:color w:val="FFFFFF"/>
+              </w:rPr>
+            </w:pPr>
+            <w:r>
+              <w:rPr>
+                <w:color w:val="FFFFFF"/>
+              </w:rPr>
               <w:t>Your answer</w:t>
             </w:r>
           </w:p>
@@ -1453,8 +1703,12 @@
         <w:trPr/>
         <w:tc>
           <w:tcPr>
-            <w:tcW w:w="316" w:type="dxa"/>
-            <w:tcBorders/>
+            <w:tcW w:w="439" w:type="dxa"/>
+            <w:tcBorders>
+              <w:left w:val="single" w:sz="6" w:space="0" w:color="BFC7D5"/>
+              <w:bottom w:val="single" w:sz="2" w:space="0" w:color="BFC7D5"/>
+              <w:right w:val="single" w:sz="6" w:space="0" w:color="BFC7D5"/>
+            </w:tcBorders>
             <w:vAlign w:val="center"/>
           </w:tcPr>
           <w:p>
@@ -1473,8 +1727,12 @@
         </w:tc>
         <w:tc>
           <w:tcPr>
-            <w:tcW w:w="5941" w:type="dxa"/>
-            <w:tcBorders/>
+            <w:tcW w:w="7515" w:type="dxa"/>
+            <w:tcBorders>
+              <w:left w:val="single" w:sz="2" w:space="0" w:color="BFC7D5"/>
+              <w:bottom w:val="single" w:sz="2" w:space="0" w:color="BFC7D5"/>
+              <w:right w:val="single" w:sz="6" w:space="0" w:color="BFC7D5"/>
+            </w:tcBorders>
             <w:vAlign w:val="center"/>
           </w:tcPr>
           <w:p>
@@ -1493,23 +1751,25 @@
         </w:tc>
         <w:tc>
           <w:tcPr>
-            <w:tcW w:w="2461" w:type="dxa"/>
-            <w:tcBorders/>
-            <w:vAlign w:val="center"/>
-          </w:tcPr>
-          <w:p>
-            <w:pPr>
-              <w:pStyle w:val="TableContents"/>
-              <w:bidi w:val="0"/>
-              <w:spacing w:before="0" w:after="283"/>
-              <w:jc w:val="left"/>
-              <w:rPr/>
-            </w:pPr>
-            <w:r>
-              <w:rPr>
-                <w:rStyle w:val="SourceText"/>
-              </w:rPr>
-              <w:t>__________</w:t>
+            <w:tcW w:w="3384" w:type="dxa"/>
+            <w:tcBorders>
+              <w:left w:val="single" w:sz="2" w:space="0" w:color="BFC7D5"/>
+              <w:bottom w:val="single" w:sz="2" w:space="0" w:color="BFC7D5"/>
+              <w:right w:val="single" w:sz="6" w:space="0" w:color="BFC7D5"/>
+            </w:tcBorders>
+            <w:vAlign w:val="center"/>
+          </w:tcPr>
+          <w:p>
+            <w:pPr>
+              <w:pStyle w:val="TableContents"/>
+              <w:bidi w:val="0"/>
+              <w:spacing w:before="0" w:after="283"/>
+              <w:jc w:val="left"/>
+              <w:rPr/>
+            </w:pPr>
+            <w:r>
+              <w:rPr/>
+              <w:t>Anita Johan (Managing Director)</w:t>
             </w:r>
           </w:p>
         </w:tc>
@@ -1518,8 +1778,12 @@
         <w:trPr/>
         <w:tc>
           <w:tcPr>
-            <w:tcW w:w="316" w:type="dxa"/>
-            <w:tcBorders/>
+            <w:tcW w:w="439" w:type="dxa"/>
+            <w:tcBorders>
+              <w:left w:val="single" w:sz="6" w:space="0" w:color="BFC7D5"/>
+              <w:bottom w:val="single" w:sz="2" w:space="0" w:color="BFC7D5"/>
+              <w:right w:val="single" w:sz="6" w:space="0" w:color="BFC7D5"/>
+            </w:tcBorders>
             <w:vAlign w:val="center"/>
           </w:tcPr>
           <w:p>
@@ -1538,8 +1802,12 @@
         </w:tc>
         <w:tc>
           <w:tcPr>
-            <w:tcW w:w="5941" w:type="dxa"/>
-            <w:tcBorders/>
+            <w:tcW w:w="7515" w:type="dxa"/>
+            <w:tcBorders>
+              <w:left w:val="single" w:sz="2" w:space="0" w:color="BFC7D5"/>
+              <w:bottom w:val="single" w:sz="2" w:space="0" w:color="BFC7D5"/>
+              <w:right w:val="single" w:sz="6" w:space="0" w:color="BFC7D5"/>
+            </w:tcBorders>
             <w:vAlign w:val="center"/>
           </w:tcPr>
           <w:p>
@@ -1558,23 +1826,25 @@
         </w:tc>
         <w:tc>
           <w:tcPr>
-            <w:tcW w:w="2461" w:type="dxa"/>
-            <w:tcBorders/>
-            <w:vAlign w:val="center"/>
-          </w:tcPr>
-          <w:p>
-            <w:pPr>
-              <w:pStyle w:val="TableContents"/>
-              <w:bidi w:val="0"/>
-              <w:spacing w:before="0" w:after="283"/>
-              <w:jc w:val="left"/>
-              <w:rPr/>
-            </w:pPr>
-            <w:r>
-              <w:rPr>
-                <w:rStyle w:val="SourceText"/>
-              </w:rPr>
-              <w:t>____ / ____ / ________</w:t>
+            <w:tcW w:w="3384" w:type="dxa"/>
+            <w:tcBorders>
+              <w:left w:val="single" w:sz="2" w:space="0" w:color="BFC7D5"/>
+              <w:bottom w:val="single" w:sz="2" w:space="0" w:color="BFC7D5"/>
+              <w:right w:val="single" w:sz="6" w:space="0" w:color="BFC7D5"/>
+            </w:tcBorders>
+            <w:vAlign w:val="center"/>
+          </w:tcPr>
+          <w:p>
+            <w:pPr>
+              <w:pStyle w:val="TableContents"/>
+              <w:bidi w:val="0"/>
+              <w:spacing w:before="0" w:after="283"/>
+              <w:jc w:val="left"/>
+              <w:rPr/>
+            </w:pPr>
+            <w:r>
+              <w:rPr/>
+              <w:t>2026-10-07</w:t>
             </w:r>
           </w:p>
         </w:tc>
@@ -1583,8 +1853,12 @@
         <w:trPr/>
         <w:tc>
           <w:tcPr>
-            <w:tcW w:w="316" w:type="dxa"/>
-            <w:tcBorders/>
+            <w:tcW w:w="439" w:type="dxa"/>
+            <w:tcBorders>
+              <w:left w:val="single" w:sz="6" w:space="0" w:color="BFC7D5"/>
+              <w:bottom w:val="single" w:sz="6" w:space="0" w:color="BFC7D5"/>
+              <w:right w:val="single" w:sz="6" w:space="0" w:color="BFC7D5"/>
+            </w:tcBorders>
             <w:vAlign w:val="center"/>
           </w:tcPr>
           <w:p>
@@ -1603,8 +1877,12 @@
         </w:tc>
         <w:tc>
           <w:tcPr>
-            <w:tcW w:w="5941" w:type="dxa"/>
-            <w:tcBorders/>
+            <w:tcW w:w="7515" w:type="dxa"/>
+            <w:tcBorders>
+              <w:left w:val="single" w:sz="2" w:space="0" w:color="BFC7D5"/>
+              <w:bottom w:val="single" w:sz="6" w:space="0" w:color="BFC7D5"/>
+              <w:right w:val="single" w:sz="6" w:space="0" w:color="BFC7D5"/>
+            </w:tcBorders>
             <w:vAlign w:val="center"/>
           </w:tcPr>
           <w:p>
@@ -1633,23 +1911,25 @@
         </w:tc>
         <w:tc>
           <w:tcPr>
-            <w:tcW w:w="2461" w:type="dxa"/>
-            <w:tcBorders/>
-            <w:vAlign w:val="center"/>
-          </w:tcPr>
-          <w:p>
-            <w:pPr>
-              <w:pStyle w:val="TableContents"/>
-              <w:bidi w:val="0"/>
-              <w:spacing w:before="0" w:after="283"/>
-              <w:jc w:val="left"/>
-              <w:rPr/>
-            </w:pPr>
-            <w:r>
-              <w:rPr>
-                <w:rStyle w:val="SourceText"/>
-              </w:rPr>
-              <w:t>__________</w:t>
+            <w:tcW w:w="3384" w:type="dxa"/>
+            <w:tcBorders>
+              <w:left w:val="single" w:sz="2" w:space="0" w:color="BFC7D5"/>
+              <w:bottom w:val="single" w:sz="6" w:space="0" w:color="BFC7D5"/>
+              <w:right w:val="single" w:sz="6" w:space="0" w:color="BFC7D5"/>
+            </w:tcBorders>
+            <w:vAlign w:val="center"/>
+          </w:tcPr>
+          <w:p>
+            <w:pPr>
+              <w:pStyle w:val="TableContents"/>
+              <w:bidi w:val="0"/>
+              <w:spacing w:before="0" w:after="283"/>
+              <w:jc w:val="left"/>
+              <w:rPr/>
+            </w:pPr>
+            <w:r>
+              <w:rPr/>
+              <w:t>Accepted as written</w:t>
             </w:r>
           </w:p>
         </w:tc>
@@ -1710,22 +1990,22 @@
     </w:p>
     <w:tbl>
       <w:tblPr>
-        <w:tblW w:w="10654" w:type="dxa"/>
+        <w:tblW w:w="5000" w:type="pct"/>
         <w:jc w:val="left"/>
-        <w:tblInd w:w="0" w:type="dxa"/>
+        <w:tblInd w:w="-7" w:type="dxa"/>
         <w:tblLayout w:type="fixed"/>
         <w:tblCellMar>
-          <w:top w:w="28" w:type="dxa"/>
-          <w:left w:w="28" w:type="dxa"/>
-          <w:bottom w:w="28" w:type="dxa"/>
-          <w:right w:w="28" w:type="dxa"/>
+          <w:top w:w="60" w:type="dxa"/>
+          <w:left w:w="60" w:type="dxa"/>
+          <w:bottom w:w="60" w:type="dxa"/>
+          <w:right w:w="60" w:type="dxa"/>
         </w:tblCellMar>
       </w:tblPr>
       <w:tblGrid>
-        <w:gridCol w:w="316"/>
-        <w:gridCol w:w="4231"/>
-        <w:gridCol w:w="3841"/>
-        <w:gridCol w:w="2266"/>
+        <w:gridCol w:w="349"/>
+        <w:gridCol w:w="2303"/>
+        <w:gridCol w:w="2330"/>
+        <w:gridCol w:w="6357"/>
       </w:tblGrid>
       <w:tr>
         <w:trPr>
@@ -1733,88 +2013,120 @@
         </w:trPr>
         <w:tc>
           <w:tcPr>
-            <w:tcW w:w="316" w:type="dxa"/>
-            <w:tcBorders/>
+            <w:tcW w:w="349" w:type="dxa"/>
+            <w:tcBorders>
+              <w:top w:val="single" w:sz="6" w:space="0" w:color="BFC7D5"/>
+              <w:left w:val="single" w:sz="6" w:space="0" w:color="BFC7D5"/>
+              <w:bottom w:val="single" w:sz="2" w:space="0" w:color="BFC7D5"/>
+              <w:right w:val="single" w:sz="6" w:space="0" w:color="BFC7D5"/>
+            </w:tcBorders>
+            <w:shd w:fill="1F3A5F" w:val="clear"/>
             <w:vAlign w:val="center"/>
           </w:tcPr>
           <w:p>
             <w:pPr>
               <w:pStyle w:val="TableHeading"/>
-              <w:suppressLineNumbers/>
-              <w:shd w:fill="1F3A5F" w:val="clear"/>
-              <w:bidi w:val="0"/>
-              <w:spacing w:before="0" w:after="283"/>
-              <w:jc w:val="center"/>
-              <w:rPr/>
-            </w:pPr>
-            <w:r>
-              <w:rPr/>
+              <w:bidi w:val="0"/>
+              <w:spacing w:before="0" w:after="283"/>
+              <w:jc w:val="left"/>
+              <w:rPr>
+                <w:color w:val="FFFFFF"/>
+              </w:rPr>
+            </w:pPr>
+            <w:r>
+              <w:rPr>
+                <w:color w:val="FFFFFF"/>
+              </w:rPr>
               <w:t>#</w:t>
             </w:r>
           </w:p>
         </w:tc>
         <w:tc>
           <w:tcPr>
-            <w:tcW w:w="4231" w:type="dxa"/>
-            <w:tcBorders/>
+            <w:tcW w:w="2303" w:type="dxa"/>
+            <w:tcBorders>
+              <w:top w:val="single" w:sz="6" w:space="0" w:color="BFC7D5"/>
+              <w:left w:val="single" w:sz="2" w:space="0" w:color="BFC7D5"/>
+              <w:bottom w:val="single" w:sz="2" w:space="0" w:color="BFC7D5"/>
+              <w:right w:val="single" w:sz="6" w:space="0" w:color="BFC7D5"/>
+            </w:tcBorders>
+            <w:shd w:fill="1F3A5F" w:val="clear"/>
             <w:vAlign w:val="center"/>
           </w:tcPr>
           <w:p>
             <w:pPr>
               <w:pStyle w:val="TableHeading"/>
-              <w:suppressLineNumbers/>
-              <w:shd w:fill="1F3A5F" w:val="clear"/>
-              <w:bidi w:val="0"/>
-              <w:spacing w:before="0" w:after="283"/>
-              <w:jc w:val="center"/>
-              <w:rPr/>
-            </w:pPr>
-            <w:r>
-              <w:rPr/>
+              <w:bidi w:val="0"/>
+              <w:spacing w:before="0" w:after="283"/>
+              <w:jc w:val="left"/>
+              <w:rPr>
+                <w:color w:val="FFFFFF"/>
+              </w:rPr>
+            </w:pPr>
+            <w:r>
+              <w:rPr>
+                <w:color w:val="FFFFFF"/>
+              </w:rPr>
               <w:t>Data class</w:t>
             </w:r>
           </w:p>
         </w:tc>
         <w:tc>
           <w:tcPr>
-            <w:tcW w:w="3841" w:type="dxa"/>
-            <w:tcBorders/>
+            <w:tcW w:w="2330" w:type="dxa"/>
+            <w:tcBorders>
+              <w:top w:val="single" w:sz="6" w:space="0" w:color="BFC7D5"/>
+              <w:left w:val="single" w:sz="2" w:space="0" w:color="BFC7D5"/>
+              <w:bottom w:val="single" w:sz="2" w:space="0" w:color="BFC7D5"/>
+              <w:right w:val="single" w:sz="6" w:space="0" w:color="BFC7D5"/>
+            </w:tcBorders>
+            <w:shd w:fill="1F3A5F" w:val="clear"/>
             <w:vAlign w:val="center"/>
           </w:tcPr>
           <w:p>
             <w:pPr>
               <w:pStyle w:val="TableHeading"/>
-              <w:suppressLineNumbers/>
-              <w:shd w:fill="1F3A5F" w:val="clear"/>
-              <w:bidi w:val="0"/>
-              <w:spacing w:before="0" w:after="283"/>
-              <w:jc w:val="center"/>
-              <w:rPr/>
-            </w:pPr>
-            <w:r>
-              <w:rPr/>
+              <w:bidi w:val="0"/>
+              <w:spacing w:before="0" w:after="283"/>
+              <w:jc w:val="left"/>
+              <w:rPr>
+                <w:color w:val="FFFFFF"/>
+              </w:rPr>
+            </w:pPr>
+            <w:r>
+              <w:rPr>
+                <w:color w:val="FFFFFF"/>
+              </w:rPr>
               <w:t>Where it lives</w:t>
             </w:r>
           </w:p>
         </w:tc>
         <w:tc>
           <w:tcPr>
-            <w:tcW w:w="2266" w:type="dxa"/>
-            <w:tcBorders/>
+            <w:tcW w:w="6357" w:type="dxa"/>
+            <w:tcBorders>
+              <w:top w:val="single" w:sz="6" w:space="0" w:color="BFC7D5"/>
+              <w:left w:val="single" w:sz="2" w:space="0" w:color="BFC7D5"/>
+              <w:bottom w:val="single" w:sz="2" w:space="0" w:color="BFC7D5"/>
+              <w:right w:val="single" w:sz="6" w:space="0" w:color="BFC7D5"/>
+            </w:tcBorders>
+            <w:shd w:fill="1F3A5F" w:val="clear"/>
             <w:vAlign w:val="center"/>
           </w:tcPr>
           <w:p>
             <w:pPr>
               <w:pStyle w:val="TableHeading"/>
-              <w:suppressLineNumbers/>
-              <w:shd w:fill="1F3A5F" w:val="clear"/>
-              <w:bidi w:val="0"/>
-              <w:spacing w:before="0" w:after="283"/>
-              <w:jc w:val="center"/>
-              <w:rPr/>
-            </w:pPr>
-            <w:r>
-              <w:rPr/>
+              <w:bidi w:val="0"/>
+              <w:spacing w:before="0" w:after="283"/>
+              <w:jc w:val="left"/>
+              <w:rPr>
+                <w:color w:val="FFFFFF"/>
+              </w:rPr>
+            </w:pPr>
+            <w:r>
+              <w:rPr>
+                <w:color w:val="FFFFFF"/>
+              </w:rPr>
               <w:t>How long do you keep it?</w:t>
             </w:r>
           </w:p>
@@ -1824,8 +2136,12 @@
         <w:trPr/>
         <w:tc>
           <w:tcPr>
-            <w:tcW w:w="316" w:type="dxa"/>
-            <w:tcBorders/>
+            <w:tcW w:w="349" w:type="dxa"/>
+            <w:tcBorders>
+              <w:left w:val="single" w:sz="6" w:space="0" w:color="BFC7D5"/>
+              <w:bottom w:val="single" w:sz="2" w:space="0" w:color="BFC7D5"/>
+              <w:right w:val="single" w:sz="6" w:space="0" w:color="BFC7D5"/>
+            </w:tcBorders>
             <w:vAlign w:val="center"/>
           </w:tcPr>
           <w:p>
@@ -1844,8 +2160,12 @@
         </w:tc>
         <w:tc>
           <w:tcPr>
-            <w:tcW w:w="4231" w:type="dxa"/>
-            <w:tcBorders/>
+            <w:tcW w:w="2303" w:type="dxa"/>
+            <w:tcBorders>
+              <w:left w:val="single" w:sz="2" w:space="0" w:color="BFC7D5"/>
+              <w:bottom w:val="single" w:sz="2" w:space="0" w:color="BFC7D5"/>
+              <w:right w:val="single" w:sz="6" w:space="0" w:color="BFC7D5"/>
+            </w:tcBorders>
             <w:vAlign w:val="center"/>
           </w:tcPr>
           <w:p>
@@ -1864,8 +2184,12 @@
         </w:tc>
         <w:tc>
           <w:tcPr>
-            <w:tcW w:w="3841" w:type="dxa"/>
-            <w:tcBorders/>
+            <w:tcW w:w="2330" w:type="dxa"/>
+            <w:tcBorders>
+              <w:left w:val="single" w:sz="2" w:space="0" w:color="BFC7D5"/>
+              <w:bottom w:val="single" w:sz="2" w:space="0" w:color="BFC7D5"/>
+              <w:right w:val="single" w:sz="6" w:space="0" w:color="BFC7D5"/>
+            </w:tcBorders>
             <w:vAlign w:val="center"/>
           </w:tcPr>
           <w:p>
@@ -1906,23 +2230,45 @@
         </w:tc>
         <w:tc>
           <w:tcPr>
-            <w:tcW w:w="2266" w:type="dxa"/>
-            <w:tcBorders/>
-            <w:vAlign w:val="center"/>
-          </w:tcPr>
-          <w:p>
-            <w:pPr>
-              <w:pStyle w:val="TableContents"/>
-              <w:bidi w:val="0"/>
-              <w:spacing w:before="0" w:after="283"/>
-              <w:jc w:val="left"/>
-              <w:rPr/>
-            </w:pPr>
+            <w:tcW w:w="6357" w:type="dxa"/>
+            <w:tcBorders>
+              <w:left w:val="single" w:sz="2" w:space="0" w:color="BFC7D5"/>
+              <w:bottom w:val="single" w:sz="2" w:space="0" w:color="BFC7D5"/>
+              <w:right w:val="single" w:sz="6" w:space="0" w:color="BFC7D5"/>
+            </w:tcBorders>
+            <w:vAlign w:val="center"/>
+          </w:tcPr>
+          <w:p>
+            <w:pPr>
+              <w:pStyle w:val="TableContents"/>
+              <w:bidi w:val="0"/>
+              <w:spacing w:before="0" w:after="283"/>
+              <w:jc w:val="left"/>
+              <w:rPr/>
+            </w:pPr>
+            <w:r>
+              <w:rPr/>
+              <w:t>Kept until the customer deletes it — current rule (</w:t>
+            </w:r>
             <w:r>
               <w:rPr>
                 <w:rStyle w:val="SourceText"/>
               </w:rPr>
-              <w:t>__________</w:t>
+              <w:t>SOP-11</w:t>
+            </w:r>
+            <w:r>
+              <w:rPr/>
+              <w:t xml:space="preserve"> §10). Time-based retention is an open treatment: </w:t>
+            </w:r>
+            <w:r>
+              <w:rPr>
+                <w:rStyle w:val="SourceText"/>
+              </w:rPr>
+              <w:t>REG-03</w:t>
+            </w:r>
+            <w:r>
+              <w:rPr/>
+              <w:t xml:space="preserve"> R-06 (Kishan Haravu Pradeep, 2026-10-31)</w:t>
             </w:r>
           </w:p>
         </w:tc>
@@ -1931,8 +2277,12 @@
         <w:trPr/>
         <w:tc>
           <w:tcPr>
-            <w:tcW w:w="316" w:type="dxa"/>
-            <w:tcBorders/>
+            <w:tcW w:w="349" w:type="dxa"/>
+            <w:tcBorders>
+              <w:left w:val="single" w:sz="6" w:space="0" w:color="BFC7D5"/>
+              <w:bottom w:val="single" w:sz="2" w:space="0" w:color="BFC7D5"/>
+              <w:right w:val="single" w:sz="6" w:space="0" w:color="BFC7D5"/>
+            </w:tcBorders>
             <w:vAlign w:val="center"/>
           </w:tcPr>
           <w:p>
@@ -1951,8 +2301,12 @@
         </w:tc>
         <w:tc>
           <w:tcPr>
-            <w:tcW w:w="4231" w:type="dxa"/>
-            <w:tcBorders/>
+            <w:tcW w:w="2303" w:type="dxa"/>
+            <w:tcBorders>
+              <w:left w:val="single" w:sz="2" w:space="0" w:color="BFC7D5"/>
+              <w:bottom w:val="single" w:sz="2" w:space="0" w:color="BFC7D5"/>
+              <w:right w:val="single" w:sz="6" w:space="0" w:color="BFC7D5"/>
+            </w:tcBorders>
             <w:vAlign w:val="center"/>
           </w:tcPr>
           <w:p>
@@ -1971,8 +2325,12 @@
         </w:tc>
         <w:tc>
           <w:tcPr>
-            <w:tcW w:w="3841" w:type="dxa"/>
-            <w:tcBorders/>
+            <w:tcW w:w="2330" w:type="dxa"/>
+            <w:tcBorders>
+              <w:left w:val="single" w:sz="2" w:space="0" w:color="BFC7D5"/>
+              <w:bottom w:val="single" w:sz="2" w:space="0" w:color="BFC7D5"/>
+              <w:right w:val="single" w:sz="6" w:space="0" w:color="BFC7D5"/>
+            </w:tcBorders>
             <w:vAlign w:val="center"/>
           </w:tcPr>
           <w:p>
@@ -2003,23 +2361,45 @@
         </w:tc>
         <w:tc>
           <w:tcPr>
-            <w:tcW w:w="2266" w:type="dxa"/>
-            <w:tcBorders/>
-            <w:vAlign w:val="center"/>
-          </w:tcPr>
-          <w:p>
-            <w:pPr>
-              <w:pStyle w:val="TableContents"/>
-              <w:bidi w:val="0"/>
-              <w:spacing w:before="0" w:after="283"/>
-              <w:jc w:val="left"/>
-              <w:rPr/>
-            </w:pPr>
+            <w:tcW w:w="6357" w:type="dxa"/>
+            <w:tcBorders>
+              <w:left w:val="single" w:sz="2" w:space="0" w:color="BFC7D5"/>
+              <w:bottom w:val="single" w:sz="2" w:space="0" w:color="BFC7D5"/>
+              <w:right w:val="single" w:sz="6" w:space="0" w:color="BFC7D5"/>
+            </w:tcBorders>
+            <w:vAlign w:val="center"/>
+          </w:tcPr>
+          <w:p>
+            <w:pPr>
+              <w:pStyle w:val="TableContents"/>
+              <w:bidi w:val="0"/>
+              <w:spacing w:before="0" w:after="283"/>
+              <w:jc w:val="left"/>
+              <w:rPr/>
+            </w:pPr>
+            <w:r>
+              <w:rPr/>
+              <w:t>Kept until the customer deletes it — current rule (</w:t>
+            </w:r>
             <w:r>
               <w:rPr>
                 <w:rStyle w:val="SourceText"/>
               </w:rPr>
-              <w:t>__________</w:t>
+              <w:t>SOP-11</w:t>
+            </w:r>
+            <w:r>
+              <w:rPr/>
+              <w:t xml:space="preserve"> §10). Time-based retention is an open treatment: </w:t>
+            </w:r>
+            <w:r>
+              <w:rPr>
+                <w:rStyle w:val="SourceText"/>
+              </w:rPr>
+              <w:t>REG-03</w:t>
+            </w:r>
+            <w:r>
+              <w:rPr/>
+              <w:t xml:space="preserve"> R-06 (Kishan Haravu Pradeep, 2026-10-31)</w:t>
             </w:r>
           </w:p>
         </w:tc>
@@ -2028,8 +2408,12 @@
         <w:trPr/>
         <w:tc>
           <w:tcPr>
-            <w:tcW w:w="316" w:type="dxa"/>
-            <w:tcBorders/>
+            <w:tcW w:w="349" w:type="dxa"/>
+            <w:tcBorders>
+              <w:left w:val="single" w:sz="6" w:space="0" w:color="BFC7D5"/>
+              <w:bottom w:val="single" w:sz="2" w:space="0" w:color="BFC7D5"/>
+              <w:right w:val="single" w:sz="6" w:space="0" w:color="BFC7D5"/>
+            </w:tcBorders>
             <w:vAlign w:val="center"/>
           </w:tcPr>
           <w:p>
@@ -2048,8 +2432,12 @@
         </w:tc>
         <w:tc>
           <w:tcPr>
-            <w:tcW w:w="4231" w:type="dxa"/>
-            <w:tcBorders/>
+            <w:tcW w:w="2303" w:type="dxa"/>
+            <w:tcBorders>
+              <w:left w:val="single" w:sz="2" w:space="0" w:color="BFC7D5"/>
+              <w:bottom w:val="single" w:sz="2" w:space="0" w:color="BFC7D5"/>
+              <w:right w:val="single" w:sz="6" w:space="0" w:color="BFC7D5"/>
+            </w:tcBorders>
             <w:vAlign w:val="center"/>
           </w:tcPr>
           <w:p>
@@ -2068,8 +2456,12 @@
         </w:tc>
         <w:tc>
           <w:tcPr>
-            <w:tcW w:w="3841" w:type="dxa"/>
-            <w:tcBorders/>
+            <w:tcW w:w="2330" w:type="dxa"/>
+            <w:tcBorders>
+              <w:left w:val="single" w:sz="2" w:space="0" w:color="BFC7D5"/>
+              <w:bottom w:val="single" w:sz="2" w:space="0" w:color="BFC7D5"/>
+              <w:right w:val="single" w:sz="6" w:space="0" w:color="BFC7D5"/>
+            </w:tcBorders>
             <w:vAlign w:val="center"/>
           </w:tcPr>
           <w:p>
@@ -2094,23 +2486,45 @@
         </w:tc>
         <w:tc>
           <w:tcPr>
-            <w:tcW w:w="2266" w:type="dxa"/>
-            <w:tcBorders/>
-            <w:vAlign w:val="center"/>
-          </w:tcPr>
-          <w:p>
-            <w:pPr>
-              <w:pStyle w:val="TableContents"/>
-              <w:bidi w:val="0"/>
-              <w:spacing w:before="0" w:after="283"/>
-              <w:jc w:val="left"/>
-              <w:rPr/>
-            </w:pPr>
+            <w:tcW w:w="6357" w:type="dxa"/>
+            <w:tcBorders>
+              <w:left w:val="single" w:sz="2" w:space="0" w:color="BFC7D5"/>
+              <w:bottom w:val="single" w:sz="2" w:space="0" w:color="BFC7D5"/>
+              <w:right w:val="single" w:sz="6" w:space="0" w:color="BFC7D5"/>
+            </w:tcBorders>
+            <w:vAlign w:val="center"/>
+          </w:tcPr>
+          <w:p>
+            <w:pPr>
+              <w:pStyle w:val="TableContents"/>
+              <w:bidi w:val="0"/>
+              <w:spacing w:before="0" w:after="283"/>
+              <w:jc w:val="left"/>
+              <w:rPr/>
+            </w:pPr>
+            <w:r>
+              <w:rPr/>
+              <w:t>Kept until the customer deletes it — current rule (</w:t>
+            </w:r>
             <w:r>
               <w:rPr>
                 <w:rStyle w:val="SourceText"/>
               </w:rPr>
-              <w:t>__________</w:t>
+              <w:t>SOP-11</w:t>
+            </w:r>
+            <w:r>
+              <w:rPr/>
+              <w:t xml:space="preserve"> §10). Time-based retention is an open treatment: </w:t>
+            </w:r>
+            <w:r>
+              <w:rPr>
+                <w:rStyle w:val="SourceText"/>
+              </w:rPr>
+              <w:t>REG-03</w:t>
+            </w:r>
+            <w:r>
+              <w:rPr/>
+              <w:t xml:space="preserve"> R-06 (Kishan Haravu Pradeep, 2026-10-31)</w:t>
             </w:r>
           </w:p>
         </w:tc>
@@ -2119,8 +2533,12 @@
         <w:trPr/>
         <w:tc>
           <w:tcPr>
-            <w:tcW w:w="316" w:type="dxa"/>
-            <w:tcBorders/>
+            <w:tcW w:w="349" w:type="dxa"/>
+            <w:tcBorders>
+              <w:left w:val="single" w:sz="6" w:space="0" w:color="BFC7D5"/>
+              <w:bottom w:val="single" w:sz="2" w:space="0" w:color="BFC7D5"/>
+              <w:right w:val="single" w:sz="6" w:space="0" w:color="BFC7D5"/>
+            </w:tcBorders>
             <w:vAlign w:val="center"/>
           </w:tcPr>
           <w:p>
@@ -2139,8 +2557,12 @@
         </w:tc>
         <w:tc>
           <w:tcPr>
-            <w:tcW w:w="4231" w:type="dxa"/>
-            <w:tcBorders/>
+            <w:tcW w:w="2303" w:type="dxa"/>
+            <w:tcBorders>
+              <w:left w:val="single" w:sz="2" w:space="0" w:color="BFC7D5"/>
+              <w:bottom w:val="single" w:sz="2" w:space="0" w:color="BFC7D5"/>
+              <w:right w:val="single" w:sz="6" w:space="0" w:color="BFC7D5"/>
+            </w:tcBorders>
             <w:vAlign w:val="center"/>
           </w:tcPr>
           <w:p>
@@ -2159,8 +2581,12 @@
         </w:tc>
         <w:tc>
           <w:tcPr>
-            <w:tcW w:w="3841" w:type="dxa"/>
-            <w:tcBorders/>
+            <w:tcW w:w="2330" w:type="dxa"/>
+            <w:tcBorders>
+              <w:left w:val="single" w:sz="2" w:space="0" w:color="BFC7D5"/>
+              <w:bottom w:val="single" w:sz="2" w:space="0" w:color="BFC7D5"/>
+              <w:right w:val="single" w:sz="6" w:space="0" w:color="BFC7D5"/>
+            </w:tcBorders>
             <w:vAlign w:val="center"/>
           </w:tcPr>
           <w:p>
@@ -2181,23 +2607,45 @@
         </w:tc>
         <w:tc>
           <w:tcPr>
-            <w:tcW w:w="2266" w:type="dxa"/>
-            <w:tcBorders/>
-            <w:vAlign w:val="center"/>
-          </w:tcPr>
-          <w:p>
-            <w:pPr>
-              <w:pStyle w:val="TableContents"/>
-              <w:bidi w:val="0"/>
-              <w:spacing w:before="0" w:after="283"/>
-              <w:jc w:val="left"/>
-              <w:rPr/>
-            </w:pPr>
+            <w:tcW w:w="6357" w:type="dxa"/>
+            <w:tcBorders>
+              <w:left w:val="single" w:sz="2" w:space="0" w:color="BFC7D5"/>
+              <w:bottom w:val="single" w:sz="2" w:space="0" w:color="BFC7D5"/>
+              <w:right w:val="single" w:sz="6" w:space="0" w:color="BFC7D5"/>
+            </w:tcBorders>
+            <w:vAlign w:val="center"/>
+          </w:tcPr>
+          <w:p>
+            <w:pPr>
+              <w:pStyle w:val="TableContents"/>
+              <w:bidi w:val="0"/>
+              <w:spacing w:before="0" w:after="283"/>
+              <w:jc w:val="left"/>
+              <w:rPr/>
+            </w:pPr>
+            <w:r>
+              <w:rPr/>
+              <w:t>Kept until the customer deletes it — current rule (</w:t>
+            </w:r>
             <w:r>
               <w:rPr>
                 <w:rStyle w:val="SourceText"/>
               </w:rPr>
-              <w:t>__________</w:t>
+              <w:t>SOP-11</w:t>
+            </w:r>
+            <w:r>
+              <w:rPr/>
+              <w:t xml:space="preserve"> §10). Time-based retention is an open treatment: </w:t>
+            </w:r>
+            <w:r>
+              <w:rPr>
+                <w:rStyle w:val="SourceText"/>
+              </w:rPr>
+              <w:t>REG-03</w:t>
+            </w:r>
+            <w:r>
+              <w:rPr/>
+              <w:t xml:space="preserve"> R-06 (Kishan Haravu Pradeep, 2026-10-31)</w:t>
             </w:r>
           </w:p>
         </w:tc>
@@ -2206,8 +2654,12 @@
         <w:trPr/>
         <w:tc>
           <w:tcPr>
-            <w:tcW w:w="316" w:type="dxa"/>
-            <w:tcBorders/>
+            <w:tcW w:w="349" w:type="dxa"/>
+            <w:tcBorders>
+              <w:left w:val="single" w:sz="6" w:space="0" w:color="BFC7D5"/>
+              <w:bottom w:val="single" w:sz="2" w:space="0" w:color="BFC7D5"/>
+              <w:right w:val="single" w:sz="6" w:space="0" w:color="BFC7D5"/>
+            </w:tcBorders>
             <w:vAlign w:val="center"/>
           </w:tcPr>
           <w:p>
@@ -2226,8 +2678,12 @@
         </w:tc>
         <w:tc>
           <w:tcPr>
-            <w:tcW w:w="4231" w:type="dxa"/>
-            <w:tcBorders/>
+            <w:tcW w:w="2303" w:type="dxa"/>
+            <w:tcBorders>
+              <w:left w:val="single" w:sz="2" w:space="0" w:color="BFC7D5"/>
+              <w:bottom w:val="single" w:sz="2" w:space="0" w:color="BFC7D5"/>
+              <w:right w:val="single" w:sz="6" w:space="0" w:color="BFC7D5"/>
+            </w:tcBorders>
             <w:vAlign w:val="center"/>
           </w:tcPr>
           <w:p>
@@ -2246,8 +2702,12 @@
         </w:tc>
         <w:tc>
           <w:tcPr>
-            <w:tcW w:w="3841" w:type="dxa"/>
-            <w:tcBorders/>
+            <w:tcW w:w="2330" w:type="dxa"/>
+            <w:tcBorders>
+              <w:left w:val="single" w:sz="2" w:space="0" w:color="BFC7D5"/>
+              <w:bottom w:val="single" w:sz="2" w:space="0" w:color="BFC7D5"/>
+              <w:right w:val="single" w:sz="6" w:space="0" w:color="BFC7D5"/>
+            </w:tcBorders>
             <w:vAlign w:val="center"/>
           </w:tcPr>
           <w:p>
@@ -2268,23 +2728,45 @@
         </w:tc>
         <w:tc>
           <w:tcPr>
-            <w:tcW w:w="2266" w:type="dxa"/>
-            <w:tcBorders/>
-            <w:vAlign w:val="center"/>
-          </w:tcPr>
-          <w:p>
-            <w:pPr>
-              <w:pStyle w:val="TableContents"/>
-              <w:bidi w:val="0"/>
-              <w:spacing w:before="0" w:after="283"/>
-              <w:jc w:val="left"/>
-              <w:rPr/>
-            </w:pPr>
+            <w:tcW w:w="6357" w:type="dxa"/>
+            <w:tcBorders>
+              <w:left w:val="single" w:sz="2" w:space="0" w:color="BFC7D5"/>
+              <w:bottom w:val="single" w:sz="2" w:space="0" w:color="BFC7D5"/>
+              <w:right w:val="single" w:sz="6" w:space="0" w:color="BFC7D5"/>
+            </w:tcBorders>
+            <w:vAlign w:val="center"/>
+          </w:tcPr>
+          <w:p>
+            <w:pPr>
+              <w:pStyle w:val="TableContents"/>
+              <w:bidi w:val="0"/>
+              <w:spacing w:before="0" w:after="283"/>
+              <w:jc w:val="left"/>
+              <w:rPr/>
+            </w:pPr>
+            <w:r>
+              <w:rPr/>
+              <w:t>Kept in full; reviewed for access anomalies (</w:t>
+            </w:r>
             <w:r>
               <w:rPr>
                 <w:rStyle w:val="SourceText"/>
               </w:rPr>
-              <w:t>__________</w:t>
+              <w:t>records/capa/2026-10-07_NC-2026-009_access_log_review.md</w:t>
+            </w:r>
+            <w:r>
+              <w:rPr/>
+              <w:t>). A time limit is part of the open retention treatment (</w:t>
+            </w:r>
+            <w:r>
+              <w:rPr>
+                <w:rStyle w:val="SourceText"/>
+              </w:rPr>
+              <w:t>REG-03</w:t>
+            </w:r>
+            <w:r>
+              <w:rPr/>
+              <w:t xml:space="preserve"> R-06)</w:t>
             </w:r>
           </w:p>
         </w:tc>
@@ -2293,8 +2775,12 @@
         <w:trPr/>
         <w:tc>
           <w:tcPr>
-            <w:tcW w:w="316" w:type="dxa"/>
-            <w:tcBorders/>
+            <w:tcW w:w="349" w:type="dxa"/>
+            <w:tcBorders>
+              <w:left w:val="single" w:sz="6" w:space="0" w:color="BFC7D5"/>
+              <w:bottom w:val="single" w:sz="2" w:space="0" w:color="BFC7D5"/>
+              <w:right w:val="single" w:sz="6" w:space="0" w:color="BFC7D5"/>
+            </w:tcBorders>
             <w:vAlign w:val="center"/>
           </w:tcPr>
           <w:p>
@@ -2313,8 +2799,12 @@
         </w:tc>
         <w:tc>
           <w:tcPr>
-            <w:tcW w:w="4231" w:type="dxa"/>
-            <w:tcBorders/>
+            <w:tcW w:w="2303" w:type="dxa"/>
+            <w:tcBorders>
+              <w:left w:val="single" w:sz="2" w:space="0" w:color="BFC7D5"/>
+              <w:bottom w:val="single" w:sz="2" w:space="0" w:color="BFC7D5"/>
+              <w:right w:val="single" w:sz="6" w:space="0" w:color="BFC7D5"/>
+            </w:tcBorders>
             <w:vAlign w:val="center"/>
           </w:tcPr>
           <w:p>
@@ -2333,8 +2823,12 @@
         </w:tc>
         <w:tc>
           <w:tcPr>
-            <w:tcW w:w="3841" w:type="dxa"/>
-            <w:tcBorders/>
+            <w:tcW w:w="2330" w:type="dxa"/>
+            <w:tcBorders>
+              <w:left w:val="single" w:sz="2" w:space="0" w:color="BFC7D5"/>
+              <w:bottom w:val="single" w:sz="2" w:space="0" w:color="BFC7D5"/>
+              <w:right w:val="single" w:sz="6" w:space="0" w:color="BFC7D5"/>
+            </w:tcBorders>
             <w:vAlign w:val="center"/>
           </w:tcPr>
           <w:p>
@@ -2355,23 +2849,45 @@
         </w:tc>
         <w:tc>
           <w:tcPr>
-            <w:tcW w:w="2266" w:type="dxa"/>
-            <w:tcBorders/>
-            <w:vAlign w:val="center"/>
-          </w:tcPr>
-          <w:p>
-            <w:pPr>
-              <w:pStyle w:val="TableContents"/>
-              <w:bidi w:val="0"/>
-              <w:spacing w:before="0" w:after="283"/>
-              <w:jc w:val="left"/>
-              <w:rPr/>
-            </w:pPr>
+            <w:tcW w:w="6357" w:type="dxa"/>
+            <w:tcBorders>
+              <w:left w:val="single" w:sz="2" w:space="0" w:color="BFC7D5"/>
+              <w:bottom w:val="single" w:sz="2" w:space="0" w:color="BFC7D5"/>
+              <w:right w:val="single" w:sz="6" w:space="0" w:color="BFC7D5"/>
+            </w:tcBorders>
+            <w:vAlign w:val="center"/>
+          </w:tcPr>
+          <w:p>
+            <w:pPr>
+              <w:pStyle w:val="TableContents"/>
+              <w:bidi w:val="0"/>
+              <w:spacing w:before="0" w:after="283"/>
+              <w:jc w:val="left"/>
+              <w:rPr/>
+            </w:pPr>
+            <w:r>
+              <w:rPr/>
+              <w:t>Kept until the customer deletes it — current rule (</w:t>
+            </w:r>
             <w:r>
               <w:rPr>
                 <w:rStyle w:val="SourceText"/>
               </w:rPr>
-              <w:t>__________</w:t>
+              <w:t>SOP-11</w:t>
+            </w:r>
+            <w:r>
+              <w:rPr/>
+              <w:t xml:space="preserve"> §10). Time-based retention is an open treatment: </w:t>
+            </w:r>
+            <w:r>
+              <w:rPr>
+                <w:rStyle w:val="SourceText"/>
+              </w:rPr>
+              <w:t>REG-03</w:t>
+            </w:r>
+            <w:r>
+              <w:rPr/>
+              <w:t xml:space="preserve"> R-06 (Kishan Haravu Pradeep, 2026-10-31)</w:t>
             </w:r>
           </w:p>
         </w:tc>
@@ -2380,8 +2896,12 @@
         <w:trPr/>
         <w:tc>
           <w:tcPr>
-            <w:tcW w:w="316" w:type="dxa"/>
-            <w:tcBorders/>
+            <w:tcW w:w="349" w:type="dxa"/>
+            <w:tcBorders>
+              <w:left w:val="single" w:sz="6" w:space="0" w:color="BFC7D5"/>
+              <w:bottom w:val="single" w:sz="6" w:space="0" w:color="BFC7D5"/>
+              <w:right w:val="single" w:sz="6" w:space="0" w:color="BFC7D5"/>
+            </w:tcBorders>
             <w:vAlign w:val="center"/>
           </w:tcPr>
           <w:p>
@@ -2400,8 +2920,12 @@
         </w:tc>
         <w:tc>
           <w:tcPr>
-            <w:tcW w:w="4231" w:type="dxa"/>
-            <w:tcBorders/>
+            <w:tcW w:w="2303" w:type="dxa"/>
+            <w:tcBorders>
+              <w:left w:val="single" w:sz="2" w:space="0" w:color="BFC7D5"/>
+              <w:bottom w:val="single" w:sz="6" w:space="0" w:color="BFC7D5"/>
+              <w:right w:val="single" w:sz="6" w:space="0" w:color="BFC7D5"/>
+            </w:tcBorders>
             <w:vAlign w:val="center"/>
           </w:tcPr>
           <w:p>
@@ -2420,8 +2944,12 @@
         </w:tc>
         <w:tc>
           <w:tcPr>
-            <w:tcW w:w="3841" w:type="dxa"/>
-            <w:tcBorders/>
+            <w:tcW w:w="2330" w:type="dxa"/>
+            <w:tcBorders>
+              <w:left w:val="single" w:sz="2" w:space="0" w:color="BFC7D5"/>
+              <w:bottom w:val="single" w:sz="6" w:space="0" w:color="BFC7D5"/>
+              <w:right w:val="single" w:sz="6" w:space="0" w:color="BFC7D5"/>
+            </w:tcBorders>
             <w:vAlign w:val="center"/>
           </w:tcPr>
           <w:p>
@@ -2445,23 +2973,45 @@
         </w:tc>
         <w:tc>
           <w:tcPr>
-            <w:tcW w:w="2266" w:type="dxa"/>
-            <w:tcBorders/>
-            <w:vAlign w:val="center"/>
-          </w:tcPr>
-          <w:p>
-            <w:pPr>
-              <w:pStyle w:val="TableContents"/>
-              <w:bidi w:val="0"/>
-              <w:spacing w:before="0" w:after="283"/>
-              <w:jc w:val="left"/>
-              <w:rPr/>
-            </w:pPr>
+            <w:tcW w:w="6357" w:type="dxa"/>
+            <w:tcBorders>
+              <w:left w:val="single" w:sz="2" w:space="0" w:color="BFC7D5"/>
+              <w:bottom w:val="single" w:sz="6" w:space="0" w:color="BFC7D5"/>
+              <w:right w:val="single" w:sz="6" w:space="0" w:color="BFC7D5"/>
+            </w:tcBorders>
+            <w:vAlign w:val="center"/>
+          </w:tcPr>
+          <w:p>
+            <w:pPr>
+              <w:pStyle w:val="TableContents"/>
+              <w:bidi w:val="0"/>
+              <w:spacing w:before="0" w:after="283"/>
+              <w:jc w:val="left"/>
+              <w:rPr/>
+            </w:pPr>
+            <w:r>
+              <w:rPr/>
+              <w:t xml:space="preserve">Yes. A retention or backup term agreed with a customer is recorded under </w:t>
+            </w:r>
             <w:r>
               <w:rPr>
                 <w:rStyle w:val="SourceText"/>
               </w:rPr>
-              <w:t>__________</w:t>
+              <w:t>SOP-04</w:t>
+            </w:r>
+            <w:r>
+              <w:rPr/>
+              <w:t xml:space="preserve"> and takes precedence (</w:t>
+            </w:r>
+            <w:r>
+              <w:rPr>
+                <w:rStyle w:val="SourceText"/>
+              </w:rPr>
+              <w:t>SOP-11</w:t>
+            </w:r>
+            <w:r>
+              <w:rPr/>
+              <w:t xml:space="preserve"> §12: kept for the life of the contract + 3 years)</w:t>
             </w:r>
           </w:p>
         </w:tc>
@@ -2487,21 +3037,21 @@
     </w:p>
     <w:tbl>
       <w:tblPr>
-        <w:tblW w:w="7803" w:type="dxa"/>
+        <w:tblW w:w="5000" w:type="pct"/>
         <w:jc w:val="left"/>
-        <w:tblInd w:w="0" w:type="dxa"/>
+        <w:tblInd w:w="-7" w:type="dxa"/>
         <w:tblLayout w:type="fixed"/>
         <w:tblCellMar>
-          <w:top w:w="28" w:type="dxa"/>
-          <w:left w:w="28" w:type="dxa"/>
-          <w:bottom w:w="28" w:type="dxa"/>
-          <w:right w:w="28" w:type="dxa"/>
+          <w:top w:w="60" w:type="dxa"/>
+          <w:left w:w="60" w:type="dxa"/>
+          <w:bottom w:w="60" w:type="dxa"/>
+          <w:right w:w="60" w:type="dxa"/>
         </w:tblCellMar>
       </w:tblPr>
       <w:tblGrid>
-        <w:gridCol w:w="316"/>
-        <w:gridCol w:w="6271"/>
-        <w:gridCol w:w="1216"/>
+        <w:gridCol w:w="349"/>
+        <w:gridCol w:w="3529"/>
+        <w:gridCol w:w="7461"/>
       </w:tblGrid>
       <w:tr>
         <w:trPr>
@@ -2509,66 +3059,90 @@
         </w:trPr>
         <w:tc>
           <w:tcPr>
-            <w:tcW w:w="316" w:type="dxa"/>
-            <w:tcBorders/>
+            <w:tcW w:w="349" w:type="dxa"/>
+            <w:tcBorders>
+              <w:top w:val="single" w:sz="6" w:space="0" w:color="BFC7D5"/>
+              <w:left w:val="single" w:sz="6" w:space="0" w:color="BFC7D5"/>
+              <w:bottom w:val="single" w:sz="2" w:space="0" w:color="BFC7D5"/>
+              <w:right w:val="single" w:sz="6" w:space="0" w:color="BFC7D5"/>
+            </w:tcBorders>
+            <w:shd w:fill="1F3A5F" w:val="clear"/>
             <w:vAlign w:val="center"/>
           </w:tcPr>
           <w:p>
             <w:pPr>
               <w:pStyle w:val="TableHeading"/>
-              <w:suppressLineNumbers/>
-              <w:shd w:fill="1F3A5F" w:val="clear"/>
-              <w:bidi w:val="0"/>
-              <w:spacing w:before="0" w:after="283"/>
-              <w:jc w:val="center"/>
-              <w:rPr/>
-            </w:pPr>
-            <w:r>
-              <w:rPr/>
+              <w:bidi w:val="0"/>
+              <w:spacing w:before="0" w:after="283"/>
+              <w:jc w:val="left"/>
+              <w:rPr>
+                <w:color w:val="FFFFFF"/>
+              </w:rPr>
+            </w:pPr>
+            <w:r>
+              <w:rPr>
+                <w:color w:val="FFFFFF"/>
+              </w:rPr>
               <w:t>#</w:t>
             </w:r>
           </w:p>
         </w:tc>
         <w:tc>
           <w:tcPr>
-            <w:tcW w:w="6271" w:type="dxa"/>
-            <w:tcBorders/>
+            <w:tcW w:w="3529" w:type="dxa"/>
+            <w:tcBorders>
+              <w:top w:val="single" w:sz="6" w:space="0" w:color="BFC7D5"/>
+              <w:left w:val="single" w:sz="2" w:space="0" w:color="BFC7D5"/>
+              <w:bottom w:val="single" w:sz="2" w:space="0" w:color="BFC7D5"/>
+              <w:right w:val="single" w:sz="6" w:space="0" w:color="BFC7D5"/>
+            </w:tcBorders>
+            <w:shd w:fill="1F3A5F" w:val="clear"/>
             <w:vAlign w:val="center"/>
           </w:tcPr>
           <w:p>
             <w:pPr>
               <w:pStyle w:val="TableHeading"/>
-              <w:suppressLineNumbers/>
-              <w:shd w:fill="1F3A5F" w:val="clear"/>
-              <w:bidi w:val="0"/>
-              <w:spacing w:before="0" w:after="283"/>
-              <w:jc w:val="center"/>
-              <w:rPr/>
-            </w:pPr>
-            <w:r>
-              <w:rPr/>
+              <w:bidi w:val="0"/>
+              <w:spacing w:before="0" w:after="283"/>
+              <w:jc w:val="left"/>
+              <w:rPr>
+                <w:color w:val="FFFFFF"/>
+              </w:rPr>
+            </w:pPr>
+            <w:r>
+              <w:rPr>
+                <w:color w:val="FFFFFF"/>
+              </w:rPr>
               <w:t>Question</w:t>
             </w:r>
           </w:p>
         </w:tc>
         <w:tc>
           <w:tcPr>
-            <w:tcW w:w="1216" w:type="dxa"/>
-            <w:tcBorders/>
+            <w:tcW w:w="7461" w:type="dxa"/>
+            <w:tcBorders>
+              <w:top w:val="single" w:sz="6" w:space="0" w:color="BFC7D5"/>
+              <w:left w:val="single" w:sz="2" w:space="0" w:color="BFC7D5"/>
+              <w:bottom w:val="single" w:sz="2" w:space="0" w:color="BFC7D5"/>
+              <w:right w:val="single" w:sz="6" w:space="0" w:color="BFC7D5"/>
+            </w:tcBorders>
+            <w:shd w:fill="1F3A5F" w:val="clear"/>
             <w:vAlign w:val="center"/>
           </w:tcPr>
           <w:p>
             <w:pPr>
               <w:pStyle w:val="TableHeading"/>
-              <w:suppressLineNumbers/>
-              <w:shd w:fill="1F3A5F" w:val="clear"/>
-              <w:bidi w:val="0"/>
-              <w:spacing w:before="0" w:after="283"/>
-              <w:jc w:val="center"/>
-              <w:rPr/>
-            </w:pPr>
-            <w:r>
-              <w:rPr/>
+              <w:bidi w:val="0"/>
+              <w:spacing w:before="0" w:after="283"/>
+              <w:jc w:val="left"/>
+              <w:rPr>
+                <w:color w:val="FFFFFF"/>
+              </w:rPr>
+            </w:pPr>
+            <w:r>
+              <w:rPr>
+                <w:color w:val="FFFFFF"/>
+              </w:rPr>
               <w:t>Your answer</w:t>
             </w:r>
           </w:p>
@@ -2578,8 +3152,12 @@
         <w:trPr/>
         <w:tc>
           <w:tcPr>
-            <w:tcW w:w="316" w:type="dxa"/>
-            <w:tcBorders/>
+            <w:tcW w:w="349" w:type="dxa"/>
+            <w:tcBorders>
+              <w:left w:val="single" w:sz="6" w:space="0" w:color="BFC7D5"/>
+              <w:bottom w:val="single" w:sz="2" w:space="0" w:color="BFC7D5"/>
+              <w:right w:val="single" w:sz="6" w:space="0" w:color="BFC7D5"/>
+            </w:tcBorders>
             <w:vAlign w:val="center"/>
           </w:tcPr>
           <w:p>
@@ -2598,8 +3176,12 @@
         </w:tc>
         <w:tc>
           <w:tcPr>
-            <w:tcW w:w="6271" w:type="dxa"/>
-            <w:tcBorders/>
+            <w:tcW w:w="3529" w:type="dxa"/>
+            <w:tcBorders>
+              <w:left w:val="single" w:sz="2" w:space="0" w:color="BFC7D5"/>
+              <w:bottom w:val="single" w:sz="2" w:space="0" w:color="BFC7D5"/>
+              <w:right w:val="single" w:sz="6" w:space="0" w:color="BFC7D5"/>
+            </w:tcBorders>
             <w:vAlign w:val="center"/>
           </w:tcPr>
           <w:p>
@@ -2628,23 +3210,45 @@
         </w:tc>
         <w:tc>
           <w:tcPr>
-            <w:tcW w:w="1216" w:type="dxa"/>
-            <w:tcBorders/>
-            <w:vAlign w:val="center"/>
-          </w:tcPr>
-          <w:p>
-            <w:pPr>
-              <w:pStyle w:val="TableContents"/>
-              <w:bidi w:val="0"/>
-              <w:spacing w:before="0" w:after="283"/>
-              <w:jc w:val="left"/>
-              <w:rPr/>
-            </w:pPr>
+            <w:tcW w:w="7461" w:type="dxa"/>
+            <w:tcBorders>
+              <w:left w:val="single" w:sz="2" w:space="0" w:color="BFC7D5"/>
+              <w:bottom w:val="single" w:sz="2" w:space="0" w:color="BFC7D5"/>
+              <w:right w:val="single" w:sz="6" w:space="0" w:color="BFC7D5"/>
+            </w:tcBorders>
+            <w:vAlign w:val="center"/>
+          </w:tcPr>
+          <w:p>
+            <w:pPr>
+              <w:pStyle w:val="TableContents"/>
+              <w:bidi w:val="0"/>
+              <w:spacing w:before="0" w:after="283"/>
+              <w:jc w:val="left"/>
+              <w:rPr/>
+            </w:pPr>
+            <w:r>
+              <w:rPr/>
+              <w:t xml:space="preserve">To be set as </w:t>
+            </w:r>
             <w:r>
               <w:rPr>
                 <w:rStyle w:val="SourceText"/>
               </w:rPr>
-              <w:t>__________</w:t>
+              <w:t>BACKUP_REMOTE</w:t>
+            </w:r>
+            <w:r>
+              <w:rPr/>
+              <w:t xml:space="preserve"> by Kishan Haravu Pradeep by 2026-10-13 (</w:t>
+            </w:r>
+            <w:r>
+              <w:rPr>
+                <w:rStyle w:val="SourceText"/>
+              </w:rPr>
+              <w:t>REG-03</w:t>
+            </w:r>
+            <w:r>
+              <w:rPr/>
+              <w:t xml:space="preserve"> R-02). Not set yet</w:t>
             </w:r>
           </w:p>
         </w:tc>
@@ -2653,8 +3257,12 @@
         <w:trPr/>
         <w:tc>
           <w:tcPr>
-            <w:tcW w:w="316" w:type="dxa"/>
-            <w:tcBorders/>
+            <w:tcW w:w="349" w:type="dxa"/>
+            <w:tcBorders>
+              <w:left w:val="single" w:sz="6" w:space="0" w:color="BFC7D5"/>
+              <w:bottom w:val="single" w:sz="2" w:space="0" w:color="BFC7D5"/>
+              <w:right w:val="single" w:sz="6" w:space="0" w:color="BFC7D5"/>
+            </w:tcBorders>
             <w:vAlign w:val="center"/>
           </w:tcPr>
           <w:p>
@@ -2673,8 +3281,12 @@
         </w:tc>
         <w:tc>
           <w:tcPr>
-            <w:tcW w:w="6271" w:type="dxa"/>
-            <w:tcBorders/>
+            <w:tcW w:w="3529" w:type="dxa"/>
+            <w:tcBorders>
+              <w:left w:val="single" w:sz="2" w:space="0" w:color="BFC7D5"/>
+              <w:bottom w:val="single" w:sz="2" w:space="0" w:color="BFC7D5"/>
+              <w:right w:val="single" w:sz="6" w:space="0" w:color="BFC7D5"/>
+            </w:tcBorders>
             <w:vAlign w:val="center"/>
           </w:tcPr>
           <w:p>
@@ -2693,23 +3305,35 @@
         </w:tc>
         <w:tc>
           <w:tcPr>
-            <w:tcW w:w="1216" w:type="dxa"/>
-            <w:tcBorders/>
-            <w:vAlign w:val="center"/>
-          </w:tcPr>
-          <w:p>
-            <w:pPr>
-              <w:pStyle w:val="TableContents"/>
-              <w:bidi w:val="0"/>
-              <w:spacing w:before="0" w:after="283"/>
-              <w:jc w:val="left"/>
-              <w:rPr/>
-            </w:pPr>
+            <w:tcW w:w="7461" w:type="dxa"/>
+            <w:tcBorders>
+              <w:left w:val="single" w:sz="2" w:space="0" w:color="BFC7D5"/>
+              <w:bottom w:val="single" w:sz="2" w:space="0" w:color="BFC7D5"/>
+              <w:right w:val="single" w:sz="6" w:space="0" w:color="BFC7D5"/>
+            </w:tcBorders>
+            <w:vAlign w:val="center"/>
+          </w:tcPr>
+          <w:p>
+            <w:pPr>
+              <w:pStyle w:val="TableContents"/>
+              <w:bidi w:val="0"/>
+              <w:spacing w:before="0" w:after="283"/>
+              <w:jc w:val="left"/>
+              <w:rPr/>
+            </w:pPr>
+            <w:r>
+              <w:rPr/>
+              <w:t xml:space="preserve">02:30 (default in </w:t>
+            </w:r>
             <w:r>
               <w:rPr>
                 <w:rStyle w:val="SourceText"/>
               </w:rPr>
-              <w:t>__________</w:t>
+              <w:t>scripts/install_backup_timer.sh</w:t>
+            </w:r>
+            <w:r>
+              <w:rPr/>
+              <w:t>)</w:t>
             </w:r>
           </w:p>
         </w:tc>
@@ -2718,8 +3342,12 @@
         <w:trPr/>
         <w:tc>
           <w:tcPr>
-            <w:tcW w:w="316" w:type="dxa"/>
-            <w:tcBorders/>
+            <w:tcW w:w="349" w:type="dxa"/>
+            <w:tcBorders>
+              <w:left w:val="single" w:sz="6" w:space="0" w:color="BFC7D5"/>
+              <w:bottom w:val="single" w:sz="2" w:space="0" w:color="BFC7D5"/>
+              <w:right w:val="single" w:sz="6" w:space="0" w:color="BFC7D5"/>
+            </w:tcBorders>
             <w:vAlign w:val="center"/>
           </w:tcPr>
           <w:p>
@@ -2738,8 +3366,12 @@
         </w:tc>
         <w:tc>
           <w:tcPr>
-            <w:tcW w:w="6271" w:type="dxa"/>
-            <w:tcBorders/>
+            <w:tcW w:w="3529" w:type="dxa"/>
+            <w:tcBorders>
+              <w:left w:val="single" w:sz="2" w:space="0" w:color="BFC7D5"/>
+              <w:bottom w:val="single" w:sz="2" w:space="0" w:color="BFC7D5"/>
+              <w:right w:val="single" w:sz="6" w:space="0" w:color="BFC7D5"/>
+            </w:tcBorders>
             <w:vAlign w:val="center"/>
           </w:tcPr>
           <w:p>
@@ -2758,23 +3390,25 @@
         </w:tc>
         <w:tc>
           <w:tcPr>
-            <w:tcW w:w="1216" w:type="dxa"/>
-            <w:tcBorders/>
-            <w:vAlign w:val="center"/>
-          </w:tcPr>
-          <w:p>
-            <w:pPr>
-              <w:pStyle w:val="TableContents"/>
-              <w:bidi w:val="0"/>
-              <w:spacing w:before="0" w:after="283"/>
-              <w:jc w:val="left"/>
-              <w:rPr/>
-            </w:pPr>
-            <w:r>
-              <w:rPr>
-                <w:rStyle w:val="SourceText"/>
-              </w:rPr>
-              <w:t>__________</w:t>
+            <w:tcW w:w="7461" w:type="dxa"/>
+            <w:tcBorders>
+              <w:left w:val="single" w:sz="2" w:space="0" w:color="BFC7D5"/>
+              <w:bottom w:val="single" w:sz="2" w:space="0" w:color="BFC7D5"/>
+              <w:right w:val="single" w:sz="6" w:space="0" w:color="BFC7D5"/>
+            </w:tcBorders>
+            <w:vAlign w:val="center"/>
+          </w:tcPr>
+          <w:p>
+            <w:pPr>
+              <w:pStyle w:val="TableContents"/>
+              <w:bidi w:val="0"/>
+              <w:spacing w:before="0" w:after="283"/>
+              <w:jc w:val="left"/>
+              <w:rPr/>
+            </w:pPr>
+            <w:r>
+              <w:rPr/>
+              <w:t>7 (default)</w:t>
             </w:r>
           </w:p>
         </w:tc>
@@ -2783,8 +3417,12 @@
         <w:trPr/>
         <w:tc>
           <w:tcPr>
-            <w:tcW w:w="316" w:type="dxa"/>
-            <w:tcBorders/>
+            <w:tcW w:w="349" w:type="dxa"/>
+            <w:tcBorders>
+              <w:left w:val="single" w:sz="6" w:space="0" w:color="BFC7D5"/>
+              <w:bottom w:val="single" w:sz="6" w:space="0" w:color="BFC7D5"/>
+              <w:right w:val="single" w:sz="6" w:space="0" w:color="BFC7D5"/>
+            </w:tcBorders>
             <w:vAlign w:val="center"/>
           </w:tcPr>
           <w:p>
@@ -2803,8 +3441,12 @@
         </w:tc>
         <w:tc>
           <w:tcPr>
-            <w:tcW w:w="6271" w:type="dxa"/>
-            <w:tcBorders/>
+            <w:tcW w:w="3529" w:type="dxa"/>
+            <w:tcBorders>
+              <w:left w:val="single" w:sz="2" w:space="0" w:color="BFC7D5"/>
+              <w:bottom w:val="single" w:sz="6" w:space="0" w:color="BFC7D5"/>
+              <w:right w:val="single" w:sz="6" w:space="0" w:color="BFC7D5"/>
+            </w:tcBorders>
             <w:vAlign w:val="center"/>
           </w:tcPr>
           <w:p>
@@ -2823,23 +3465,35 @@
         </w:tc>
         <w:tc>
           <w:tcPr>
-            <w:tcW w:w="1216" w:type="dxa"/>
-            <w:tcBorders/>
-            <w:vAlign w:val="center"/>
-          </w:tcPr>
-          <w:p>
-            <w:pPr>
-              <w:pStyle w:val="TableContents"/>
-              <w:bidi w:val="0"/>
-              <w:spacing w:before="0" w:after="283"/>
-              <w:jc w:val="left"/>
-              <w:rPr/>
-            </w:pPr>
+            <w:tcW w:w="7461" w:type="dxa"/>
+            <w:tcBorders>
+              <w:left w:val="single" w:sz="2" w:space="0" w:color="BFC7D5"/>
+              <w:bottom w:val="single" w:sz="6" w:space="0" w:color="BFC7D5"/>
+              <w:right w:val="single" w:sz="6" w:space="0" w:color="BFC7D5"/>
+            </w:tcBorders>
+            <w:vAlign w:val="center"/>
+          </w:tcPr>
+          <w:p>
+            <w:pPr>
+              <w:pStyle w:val="TableContents"/>
+              <w:bidi w:val="0"/>
+              <w:spacing w:before="0" w:after="283"/>
+              <w:jc w:val="left"/>
+              <w:rPr/>
+            </w:pPr>
+            <w:r>
+              <w:rPr/>
+              <w:t xml:space="preserve">Not for the reference instance, which holds no customer data. Required before backups of customer data leave the host — </w:t>
+            </w:r>
             <w:r>
               <w:rPr>
                 <w:rStyle w:val="SourceText"/>
               </w:rPr>
-              <w:t>__________</w:t>
+              <w:t>REG-03</w:t>
+            </w:r>
+            <w:r>
+              <w:rPr/>
+              <w:t xml:space="preserve"> R-13, encryption at rest (Kishan Haravu Pradeep, 2026-10-31)</w:t>
             </w:r>
           </w:p>
         </w:tc>
@@ -2865,21 +3519,21 @@
     </w:p>
     <w:tbl>
       <w:tblPr>
-        <w:tblW w:w="11118" w:type="dxa"/>
+        <w:tblW w:w="5000" w:type="pct"/>
         <w:jc w:val="left"/>
-        <w:tblInd w:w="0" w:type="dxa"/>
+        <w:tblInd w:w="-7" w:type="dxa"/>
         <w:tblLayout w:type="fixed"/>
         <w:tblCellMar>
-          <w:top w:w="28" w:type="dxa"/>
-          <w:left w:w="28" w:type="dxa"/>
-          <w:bottom w:w="28" w:type="dxa"/>
-          <w:right w:w="28" w:type="dxa"/>
+          <w:top w:w="60" w:type="dxa"/>
+          <w:left w:w="60" w:type="dxa"/>
+          <w:bottom w:w="60" w:type="dxa"/>
+          <w:right w:w="60" w:type="dxa"/>
         </w:tblCellMar>
       </w:tblPr>
       <w:tblGrid>
-        <w:gridCol w:w="316"/>
-        <w:gridCol w:w="9586"/>
-        <w:gridCol w:w="1216"/>
+        <w:gridCol w:w="349"/>
+        <w:gridCol w:w="5206"/>
+        <w:gridCol w:w="5784"/>
       </w:tblGrid>
       <w:tr>
         <w:trPr>
@@ -2887,66 +3541,90 @@
         </w:trPr>
         <w:tc>
           <w:tcPr>
-            <w:tcW w:w="316" w:type="dxa"/>
-            <w:tcBorders/>
+            <w:tcW w:w="349" w:type="dxa"/>
+            <w:tcBorders>
+              <w:top w:val="single" w:sz="6" w:space="0" w:color="BFC7D5"/>
+              <w:left w:val="single" w:sz="6" w:space="0" w:color="BFC7D5"/>
+              <w:bottom w:val="single" w:sz="2" w:space="0" w:color="BFC7D5"/>
+              <w:right w:val="single" w:sz="6" w:space="0" w:color="BFC7D5"/>
+            </w:tcBorders>
+            <w:shd w:fill="1F3A5F" w:val="clear"/>
             <w:vAlign w:val="center"/>
           </w:tcPr>
           <w:p>
             <w:pPr>
               <w:pStyle w:val="TableHeading"/>
-              <w:suppressLineNumbers/>
-              <w:shd w:fill="1F3A5F" w:val="clear"/>
-              <w:bidi w:val="0"/>
-              <w:spacing w:before="0" w:after="283"/>
-              <w:jc w:val="center"/>
-              <w:rPr/>
-            </w:pPr>
-            <w:r>
-              <w:rPr/>
+              <w:bidi w:val="0"/>
+              <w:spacing w:before="0" w:after="283"/>
+              <w:jc w:val="left"/>
+              <w:rPr>
+                <w:color w:val="FFFFFF"/>
+              </w:rPr>
+            </w:pPr>
+            <w:r>
+              <w:rPr>
+                <w:color w:val="FFFFFF"/>
+              </w:rPr>
               <w:t>#</w:t>
             </w:r>
           </w:p>
         </w:tc>
         <w:tc>
           <w:tcPr>
-            <w:tcW w:w="9586" w:type="dxa"/>
-            <w:tcBorders/>
+            <w:tcW w:w="5206" w:type="dxa"/>
+            <w:tcBorders>
+              <w:top w:val="single" w:sz="6" w:space="0" w:color="BFC7D5"/>
+              <w:left w:val="single" w:sz="2" w:space="0" w:color="BFC7D5"/>
+              <w:bottom w:val="single" w:sz="2" w:space="0" w:color="BFC7D5"/>
+              <w:right w:val="single" w:sz="6" w:space="0" w:color="BFC7D5"/>
+            </w:tcBorders>
+            <w:shd w:fill="1F3A5F" w:val="clear"/>
             <w:vAlign w:val="center"/>
           </w:tcPr>
           <w:p>
             <w:pPr>
               <w:pStyle w:val="TableHeading"/>
-              <w:suppressLineNumbers/>
-              <w:shd w:fill="1F3A5F" w:val="clear"/>
-              <w:bidi w:val="0"/>
-              <w:spacing w:before="0" w:after="283"/>
-              <w:jc w:val="center"/>
-              <w:rPr/>
-            </w:pPr>
-            <w:r>
-              <w:rPr/>
+              <w:bidi w:val="0"/>
+              <w:spacing w:before="0" w:after="283"/>
+              <w:jc w:val="left"/>
+              <w:rPr>
+                <w:color w:val="FFFFFF"/>
+              </w:rPr>
+            </w:pPr>
+            <w:r>
+              <w:rPr>
+                <w:color w:val="FFFFFF"/>
+              </w:rPr>
               <w:t>Question</w:t>
             </w:r>
           </w:p>
         </w:tc>
         <w:tc>
           <w:tcPr>
-            <w:tcW w:w="1216" w:type="dxa"/>
-            <w:tcBorders/>
+            <w:tcW w:w="5784" w:type="dxa"/>
+            <w:tcBorders>
+              <w:top w:val="single" w:sz="6" w:space="0" w:color="BFC7D5"/>
+              <w:left w:val="single" w:sz="2" w:space="0" w:color="BFC7D5"/>
+              <w:bottom w:val="single" w:sz="2" w:space="0" w:color="BFC7D5"/>
+              <w:right w:val="single" w:sz="6" w:space="0" w:color="BFC7D5"/>
+            </w:tcBorders>
+            <w:shd w:fill="1F3A5F" w:val="clear"/>
             <w:vAlign w:val="center"/>
           </w:tcPr>
           <w:p>
             <w:pPr>
               <w:pStyle w:val="TableHeading"/>
-              <w:suppressLineNumbers/>
-              <w:shd w:fill="1F3A5F" w:val="clear"/>
-              <w:bidi w:val="0"/>
-              <w:spacing w:before="0" w:after="283"/>
-              <w:jc w:val="center"/>
-              <w:rPr/>
-            </w:pPr>
-            <w:r>
-              <w:rPr/>
+              <w:bidi w:val="0"/>
+              <w:spacing w:before="0" w:after="283"/>
+              <w:jc w:val="left"/>
+              <w:rPr>
+                <w:color w:val="FFFFFF"/>
+              </w:rPr>
+            </w:pPr>
+            <w:r>
+              <w:rPr>
+                <w:color w:val="FFFFFF"/>
+              </w:rPr>
               <w:t>Your answer</w:t>
             </w:r>
           </w:p>
@@ -2956,8 +3634,12 @@
         <w:trPr/>
         <w:tc>
           <w:tcPr>
-            <w:tcW w:w="316" w:type="dxa"/>
-            <w:tcBorders/>
+            <w:tcW w:w="349" w:type="dxa"/>
+            <w:tcBorders>
+              <w:left w:val="single" w:sz="6" w:space="0" w:color="BFC7D5"/>
+              <w:bottom w:val="single" w:sz="2" w:space="0" w:color="BFC7D5"/>
+              <w:right w:val="single" w:sz="6" w:space="0" w:color="BFC7D5"/>
+            </w:tcBorders>
             <w:vAlign w:val="center"/>
           </w:tcPr>
           <w:p>
@@ -2976,8 +3658,12 @@
         </w:tc>
         <w:tc>
           <w:tcPr>
-            <w:tcW w:w="9586" w:type="dxa"/>
-            <w:tcBorders/>
+            <w:tcW w:w="5206" w:type="dxa"/>
+            <w:tcBorders>
+              <w:left w:val="single" w:sz="2" w:space="0" w:color="BFC7D5"/>
+              <w:bottom w:val="single" w:sz="2" w:space="0" w:color="BFC7D5"/>
+              <w:right w:val="single" w:sz="6" w:space="0" w:color="BFC7D5"/>
+            </w:tcBorders>
             <w:vAlign w:val="center"/>
           </w:tcPr>
           <w:p>
@@ -3006,23 +3692,35 @@
         </w:tc>
         <w:tc>
           <w:tcPr>
-            <w:tcW w:w="1216" w:type="dxa"/>
-            <w:tcBorders/>
-            <w:vAlign w:val="center"/>
-          </w:tcPr>
-          <w:p>
-            <w:pPr>
-              <w:pStyle w:val="TableContents"/>
-              <w:bidi w:val="0"/>
-              <w:spacing w:before="0" w:after="283"/>
-              <w:jc w:val="left"/>
-              <w:rPr/>
-            </w:pPr>
+            <w:tcW w:w="5784" w:type="dxa"/>
+            <w:tcBorders>
+              <w:left w:val="single" w:sz="2" w:space="0" w:color="BFC7D5"/>
+              <w:bottom w:val="single" w:sz="2" w:space="0" w:color="BFC7D5"/>
+              <w:right w:val="single" w:sz="6" w:space="0" w:color="BFC7D5"/>
+            </w:tcBorders>
+            <w:vAlign w:val="center"/>
+          </w:tcPr>
+          <w:p>
+            <w:pPr>
+              <w:pStyle w:val="TableContents"/>
+              <w:bidi w:val="0"/>
+              <w:spacing w:before="0" w:after="283"/>
+              <w:jc w:val="left"/>
+              <w:rPr/>
+            </w:pPr>
+            <w:r>
+              <w:rPr/>
+              <w:t xml:space="preserve">Accepted as written — </w:t>
+            </w:r>
             <w:r>
               <w:rPr>
                 <w:rStyle w:val="SourceText"/>
               </w:rPr>
-              <w:t>__________</w:t>
+              <w:t>QO-01</w:t>
+            </w:r>
+            <w:r>
+              <w:rPr/>
+              <w:t xml:space="preserve"> approved 2026-10-07</w:t>
             </w:r>
           </w:p>
         </w:tc>
@@ -3031,8 +3729,12 @@
         <w:trPr/>
         <w:tc>
           <w:tcPr>
-            <w:tcW w:w="316" w:type="dxa"/>
-            <w:tcBorders/>
+            <w:tcW w:w="349" w:type="dxa"/>
+            <w:tcBorders>
+              <w:left w:val="single" w:sz="6" w:space="0" w:color="BFC7D5"/>
+              <w:bottom w:val="single" w:sz="2" w:space="0" w:color="BFC7D5"/>
+              <w:right w:val="single" w:sz="6" w:space="0" w:color="BFC7D5"/>
+            </w:tcBorders>
             <w:vAlign w:val="center"/>
           </w:tcPr>
           <w:p>
@@ -3051,8 +3753,12 @@
         </w:tc>
         <w:tc>
           <w:tcPr>
-            <w:tcW w:w="9586" w:type="dxa"/>
-            <w:tcBorders/>
+            <w:tcW w:w="5206" w:type="dxa"/>
+            <w:tcBorders>
+              <w:left w:val="single" w:sz="2" w:space="0" w:color="BFC7D5"/>
+              <w:bottom w:val="single" w:sz="2" w:space="0" w:color="BFC7D5"/>
+              <w:right w:val="single" w:sz="6" w:space="0" w:color="BFC7D5"/>
+            </w:tcBorders>
             <w:vAlign w:val="center"/>
           </w:tcPr>
           <w:p>
@@ -3091,23 +3797,25 @@
         </w:tc>
         <w:tc>
           <w:tcPr>
-            <w:tcW w:w="1216" w:type="dxa"/>
-            <w:tcBorders/>
-            <w:vAlign w:val="center"/>
-          </w:tcPr>
-          <w:p>
-            <w:pPr>
-              <w:pStyle w:val="TableContents"/>
-              <w:bidi w:val="0"/>
-              <w:spacing w:before="0" w:after="283"/>
-              <w:jc w:val="left"/>
-              <w:rPr/>
-            </w:pPr>
-            <w:r>
-              <w:rPr>
-                <w:rStyle w:val="SourceText"/>
-              </w:rPr>
-              <w:t>__________</w:t>
+            <w:tcW w:w="5784" w:type="dxa"/>
+            <w:tcBorders>
+              <w:left w:val="single" w:sz="2" w:space="0" w:color="BFC7D5"/>
+              <w:bottom w:val="single" w:sz="2" w:space="0" w:color="BFC7D5"/>
+              <w:right w:val="single" w:sz="6" w:space="0" w:color="BFC7D5"/>
+            </w:tcBorders>
+            <w:vAlign w:val="center"/>
+          </w:tcPr>
+          <w:p>
+            <w:pPr>
+              <w:pStyle w:val="TableContents"/>
+              <w:bidi w:val="0"/>
+              <w:spacing w:before="0" w:after="283"/>
+              <w:jc w:val="left"/>
+              <w:rPr/>
+            </w:pPr>
+            <w:r>
+              <w:rPr/>
+              <w:t>Accepted — ratings confirmed at approval 2026-10-07</w:t>
             </w:r>
           </w:p>
         </w:tc>
@@ -3116,8 +3824,12 @@
         <w:trPr/>
         <w:tc>
           <w:tcPr>
-            <w:tcW w:w="316" w:type="dxa"/>
-            <w:tcBorders/>
+            <w:tcW w:w="349" w:type="dxa"/>
+            <w:tcBorders>
+              <w:left w:val="single" w:sz="6" w:space="0" w:color="BFC7D5"/>
+              <w:bottom w:val="single" w:sz="6" w:space="0" w:color="BFC7D5"/>
+              <w:right w:val="single" w:sz="6" w:space="0" w:color="BFC7D5"/>
+            </w:tcBorders>
             <w:vAlign w:val="center"/>
           </w:tcPr>
           <w:p>
@@ -3136,8 +3848,12 @@
         </w:tc>
         <w:tc>
           <w:tcPr>
-            <w:tcW w:w="9586" w:type="dxa"/>
-            <w:tcBorders/>
+            <w:tcW w:w="5206" w:type="dxa"/>
+            <w:tcBorders>
+              <w:left w:val="single" w:sz="2" w:space="0" w:color="BFC7D5"/>
+              <w:bottom w:val="single" w:sz="6" w:space="0" w:color="BFC7D5"/>
+              <w:right w:val="single" w:sz="6" w:space="0" w:color="BFC7D5"/>
+            </w:tcBorders>
             <w:vAlign w:val="center"/>
           </w:tcPr>
           <w:p>
@@ -3156,23 +3872,35 @@
         </w:tc>
         <w:tc>
           <w:tcPr>
-            <w:tcW w:w="1216" w:type="dxa"/>
-            <w:tcBorders/>
-            <w:vAlign w:val="center"/>
-          </w:tcPr>
-          <w:p>
-            <w:pPr>
-              <w:pStyle w:val="TableContents"/>
-              <w:bidi w:val="0"/>
-              <w:spacing w:before="0" w:after="283"/>
-              <w:jc w:val="left"/>
-              <w:rPr/>
-            </w:pPr>
+            <w:tcW w:w="5784" w:type="dxa"/>
+            <w:tcBorders>
+              <w:left w:val="single" w:sz="2" w:space="0" w:color="BFC7D5"/>
+              <w:bottom w:val="single" w:sz="6" w:space="0" w:color="BFC7D5"/>
+              <w:right w:val="single" w:sz="6" w:space="0" w:color="BFC7D5"/>
+            </w:tcBorders>
+            <w:vAlign w:val="center"/>
+          </w:tcPr>
+          <w:p>
+            <w:pPr>
+              <w:pStyle w:val="TableContents"/>
+              <w:bidi w:val="0"/>
+              <w:spacing w:before="0" w:after="283"/>
+              <w:jc w:val="left"/>
+              <w:rPr/>
+            </w:pPr>
+            <w:r>
+              <w:rPr/>
+              <w:t xml:space="preserve">Named per risk in </w:t>
+            </w:r>
             <w:r>
               <w:rPr>
                 <w:rStyle w:val="SourceText"/>
               </w:rPr>
-              <w:t>__________</w:t>
+              <w:t>REG-03</w:t>
+            </w:r>
+            <w:r>
+              <w:rPr/>
+              <w:t xml:space="preserve"> (owners Richard Watson Stephen Amudha and Kishan Haravu Pradeep; due dates 2026-10-13 to 2026-10-31)</w:t>
             </w:r>
           </w:p>
         </w:tc>
@@ -3198,21 +3926,21 @@
     </w:p>
     <w:tbl>
       <w:tblPr>
-        <w:tblW w:w="11339" w:type="dxa"/>
+        <w:tblW w:w="5000" w:type="pct"/>
         <w:jc w:val="left"/>
-        <w:tblInd w:w="0" w:type="dxa"/>
+        <w:tblInd w:w="-7" w:type="dxa"/>
         <w:tblLayout w:type="fixed"/>
         <w:tblCellMar>
-          <w:top w:w="28" w:type="dxa"/>
-          <w:left w:w="28" w:type="dxa"/>
-          <w:bottom w:w="28" w:type="dxa"/>
-          <w:right w:w="28" w:type="dxa"/>
+          <w:top w:w="60" w:type="dxa"/>
+          <w:left w:w="60" w:type="dxa"/>
+          <w:bottom w:w="60" w:type="dxa"/>
+          <w:right w:w="60" w:type="dxa"/>
         </w:tblCellMar>
       </w:tblPr>
       <w:tblGrid>
-        <w:gridCol w:w="316"/>
-        <w:gridCol w:w="9867"/>
-        <w:gridCol w:w="1156"/>
+        <w:gridCol w:w="349"/>
+        <w:gridCol w:w="5924"/>
+        <w:gridCol w:w="5066"/>
       </w:tblGrid>
       <w:tr>
         <w:trPr>
@@ -3220,66 +3948,90 @@
         </w:trPr>
         <w:tc>
           <w:tcPr>
-            <w:tcW w:w="316" w:type="dxa"/>
-            <w:tcBorders/>
+            <w:tcW w:w="349" w:type="dxa"/>
+            <w:tcBorders>
+              <w:top w:val="single" w:sz="6" w:space="0" w:color="BFC7D5"/>
+              <w:left w:val="single" w:sz="6" w:space="0" w:color="BFC7D5"/>
+              <w:bottom w:val="single" w:sz="2" w:space="0" w:color="BFC7D5"/>
+              <w:right w:val="single" w:sz="6" w:space="0" w:color="BFC7D5"/>
+            </w:tcBorders>
+            <w:shd w:fill="1F3A5F" w:val="clear"/>
             <w:vAlign w:val="center"/>
           </w:tcPr>
           <w:p>
             <w:pPr>
               <w:pStyle w:val="TableHeading"/>
-              <w:suppressLineNumbers/>
-              <w:shd w:fill="1F3A5F" w:val="clear"/>
-              <w:bidi w:val="0"/>
-              <w:spacing w:before="0" w:after="283"/>
-              <w:jc w:val="center"/>
-              <w:rPr/>
-            </w:pPr>
-            <w:r>
-              <w:rPr/>
+              <w:bidi w:val="0"/>
+              <w:spacing w:before="0" w:after="283"/>
+              <w:jc w:val="left"/>
+              <w:rPr>
+                <w:color w:val="FFFFFF"/>
+              </w:rPr>
+            </w:pPr>
+            <w:r>
+              <w:rPr>
+                <w:color w:val="FFFFFF"/>
+              </w:rPr>
               <w:t>#</w:t>
             </w:r>
           </w:p>
         </w:tc>
         <w:tc>
           <w:tcPr>
-            <w:tcW w:w="9867" w:type="dxa"/>
-            <w:tcBorders/>
+            <w:tcW w:w="5924" w:type="dxa"/>
+            <w:tcBorders>
+              <w:top w:val="single" w:sz="6" w:space="0" w:color="BFC7D5"/>
+              <w:left w:val="single" w:sz="2" w:space="0" w:color="BFC7D5"/>
+              <w:bottom w:val="single" w:sz="2" w:space="0" w:color="BFC7D5"/>
+              <w:right w:val="single" w:sz="6" w:space="0" w:color="BFC7D5"/>
+            </w:tcBorders>
+            <w:shd w:fill="1F3A5F" w:val="clear"/>
             <w:vAlign w:val="center"/>
           </w:tcPr>
           <w:p>
             <w:pPr>
               <w:pStyle w:val="TableHeading"/>
-              <w:suppressLineNumbers/>
-              <w:shd w:fill="1F3A5F" w:val="clear"/>
-              <w:bidi w:val="0"/>
-              <w:spacing w:before="0" w:after="283"/>
-              <w:jc w:val="center"/>
-              <w:rPr/>
-            </w:pPr>
-            <w:r>
-              <w:rPr/>
+              <w:bidi w:val="0"/>
+              <w:spacing w:before="0" w:after="283"/>
+              <w:jc w:val="left"/>
+              <w:rPr>
+                <w:color w:val="FFFFFF"/>
+              </w:rPr>
+            </w:pPr>
+            <w:r>
+              <w:rPr>
+                <w:color w:val="FFFFFF"/>
+              </w:rPr>
               <w:t>Question</w:t>
             </w:r>
           </w:p>
         </w:tc>
         <w:tc>
           <w:tcPr>
-            <w:tcW w:w="1156" w:type="dxa"/>
-            <w:tcBorders/>
+            <w:tcW w:w="5066" w:type="dxa"/>
+            <w:tcBorders>
+              <w:top w:val="single" w:sz="6" w:space="0" w:color="BFC7D5"/>
+              <w:left w:val="single" w:sz="2" w:space="0" w:color="BFC7D5"/>
+              <w:bottom w:val="single" w:sz="2" w:space="0" w:color="BFC7D5"/>
+              <w:right w:val="single" w:sz="6" w:space="0" w:color="BFC7D5"/>
+            </w:tcBorders>
+            <w:shd w:fill="1F3A5F" w:val="clear"/>
             <w:vAlign w:val="center"/>
           </w:tcPr>
           <w:p>
             <w:pPr>
               <w:pStyle w:val="TableHeading"/>
-              <w:suppressLineNumbers/>
-              <w:shd w:fill="1F3A5F" w:val="clear"/>
-              <w:bidi w:val="0"/>
-              <w:spacing w:before="0" w:after="283"/>
-              <w:jc w:val="center"/>
-              <w:rPr/>
-            </w:pPr>
-            <w:r>
-              <w:rPr/>
+              <w:bidi w:val="0"/>
+              <w:spacing w:before="0" w:after="283"/>
+              <w:jc w:val="left"/>
+              <w:rPr>
+                <w:color w:val="FFFFFF"/>
+              </w:rPr>
+            </w:pPr>
+            <w:r>
+              <w:rPr>
+                <w:color w:val="FFFFFF"/>
+              </w:rPr>
               <w:t>Your answer</w:t>
             </w:r>
           </w:p>
@@ -3289,8 +4041,12 @@
         <w:trPr/>
         <w:tc>
           <w:tcPr>
-            <w:tcW w:w="316" w:type="dxa"/>
-            <w:tcBorders/>
+            <w:tcW w:w="349" w:type="dxa"/>
+            <w:tcBorders>
+              <w:left w:val="single" w:sz="6" w:space="0" w:color="BFC7D5"/>
+              <w:bottom w:val="single" w:sz="2" w:space="0" w:color="BFC7D5"/>
+              <w:right w:val="single" w:sz="6" w:space="0" w:color="BFC7D5"/>
+            </w:tcBorders>
             <w:vAlign w:val="center"/>
           </w:tcPr>
           <w:p>
@@ -3309,8 +4065,12 @@
         </w:tc>
         <w:tc>
           <w:tcPr>
-            <w:tcW w:w="9867" w:type="dxa"/>
-            <w:tcBorders/>
+            <w:tcW w:w="5924" w:type="dxa"/>
+            <w:tcBorders>
+              <w:left w:val="single" w:sz="2" w:space="0" w:color="BFC7D5"/>
+              <w:bottom w:val="single" w:sz="2" w:space="0" w:color="BFC7D5"/>
+              <w:right w:val="single" w:sz="6" w:space="0" w:color="BFC7D5"/>
+            </w:tcBorders>
             <w:vAlign w:val="center"/>
           </w:tcPr>
           <w:p>
@@ -3329,23 +4089,35 @@
         </w:tc>
         <w:tc>
           <w:tcPr>
-            <w:tcW w:w="1156" w:type="dxa"/>
-            <w:tcBorders/>
-            <w:vAlign w:val="center"/>
-          </w:tcPr>
-          <w:p>
-            <w:pPr>
-              <w:pStyle w:val="TableContents"/>
-              <w:bidi w:val="0"/>
-              <w:spacing w:before="0" w:after="283"/>
-              <w:jc w:val="left"/>
-              <w:rPr/>
-            </w:pPr>
+            <w:tcW w:w="5066" w:type="dxa"/>
+            <w:tcBorders>
+              <w:left w:val="single" w:sz="2" w:space="0" w:color="BFC7D5"/>
+              <w:bottom w:val="single" w:sz="2" w:space="0" w:color="BFC7D5"/>
+              <w:right w:val="single" w:sz="6" w:space="0" w:color="BFC7D5"/>
+            </w:tcBorders>
+            <w:vAlign w:val="center"/>
+          </w:tcPr>
+          <w:p>
+            <w:pPr>
+              <w:pStyle w:val="TableContents"/>
+              <w:bidi w:val="0"/>
+              <w:spacing w:before="0" w:after="283"/>
+              <w:jc w:val="left"/>
+              <w:rPr/>
+            </w:pPr>
+            <w:r>
+              <w:rPr/>
+              <w:t>Quarterly, and at least annually (</w:t>
+            </w:r>
             <w:r>
               <w:rPr>
                 <w:rStyle w:val="SourceText"/>
               </w:rPr>
-              <w:t>__________</w:t>
+              <w:t>SOP-15</w:t>
+            </w:r>
+            <w:r>
+              <w:rPr/>
+              <w:t xml:space="preserve"> §4)</w:t>
             </w:r>
           </w:p>
         </w:tc>
@@ -3354,8 +4126,12 @@
         <w:trPr/>
         <w:tc>
           <w:tcPr>
-            <w:tcW w:w="316" w:type="dxa"/>
-            <w:tcBorders/>
+            <w:tcW w:w="349" w:type="dxa"/>
+            <w:tcBorders>
+              <w:left w:val="single" w:sz="6" w:space="0" w:color="BFC7D5"/>
+              <w:bottom w:val="single" w:sz="2" w:space="0" w:color="BFC7D5"/>
+              <w:right w:val="single" w:sz="6" w:space="0" w:color="BFC7D5"/>
+            </w:tcBorders>
             <w:vAlign w:val="center"/>
           </w:tcPr>
           <w:p>
@@ -3374,8 +4150,12 @@
         </w:tc>
         <w:tc>
           <w:tcPr>
-            <w:tcW w:w="9867" w:type="dxa"/>
-            <w:tcBorders/>
+            <w:tcW w:w="5924" w:type="dxa"/>
+            <w:tcBorders>
+              <w:left w:val="single" w:sz="2" w:space="0" w:color="BFC7D5"/>
+              <w:bottom w:val="single" w:sz="2" w:space="0" w:color="BFC7D5"/>
+              <w:right w:val="single" w:sz="6" w:space="0" w:color="BFC7D5"/>
+            </w:tcBorders>
             <w:vAlign w:val="center"/>
           </w:tcPr>
           <w:p>
@@ -3400,23 +4180,35 @@
         </w:tc>
         <w:tc>
           <w:tcPr>
-            <w:tcW w:w="1156" w:type="dxa"/>
-            <w:tcBorders/>
-            <w:vAlign w:val="center"/>
-          </w:tcPr>
-          <w:p>
-            <w:pPr>
-              <w:pStyle w:val="TableContents"/>
-              <w:bidi w:val="0"/>
-              <w:spacing w:before="0" w:after="283"/>
-              <w:jc w:val="left"/>
-              <w:rPr/>
-            </w:pPr>
+            <w:tcW w:w="5066" w:type="dxa"/>
+            <w:tcBorders>
+              <w:left w:val="single" w:sz="2" w:space="0" w:color="BFC7D5"/>
+              <w:bottom w:val="single" w:sz="2" w:space="0" w:color="BFC7D5"/>
+              <w:right w:val="single" w:sz="6" w:space="0" w:color="BFC7D5"/>
+            </w:tcBorders>
+            <w:vAlign w:val="center"/>
+          </w:tcPr>
+          <w:p>
+            <w:pPr>
+              <w:pStyle w:val="TableContents"/>
+              <w:bidi w:val="0"/>
+              <w:spacing w:before="0" w:after="283"/>
+              <w:jc w:val="left"/>
+              <w:rPr/>
+            </w:pPr>
+            <w:r>
+              <w:rPr/>
+              <w:t>Through the AJACE Inc. corporate internal audit programme, by an auditor independent of the EchoMind work (</w:t>
+            </w:r>
             <w:r>
               <w:rPr>
                 <w:rStyle w:val="SourceText"/>
               </w:rPr>
-              <w:t>__________</w:t>
+              <w:t>SOP-13</w:t>
+            </w:r>
+            <w:r>
+              <w:rPr/>
+              <w:t xml:space="preserve"> §4)</w:t>
             </w:r>
           </w:p>
         </w:tc>
@@ -3425,8 +4217,12 @@
         <w:trPr/>
         <w:tc>
           <w:tcPr>
-            <w:tcW w:w="316" w:type="dxa"/>
-            <w:tcBorders/>
+            <w:tcW w:w="349" w:type="dxa"/>
+            <w:tcBorders>
+              <w:left w:val="single" w:sz="6" w:space="0" w:color="BFC7D5"/>
+              <w:bottom w:val="single" w:sz="2" w:space="0" w:color="BFC7D5"/>
+              <w:right w:val="single" w:sz="6" w:space="0" w:color="BFC7D5"/>
+            </w:tcBorders>
             <w:vAlign w:val="center"/>
           </w:tcPr>
           <w:p>
@@ -3445,8 +4241,12 @@
         </w:tc>
         <w:tc>
           <w:tcPr>
-            <w:tcW w:w="9867" w:type="dxa"/>
-            <w:tcBorders/>
+            <w:tcW w:w="5924" w:type="dxa"/>
+            <w:tcBorders>
+              <w:left w:val="single" w:sz="2" w:space="0" w:color="BFC7D5"/>
+              <w:bottom w:val="single" w:sz="2" w:space="0" w:color="BFC7D5"/>
+              <w:right w:val="single" w:sz="6" w:space="0" w:color="BFC7D5"/>
+            </w:tcBorders>
             <w:vAlign w:val="center"/>
           </w:tcPr>
           <w:p>
@@ -3465,23 +4265,25 @@
         </w:tc>
         <w:tc>
           <w:tcPr>
-            <w:tcW w:w="1156" w:type="dxa"/>
-            <w:tcBorders/>
-            <w:vAlign w:val="center"/>
-          </w:tcPr>
-          <w:p>
-            <w:pPr>
-              <w:pStyle w:val="TableContents"/>
-              <w:bidi w:val="0"/>
-              <w:spacing w:before="0" w:after="283"/>
-              <w:jc w:val="left"/>
-              <w:rPr/>
-            </w:pPr>
-            <w:r>
-              <w:rPr>
-                <w:rStyle w:val="SourceText"/>
-              </w:rPr>
-              <w:t>__________</w:t>
+            <w:tcW w:w="5066" w:type="dxa"/>
+            <w:tcBorders>
+              <w:left w:val="single" w:sz="2" w:space="0" w:color="BFC7D5"/>
+              <w:bottom w:val="single" w:sz="2" w:space="0" w:color="BFC7D5"/>
+              <w:right w:val="single" w:sz="6" w:space="0" w:color="BFC7D5"/>
+            </w:tcBorders>
+            <w:vAlign w:val="center"/>
+          </w:tcPr>
+          <w:p>
+            <w:pPr>
+              <w:pStyle w:val="TableContents"/>
+              <w:bidi w:val="0"/>
+              <w:spacing w:before="0" w:after="283"/>
+              <w:jc w:val="left"/>
+              <w:rPr/>
+            </w:pPr>
+            <w:r>
+              <w:rPr/>
+              <w:t>Not applicable — corporate audit programme, coordinated by the QA / MR (Sheryl Nazareth)</w:t>
             </w:r>
           </w:p>
         </w:tc>
@@ -3490,8 +4292,12 @@
         <w:trPr/>
         <w:tc>
           <w:tcPr>
-            <w:tcW w:w="316" w:type="dxa"/>
-            <w:tcBorders/>
+            <w:tcW w:w="349" w:type="dxa"/>
+            <w:tcBorders>
+              <w:left w:val="single" w:sz="6" w:space="0" w:color="BFC7D5"/>
+              <w:bottom w:val="single" w:sz="6" w:space="0" w:color="BFC7D5"/>
+              <w:right w:val="single" w:sz="6" w:space="0" w:color="BFC7D5"/>
+            </w:tcBorders>
             <w:vAlign w:val="center"/>
           </w:tcPr>
           <w:p>
@@ -3510,8 +4316,12 @@
         </w:tc>
         <w:tc>
           <w:tcPr>
-            <w:tcW w:w="9867" w:type="dxa"/>
-            <w:tcBorders/>
+            <w:tcW w:w="5924" w:type="dxa"/>
+            <w:tcBorders>
+              <w:left w:val="single" w:sz="2" w:space="0" w:color="BFC7D5"/>
+              <w:bottom w:val="single" w:sz="6" w:space="0" w:color="BFC7D5"/>
+              <w:right w:val="single" w:sz="6" w:space="0" w:color="BFC7D5"/>
+            </w:tcBorders>
             <w:vAlign w:val="center"/>
           </w:tcPr>
           <w:p>
@@ -3530,23 +4340,35 @@
         </w:tc>
         <w:tc>
           <w:tcPr>
-            <w:tcW w:w="1156" w:type="dxa"/>
-            <w:tcBorders/>
-            <w:vAlign w:val="center"/>
-          </w:tcPr>
-          <w:p>
-            <w:pPr>
-              <w:pStyle w:val="TableContents"/>
-              <w:bidi w:val="0"/>
-              <w:spacing w:before="0" w:after="283"/>
-              <w:jc w:val="left"/>
-              <w:rPr/>
-            </w:pPr>
+            <w:tcW w:w="5066" w:type="dxa"/>
+            <w:tcBorders>
+              <w:left w:val="single" w:sz="2" w:space="0" w:color="BFC7D5"/>
+              <w:bottom w:val="single" w:sz="6" w:space="0" w:color="BFC7D5"/>
+              <w:right w:val="single" w:sz="6" w:space="0" w:color="BFC7D5"/>
+            </w:tcBorders>
+            <w:vAlign w:val="center"/>
+          </w:tcPr>
+          <w:p>
+            <w:pPr>
+              <w:pStyle w:val="TableContents"/>
+              <w:bidi w:val="0"/>
+              <w:spacing w:before="0" w:after="283"/>
+              <w:jc w:val="left"/>
+              <w:rPr/>
+            </w:pPr>
+            <w:r>
+              <w:rPr/>
+              <w:t>Nov 2026: clauses 4–7 · Dec 2026: clause 8 · Jan 2027: clauses 9–10 (</w:t>
+            </w:r>
             <w:r>
               <w:rPr>
                 <w:rStyle w:val="SourceText"/>
               </w:rPr>
-              <w:t>__________</w:t>
+              <w:t>SOP-13</w:t>
+            </w:r>
+            <w:r>
+              <w:rPr/>
+              <w:t xml:space="preserve"> §4)</w:t>
             </w:r>
           </w:p>
         </w:tc>
@@ -3566,21 +4388,21 @@
     </w:p>
     <w:tbl>
       <w:tblPr>
-        <w:tblW w:w="9363" w:type="dxa"/>
+        <w:tblW w:w="5000" w:type="pct"/>
         <w:jc w:val="left"/>
-        <w:tblInd w:w="0" w:type="dxa"/>
+        <w:tblInd w:w="-7" w:type="dxa"/>
         <w:tblLayout w:type="fixed"/>
         <w:tblCellMar>
-          <w:top w:w="28" w:type="dxa"/>
-          <w:left w:w="28" w:type="dxa"/>
-          <w:bottom w:w="28" w:type="dxa"/>
-          <w:right w:w="28" w:type="dxa"/>
+          <w:top w:w="60" w:type="dxa"/>
+          <w:left w:w="60" w:type="dxa"/>
+          <w:bottom w:w="60" w:type="dxa"/>
+          <w:right w:w="60" w:type="dxa"/>
         </w:tblCellMar>
       </w:tblPr>
       <w:tblGrid>
-        <w:gridCol w:w="316"/>
-        <w:gridCol w:w="7831"/>
-        <w:gridCol w:w="1216"/>
+        <w:gridCol w:w="349"/>
+        <w:gridCol w:w="3935"/>
+        <w:gridCol w:w="7055"/>
       </w:tblGrid>
       <w:tr>
         <w:trPr>
@@ -3588,66 +4410,90 @@
         </w:trPr>
         <w:tc>
           <w:tcPr>
-            <w:tcW w:w="316" w:type="dxa"/>
-            <w:tcBorders/>
+            <w:tcW w:w="349" w:type="dxa"/>
+            <w:tcBorders>
+              <w:top w:val="single" w:sz="6" w:space="0" w:color="BFC7D5"/>
+              <w:left w:val="single" w:sz="6" w:space="0" w:color="BFC7D5"/>
+              <w:bottom w:val="single" w:sz="2" w:space="0" w:color="BFC7D5"/>
+              <w:right w:val="single" w:sz="6" w:space="0" w:color="BFC7D5"/>
+            </w:tcBorders>
+            <w:shd w:fill="1F3A5F" w:val="clear"/>
             <w:vAlign w:val="center"/>
           </w:tcPr>
           <w:p>
             <w:pPr>
               <w:pStyle w:val="TableHeading"/>
-              <w:suppressLineNumbers/>
-              <w:shd w:fill="1F3A5F" w:val="clear"/>
-              <w:bidi w:val="0"/>
-              <w:spacing w:before="0" w:after="283"/>
-              <w:jc w:val="center"/>
-              <w:rPr/>
-            </w:pPr>
-            <w:r>
-              <w:rPr/>
+              <w:bidi w:val="0"/>
+              <w:spacing w:before="0" w:after="283"/>
+              <w:jc w:val="left"/>
+              <w:rPr>
+                <w:color w:val="FFFFFF"/>
+              </w:rPr>
+            </w:pPr>
+            <w:r>
+              <w:rPr>
+                <w:color w:val="FFFFFF"/>
+              </w:rPr>
               <w:t>#</w:t>
             </w:r>
           </w:p>
         </w:tc>
         <w:tc>
           <w:tcPr>
-            <w:tcW w:w="7831" w:type="dxa"/>
-            <w:tcBorders/>
+            <w:tcW w:w="3935" w:type="dxa"/>
+            <w:tcBorders>
+              <w:top w:val="single" w:sz="6" w:space="0" w:color="BFC7D5"/>
+              <w:left w:val="single" w:sz="2" w:space="0" w:color="BFC7D5"/>
+              <w:bottom w:val="single" w:sz="2" w:space="0" w:color="BFC7D5"/>
+              <w:right w:val="single" w:sz="6" w:space="0" w:color="BFC7D5"/>
+            </w:tcBorders>
+            <w:shd w:fill="1F3A5F" w:val="clear"/>
             <w:vAlign w:val="center"/>
           </w:tcPr>
           <w:p>
             <w:pPr>
               <w:pStyle w:val="TableHeading"/>
-              <w:suppressLineNumbers/>
-              <w:shd w:fill="1F3A5F" w:val="clear"/>
-              <w:bidi w:val="0"/>
-              <w:spacing w:before="0" w:after="283"/>
-              <w:jc w:val="center"/>
-              <w:rPr/>
-            </w:pPr>
-            <w:r>
-              <w:rPr/>
+              <w:bidi w:val="0"/>
+              <w:spacing w:before="0" w:after="283"/>
+              <w:jc w:val="left"/>
+              <w:rPr>
+                <w:color w:val="FFFFFF"/>
+              </w:rPr>
+            </w:pPr>
+            <w:r>
+              <w:rPr>
+                <w:color w:val="FFFFFF"/>
+              </w:rPr>
               <w:t>Question</w:t>
             </w:r>
           </w:p>
         </w:tc>
         <w:tc>
           <w:tcPr>
-            <w:tcW w:w="1216" w:type="dxa"/>
-            <w:tcBorders/>
+            <w:tcW w:w="7055" w:type="dxa"/>
+            <w:tcBorders>
+              <w:top w:val="single" w:sz="6" w:space="0" w:color="BFC7D5"/>
+              <w:left w:val="single" w:sz="2" w:space="0" w:color="BFC7D5"/>
+              <w:bottom w:val="single" w:sz="2" w:space="0" w:color="BFC7D5"/>
+              <w:right w:val="single" w:sz="6" w:space="0" w:color="BFC7D5"/>
+            </w:tcBorders>
+            <w:shd w:fill="1F3A5F" w:val="clear"/>
             <w:vAlign w:val="center"/>
           </w:tcPr>
           <w:p>
             <w:pPr>
               <w:pStyle w:val="TableHeading"/>
-              <w:suppressLineNumbers/>
-              <w:shd w:fill="1F3A5F" w:val="clear"/>
-              <w:bidi w:val="0"/>
-              <w:spacing w:before="0" w:after="283"/>
-              <w:jc w:val="center"/>
-              <w:rPr/>
-            </w:pPr>
-            <w:r>
-              <w:rPr/>
+              <w:bidi w:val="0"/>
+              <w:spacing w:before="0" w:after="283"/>
+              <w:jc w:val="left"/>
+              <w:rPr>
+                <w:color w:val="FFFFFF"/>
+              </w:rPr>
+            </w:pPr>
+            <w:r>
+              <w:rPr>
+                <w:color w:val="FFFFFF"/>
+              </w:rPr>
               <w:t>Your answer</w:t>
             </w:r>
           </w:p>
@@ -3657,8 +4503,12 @@
         <w:trPr/>
         <w:tc>
           <w:tcPr>
-            <w:tcW w:w="316" w:type="dxa"/>
-            <w:tcBorders/>
+            <w:tcW w:w="349" w:type="dxa"/>
+            <w:tcBorders>
+              <w:left w:val="single" w:sz="6" w:space="0" w:color="BFC7D5"/>
+              <w:bottom w:val="single" w:sz="2" w:space="0" w:color="BFC7D5"/>
+              <w:right w:val="single" w:sz="6" w:space="0" w:color="BFC7D5"/>
+            </w:tcBorders>
             <w:vAlign w:val="center"/>
           </w:tcPr>
           <w:p>
@@ -3677,8 +4527,12 @@
         </w:tc>
         <w:tc>
           <w:tcPr>
-            <w:tcW w:w="7831" w:type="dxa"/>
-            <w:tcBorders/>
+            <w:tcW w:w="3935" w:type="dxa"/>
+            <w:tcBorders>
+              <w:left w:val="single" w:sz="2" w:space="0" w:color="BFC7D5"/>
+              <w:bottom w:val="single" w:sz="2" w:space="0" w:color="BFC7D5"/>
+              <w:right w:val="single" w:sz="6" w:space="0" w:color="BFC7D5"/>
+            </w:tcBorders>
             <w:vAlign w:val="center"/>
           </w:tcPr>
           <w:p>
@@ -3707,23 +4561,35 @@
         </w:tc>
         <w:tc>
           <w:tcPr>
-            <w:tcW w:w="1216" w:type="dxa"/>
-            <w:tcBorders/>
-            <w:vAlign w:val="center"/>
-          </w:tcPr>
-          <w:p>
-            <w:pPr>
-              <w:pStyle w:val="TableContents"/>
-              <w:bidi w:val="0"/>
-              <w:spacing w:before="0" w:after="283"/>
-              <w:jc w:val="left"/>
-              <w:rPr/>
-            </w:pPr>
+            <w:tcW w:w="7055" w:type="dxa"/>
+            <w:tcBorders>
+              <w:left w:val="single" w:sz="2" w:space="0" w:color="BFC7D5"/>
+              <w:bottom w:val="single" w:sz="2" w:space="0" w:color="BFC7D5"/>
+              <w:right w:val="single" w:sz="6" w:space="0" w:color="BFC7D5"/>
+            </w:tcBorders>
+            <w:vAlign w:val="center"/>
+          </w:tcPr>
+          <w:p>
+            <w:pPr>
+              <w:pStyle w:val="TableContents"/>
+              <w:bidi w:val="0"/>
+              <w:spacing w:before="0" w:after="283"/>
+              <w:jc w:val="left"/>
+              <w:rPr/>
+            </w:pPr>
+            <w:r>
+              <w:rPr/>
+              <w:t xml:space="preserve">Login is enforced on the public reference instance and checked every 6 hours. The default for customer deployments is an open decision under </w:t>
+            </w:r>
             <w:r>
               <w:rPr>
                 <w:rStyle w:val="SourceText"/>
               </w:rPr>
-              <w:t>__________</w:t>
+              <w:t>REG-03</w:t>
+            </w:r>
+            <w:r>
+              <w:rPr/>
+              <w:t xml:space="preserve"> R-04 (Kishan Haravu Pradeep, 2026-10-31)</w:t>
             </w:r>
           </w:p>
         </w:tc>
@@ -3732,8 +4598,12 @@
         <w:trPr/>
         <w:tc>
           <w:tcPr>
-            <w:tcW w:w="316" w:type="dxa"/>
-            <w:tcBorders/>
+            <w:tcW w:w="349" w:type="dxa"/>
+            <w:tcBorders>
+              <w:left w:val="single" w:sz="6" w:space="0" w:color="BFC7D5"/>
+              <w:bottom w:val="single" w:sz="2" w:space="0" w:color="BFC7D5"/>
+              <w:right w:val="single" w:sz="6" w:space="0" w:color="BFC7D5"/>
+            </w:tcBorders>
             <w:vAlign w:val="center"/>
           </w:tcPr>
           <w:p>
@@ -3752,8 +4622,12 @@
         </w:tc>
         <w:tc>
           <w:tcPr>
-            <w:tcW w:w="7831" w:type="dxa"/>
-            <w:tcBorders/>
+            <w:tcW w:w="3935" w:type="dxa"/>
+            <w:tcBorders>
+              <w:left w:val="single" w:sz="2" w:space="0" w:color="BFC7D5"/>
+              <w:bottom w:val="single" w:sz="2" w:space="0" w:color="BFC7D5"/>
+              <w:right w:val="single" w:sz="6" w:space="0" w:color="BFC7D5"/>
+            </w:tcBorders>
             <w:vAlign w:val="center"/>
           </w:tcPr>
           <w:p>
@@ -3782,23 +4656,35 @@
         </w:tc>
         <w:tc>
           <w:tcPr>
-            <w:tcW w:w="1216" w:type="dxa"/>
-            <w:tcBorders/>
-            <w:vAlign w:val="center"/>
-          </w:tcPr>
-          <w:p>
-            <w:pPr>
-              <w:pStyle w:val="TableContents"/>
-              <w:bidi w:val="0"/>
-              <w:spacing w:before="0" w:after="283"/>
-              <w:jc w:val="left"/>
-              <w:rPr/>
-            </w:pPr>
+            <w:tcW w:w="7055" w:type="dxa"/>
+            <w:tcBorders>
+              <w:left w:val="single" w:sz="2" w:space="0" w:color="BFC7D5"/>
+              <w:bottom w:val="single" w:sz="2" w:space="0" w:color="BFC7D5"/>
+              <w:right w:val="single" w:sz="6" w:space="0" w:color="BFC7D5"/>
+            </w:tcBorders>
+            <w:vAlign w:val="center"/>
+          </w:tcPr>
+          <w:p>
+            <w:pPr>
+              <w:pStyle w:val="TableContents"/>
+              <w:bidi w:val="0"/>
+              <w:spacing w:before="0" w:after="283"/>
+              <w:jc w:val="left"/>
+              <w:rPr/>
+            </w:pPr>
+            <w:r>
+              <w:rPr/>
+              <w:t xml:space="preserve">Decided with question 32 under </w:t>
+            </w:r>
             <w:r>
               <w:rPr>
                 <w:rStyle w:val="SourceText"/>
               </w:rPr>
-              <w:t>__________</w:t>
+              <w:t>REG-03</w:t>
+            </w:r>
+            <w:r>
+              <w:rPr/>
+              <w:t xml:space="preserve"> R-04 (2026-10-31)</w:t>
             </w:r>
           </w:p>
         </w:tc>
@@ -3807,8 +4693,12 @@
         <w:trPr/>
         <w:tc>
           <w:tcPr>
-            <w:tcW w:w="316" w:type="dxa"/>
-            <w:tcBorders/>
+            <w:tcW w:w="349" w:type="dxa"/>
+            <w:tcBorders>
+              <w:left w:val="single" w:sz="6" w:space="0" w:color="BFC7D5"/>
+              <w:bottom w:val="single" w:sz="6" w:space="0" w:color="BFC7D5"/>
+              <w:right w:val="single" w:sz="6" w:space="0" w:color="BFC7D5"/>
+            </w:tcBorders>
             <w:vAlign w:val="center"/>
           </w:tcPr>
           <w:p>
@@ -3827,8 +4717,12 @@
         </w:tc>
         <w:tc>
           <w:tcPr>
-            <w:tcW w:w="7831" w:type="dxa"/>
-            <w:tcBorders/>
+            <w:tcW w:w="3935" w:type="dxa"/>
+            <w:tcBorders>
+              <w:left w:val="single" w:sz="2" w:space="0" w:color="BFC7D5"/>
+              <w:bottom w:val="single" w:sz="6" w:space="0" w:color="BFC7D5"/>
+              <w:right w:val="single" w:sz="6" w:space="0" w:color="BFC7D5"/>
+            </w:tcBorders>
             <w:vAlign w:val="center"/>
           </w:tcPr>
           <w:p>
@@ -3847,23 +4741,35 @@
         </w:tc>
         <w:tc>
           <w:tcPr>
-            <w:tcW w:w="1216" w:type="dxa"/>
-            <w:tcBorders/>
-            <w:vAlign w:val="center"/>
-          </w:tcPr>
-          <w:p>
-            <w:pPr>
-              <w:pStyle w:val="TableContents"/>
-              <w:bidi w:val="0"/>
-              <w:spacing w:before="0" w:after="283"/>
-              <w:jc w:val="left"/>
-              <w:rPr/>
-            </w:pPr>
+            <w:tcW w:w="7055" w:type="dxa"/>
+            <w:tcBorders>
+              <w:left w:val="single" w:sz="2" w:space="0" w:color="BFC7D5"/>
+              <w:bottom w:val="single" w:sz="6" w:space="0" w:color="BFC7D5"/>
+              <w:right w:val="single" w:sz="6" w:space="0" w:color="BFC7D5"/>
+            </w:tcBorders>
+            <w:vAlign w:val="center"/>
+          </w:tcPr>
+          <w:p>
+            <w:pPr>
+              <w:pStyle w:val="TableContents"/>
+              <w:bidi w:val="0"/>
+              <w:spacing w:before="0" w:after="283"/>
+              <w:jc w:val="left"/>
+              <w:rPr/>
+            </w:pPr>
+            <w:r>
+              <w:rPr/>
+              <w:t xml:space="preserve">Criteria S-1 to S-7 in </w:t>
+            </w:r>
             <w:r>
               <w:rPr>
                 <w:rStyle w:val="SourceText"/>
               </w:rPr>
-              <w:t>__________</w:t>
+              <w:t>SOP-06</w:t>
+            </w:r>
+            <w:r>
+              <w:rPr/>
+              <w:t xml:space="preserve"> §6 (approved 2026-10-07)</w:t>
             </w:r>
           </w:p>
         </w:tc>
@@ -3906,22 +4812,22 @@
     </w:p>
     <w:tbl>
       <w:tblPr>
-        <w:tblW w:w="11339" w:type="dxa"/>
+        <w:tblW w:w="5000" w:type="pct"/>
         <w:jc w:val="left"/>
-        <w:tblInd w:w="0" w:type="dxa"/>
+        <w:tblInd w:w="-7" w:type="dxa"/>
         <w:tblLayout w:type="fixed"/>
         <w:tblCellMar>
-          <w:top w:w="28" w:type="dxa"/>
-          <w:left w:w="28" w:type="dxa"/>
-          <w:bottom w:w="28" w:type="dxa"/>
-          <w:right w:w="28" w:type="dxa"/>
+          <w:top w:w="60" w:type="dxa"/>
+          <w:left w:w="60" w:type="dxa"/>
+          <w:bottom w:w="60" w:type="dxa"/>
+          <w:right w:w="60" w:type="dxa"/>
         </w:tblCellMar>
       </w:tblPr>
       <w:tblGrid>
-        <w:gridCol w:w="316"/>
-        <w:gridCol w:w="5987"/>
-        <w:gridCol w:w="4434"/>
-        <w:gridCol w:w="602"/>
+        <w:gridCol w:w="349"/>
+        <w:gridCol w:w="4243"/>
+        <w:gridCol w:w="3178"/>
+        <w:gridCol w:w="3569"/>
       </w:tblGrid>
       <w:tr>
         <w:trPr>
@@ -3929,88 +4835,120 @@
         </w:trPr>
         <w:tc>
           <w:tcPr>
-            <w:tcW w:w="316" w:type="dxa"/>
-            <w:tcBorders/>
+            <w:tcW w:w="349" w:type="dxa"/>
+            <w:tcBorders>
+              <w:top w:val="single" w:sz="6" w:space="0" w:color="BFC7D5"/>
+              <w:left w:val="single" w:sz="6" w:space="0" w:color="BFC7D5"/>
+              <w:bottom w:val="single" w:sz="2" w:space="0" w:color="BFC7D5"/>
+              <w:right w:val="single" w:sz="6" w:space="0" w:color="BFC7D5"/>
+            </w:tcBorders>
+            <w:shd w:fill="1F3A5F" w:val="clear"/>
             <w:vAlign w:val="center"/>
           </w:tcPr>
           <w:p>
             <w:pPr>
               <w:pStyle w:val="TableHeading"/>
-              <w:suppressLineNumbers/>
-              <w:shd w:fill="1F3A5F" w:val="clear"/>
-              <w:bidi w:val="0"/>
-              <w:spacing w:before="0" w:after="283"/>
-              <w:jc w:val="center"/>
-              <w:rPr/>
-            </w:pPr>
-            <w:r>
-              <w:rPr/>
+              <w:bidi w:val="0"/>
+              <w:spacing w:before="0" w:after="283"/>
+              <w:jc w:val="left"/>
+              <w:rPr>
+                <w:color w:val="FFFFFF"/>
+              </w:rPr>
+            </w:pPr>
+            <w:r>
+              <w:rPr>
+                <w:color w:val="FFFFFF"/>
+              </w:rPr>
               <w:t>#</w:t>
             </w:r>
           </w:p>
         </w:tc>
         <w:tc>
           <w:tcPr>
-            <w:tcW w:w="5987" w:type="dxa"/>
-            <w:tcBorders/>
+            <w:tcW w:w="4243" w:type="dxa"/>
+            <w:tcBorders>
+              <w:top w:val="single" w:sz="6" w:space="0" w:color="BFC7D5"/>
+              <w:left w:val="single" w:sz="2" w:space="0" w:color="BFC7D5"/>
+              <w:bottom w:val="single" w:sz="2" w:space="0" w:color="BFC7D5"/>
+              <w:right w:val="single" w:sz="6" w:space="0" w:color="BFC7D5"/>
+            </w:tcBorders>
+            <w:shd w:fill="1F3A5F" w:val="clear"/>
             <w:vAlign w:val="center"/>
           </w:tcPr>
           <w:p>
             <w:pPr>
               <w:pStyle w:val="TableHeading"/>
-              <w:suppressLineNumbers/>
-              <w:shd w:fill="1F3A5F" w:val="clear"/>
-              <w:bidi w:val="0"/>
-              <w:spacing w:before="0" w:after="283"/>
-              <w:jc w:val="center"/>
-              <w:rPr/>
-            </w:pPr>
-            <w:r>
-              <w:rPr/>
+              <w:bidi w:val="0"/>
+              <w:spacing w:before="0" w:after="283"/>
+              <w:jc w:val="left"/>
+              <w:rPr>
+                <w:color w:val="FFFFFF"/>
+              </w:rPr>
+            </w:pPr>
+            <w:r>
+              <w:rPr>
+                <w:color w:val="FFFFFF"/>
+              </w:rPr>
               <w:t>Task</w:t>
             </w:r>
           </w:p>
         </w:tc>
         <w:tc>
           <w:tcPr>
-            <w:tcW w:w="4434" w:type="dxa"/>
-            <w:tcBorders/>
+            <w:tcW w:w="3178" w:type="dxa"/>
+            <w:tcBorders>
+              <w:top w:val="single" w:sz="6" w:space="0" w:color="BFC7D5"/>
+              <w:left w:val="single" w:sz="2" w:space="0" w:color="BFC7D5"/>
+              <w:bottom w:val="single" w:sz="2" w:space="0" w:color="BFC7D5"/>
+              <w:right w:val="single" w:sz="6" w:space="0" w:color="BFC7D5"/>
+            </w:tcBorders>
+            <w:shd w:fill="1F3A5F" w:val="clear"/>
             <w:vAlign w:val="center"/>
           </w:tcPr>
           <w:p>
             <w:pPr>
               <w:pStyle w:val="TableHeading"/>
-              <w:suppressLineNumbers/>
-              <w:shd w:fill="1F3A5F" w:val="clear"/>
-              <w:bidi w:val="0"/>
-              <w:spacing w:before="0" w:after="283"/>
-              <w:jc w:val="center"/>
-              <w:rPr/>
-            </w:pPr>
-            <w:r>
-              <w:rPr/>
+              <w:bidi w:val="0"/>
+              <w:spacing w:before="0" w:after="283"/>
+              <w:jc w:val="left"/>
+              <w:rPr>
+                <w:color w:val="FFFFFF"/>
+              </w:rPr>
+            </w:pPr>
+            <w:r>
+              <w:rPr>
+                <w:color w:val="FFFFFF"/>
+              </w:rPr>
               <w:t>Why it matters</w:t>
             </w:r>
           </w:p>
         </w:tc>
         <w:tc>
           <w:tcPr>
-            <w:tcW w:w="602" w:type="dxa"/>
-            <w:tcBorders/>
+            <w:tcW w:w="3569" w:type="dxa"/>
+            <w:tcBorders>
+              <w:top w:val="single" w:sz="6" w:space="0" w:color="BFC7D5"/>
+              <w:left w:val="single" w:sz="2" w:space="0" w:color="BFC7D5"/>
+              <w:bottom w:val="single" w:sz="2" w:space="0" w:color="BFC7D5"/>
+              <w:right w:val="single" w:sz="6" w:space="0" w:color="BFC7D5"/>
+            </w:tcBorders>
+            <w:shd w:fill="1F3A5F" w:val="clear"/>
             <w:vAlign w:val="center"/>
           </w:tcPr>
           <w:p>
             <w:pPr>
               <w:pStyle w:val="TableHeading"/>
-              <w:suppressLineNumbers/>
-              <w:shd w:fill="1F3A5F" w:val="clear"/>
-              <w:bidi w:val="0"/>
-              <w:spacing w:before="0" w:after="283"/>
-              <w:jc w:val="center"/>
-              <w:rPr/>
-            </w:pPr>
-            <w:r>
-              <w:rPr/>
+              <w:bidi w:val="0"/>
+              <w:spacing w:before="0" w:after="283"/>
+              <w:jc w:val="left"/>
+              <w:rPr>
+                <w:color w:val="FFFFFF"/>
+              </w:rPr>
+            </w:pPr>
+            <w:r>
+              <w:rPr>
+                <w:color w:val="FFFFFF"/>
+              </w:rPr>
               <w:t>Done</w:t>
             </w:r>
           </w:p>
@@ -4020,8 +4958,12 @@
         <w:trPr/>
         <w:tc>
           <w:tcPr>
-            <w:tcW w:w="316" w:type="dxa"/>
-            <w:tcBorders/>
+            <w:tcW w:w="349" w:type="dxa"/>
+            <w:tcBorders>
+              <w:left w:val="single" w:sz="6" w:space="0" w:color="BFC7D5"/>
+              <w:bottom w:val="single" w:sz="2" w:space="0" w:color="BFC7D5"/>
+              <w:right w:val="single" w:sz="6" w:space="0" w:color="BFC7D5"/>
+            </w:tcBorders>
             <w:vAlign w:val="center"/>
           </w:tcPr>
           <w:p>
@@ -4040,8 +4982,12 @@
         </w:tc>
         <w:tc>
           <w:tcPr>
-            <w:tcW w:w="5987" w:type="dxa"/>
-            <w:tcBorders/>
+            <w:tcW w:w="4243" w:type="dxa"/>
+            <w:tcBorders>
+              <w:left w:val="single" w:sz="2" w:space="0" w:color="BFC7D5"/>
+              <w:bottom w:val="single" w:sz="2" w:space="0" w:color="BFC7D5"/>
+              <w:right w:val="single" w:sz="6" w:space="0" w:color="BFC7D5"/>
+            </w:tcBorders>
             <w:vAlign w:val="center"/>
           </w:tcPr>
           <w:p>
@@ -4076,8 +5022,12 @@
         </w:tc>
         <w:tc>
           <w:tcPr>
-            <w:tcW w:w="4434" w:type="dxa"/>
-            <w:tcBorders/>
+            <w:tcW w:w="3178" w:type="dxa"/>
+            <w:tcBorders>
+              <w:left w:val="single" w:sz="2" w:space="0" w:color="BFC7D5"/>
+              <w:bottom w:val="single" w:sz="2" w:space="0" w:color="BFC7D5"/>
+              <w:right w:val="single" w:sz="6" w:space="0" w:color="BFC7D5"/>
+            </w:tcBorders>
             <w:vAlign w:val="center"/>
           </w:tcPr>
           <w:p>
@@ -4096,21 +5046,29 @@
         </w:tc>
         <w:tc>
           <w:tcPr>
-            <w:tcW w:w="602" w:type="dxa"/>
-            <w:tcBorders/>
-            <w:vAlign w:val="center"/>
-          </w:tcPr>
-          <w:p>
-            <w:pPr>
-              <w:pStyle w:val="TableContents"/>
-              <w:bidi w:val="0"/>
-              <w:spacing w:before="0" w:after="283"/>
-              <w:jc w:val="left"/>
-              <w:rPr/>
-            </w:pPr>
-            <w:r>
-              <w:rPr/>
-              <w:t>☐</w:t>
+            <w:tcW w:w="3569" w:type="dxa"/>
+            <w:tcBorders>
+              <w:left w:val="single" w:sz="2" w:space="0" w:color="BFC7D5"/>
+              <w:bottom w:val="single" w:sz="2" w:space="0" w:color="BFC7D5"/>
+              <w:right w:val="single" w:sz="6" w:space="0" w:color="BFC7D5"/>
+            </w:tcBorders>
+            <w:vAlign w:val="center"/>
+          </w:tcPr>
+          <w:p>
+            <w:pPr>
+              <w:pStyle w:val="TableContents"/>
+              <w:bidi w:val="0"/>
+              <w:spacing w:before="0" w:after="283"/>
+              <w:jc w:val="left"/>
+              <w:rPr/>
+            </w:pPr>
+            <w:r>
+              <w:rPr/>
+              <w:t xml:space="preserve">☐ </w:t>
+            </w:r>
+            <w:r>
+              <w:rPr/>
+              <w:t>Open — GitHub ticket #56</w:t>
             </w:r>
           </w:p>
         </w:tc>
@@ -4119,8 +5077,12 @@
         <w:trPr/>
         <w:tc>
           <w:tcPr>
-            <w:tcW w:w="316" w:type="dxa"/>
-            <w:tcBorders/>
+            <w:tcW w:w="349" w:type="dxa"/>
+            <w:tcBorders>
+              <w:left w:val="single" w:sz="6" w:space="0" w:color="BFC7D5"/>
+              <w:bottom w:val="single" w:sz="2" w:space="0" w:color="BFC7D5"/>
+              <w:right w:val="single" w:sz="6" w:space="0" w:color="BFC7D5"/>
+            </w:tcBorders>
             <w:vAlign w:val="center"/>
           </w:tcPr>
           <w:p>
@@ -4139,8 +5101,12 @@
         </w:tc>
         <w:tc>
           <w:tcPr>
-            <w:tcW w:w="5987" w:type="dxa"/>
-            <w:tcBorders/>
+            <w:tcW w:w="4243" w:type="dxa"/>
+            <w:tcBorders>
+              <w:left w:val="single" w:sz="2" w:space="0" w:color="BFC7D5"/>
+              <w:bottom w:val="single" w:sz="2" w:space="0" w:color="BFC7D5"/>
+              <w:right w:val="single" w:sz="6" w:space="0" w:color="BFC7D5"/>
+            </w:tcBorders>
             <w:vAlign w:val="center"/>
           </w:tcPr>
           <w:p>
@@ -4175,8 +5141,12 @@
         </w:tc>
         <w:tc>
           <w:tcPr>
-            <w:tcW w:w="4434" w:type="dxa"/>
-            <w:tcBorders/>
+            <w:tcW w:w="3178" w:type="dxa"/>
+            <w:tcBorders>
+              <w:left w:val="single" w:sz="2" w:space="0" w:color="BFC7D5"/>
+              <w:bottom w:val="single" w:sz="2" w:space="0" w:color="BFC7D5"/>
+              <w:right w:val="single" w:sz="6" w:space="0" w:color="BFC7D5"/>
+            </w:tcBorders>
             <w:vAlign w:val="center"/>
           </w:tcPr>
           <w:p>
@@ -4195,8 +5165,12 @@
         </w:tc>
         <w:tc>
           <w:tcPr>
-            <w:tcW w:w="602" w:type="dxa"/>
-            <w:tcBorders/>
+            <w:tcW w:w="3569" w:type="dxa"/>
+            <w:tcBorders>
+              <w:left w:val="single" w:sz="2" w:space="0" w:color="BFC7D5"/>
+              <w:bottom w:val="single" w:sz="2" w:space="0" w:color="BFC7D5"/>
+              <w:right w:val="single" w:sz="6" w:space="0" w:color="BFC7D5"/>
+            </w:tcBorders>
             <w:vAlign w:val="center"/>
           </w:tcPr>
           <w:p>
@@ -4218,8 +5192,12 @@
         <w:trPr/>
         <w:tc>
           <w:tcPr>
-            <w:tcW w:w="316" w:type="dxa"/>
-            <w:tcBorders/>
+            <w:tcW w:w="349" w:type="dxa"/>
+            <w:tcBorders>
+              <w:left w:val="single" w:sz="6" w:space="0" w:color="BFC7D5"/>
+              <w:bottom w:val="single" w:sz="2" w:space="0" w:color="BFC7D5"/>
+              <w:right w:val="single" w:sz="6" w:space="0" w:color="BFC7D5"/>
+            </w:tcBorders>
             <w:vAlign w:val="center"/>
           </w:tcPr>
           <w:p>
@@ -4238,8 +5216,12 @@
         </w:tc>
         <w:tc>
           <w:tcPr>
-            <w:tcW w:w="5987" w:type="dxa"/>
-            <w:tcBorders/>
+            <w:tcW w:w="4243" w:type="dxa"/>
+            <w:tcBorders>
+              <w:left w:val="single" w:sz="2" w:space="0" w:color="BFC7D5"/>
+              <w:bottom w:val="single" w:sz="2" w:space="0" w:color="BFC7D5"/>
+              <w:right w:val="single" w:sz="6" w:space="0" w:color="BFC7D5"/>
+            </w:tcBorders>
             <w:vAlign w:val="center"/>
           </w:tcPr>
           <w:p>
@@ -4260,8 +5242,12 @@
         </w:tc>
         <w:tc>
           <w:tcPr>
-            <w:tcW w:w="4434" w:type="dxa"/>
-            <w:tcBorders/>
+            <w:tcW w:w="3178" w:type="dxa"/>
+            <w:tcBorders>
+              <w:left w:val="single" w:sz="2" w:space="0" w:color="BFC7D5"/>
+              <w:bottom w:val="single" w:sz="2" w:space="0" w:color="BFC7D5"/>
+              <w:right w:val="single" w:sz="6" w:space="0" w:color="BFC7D5"/>
+            </w:tcBorders>
             <w:vAlign w:val="center"/>
           </w:tcPr>
           <w:p>
@@ -4280,8 +5266,12 @@
         </w:tc>
         <w:tc>
           <w:tcPr>
-            <w:tcW w:w="602" w:type="dxa"/>
-            <w:tcBorders/>
+            <w:tcW w:w="3569" w:type="dxa"/>
+            <w:tcBorders>
+              <w:left w:val="single" w:sz="2" w:space="0" w:color="BFC7D5"/>
+              <w:bottom w:val="single" w:sz="2" w:space="0" w:color="BFC7D5"/>
+              <w:right w:val="single" w:sz="6" w:space="0" w:color="BFC7D5"/>
+            </w:tcBorders>
             <w:vAlign w:val="center"/>
           </w:tcPr>
           <w:p>
@@ -4303,8 +5293,12 @@
         <w:trPr/>
         <w:tc>
           <w:tcPr>
-            <w:tcW w:w="316" w:type="dxa"/>
-            <w:tcBorders/>
+            <w:tcW w:w="349" w:type="dxa"/>
+            <w:tcBorders>
+              <w:left w:val="single" w:sz="6" w:space="0" w:color="BFC7D5"/>
+              <w:bottom w:val="single" w:sz="2" w:space="0" w:color="BFC7D5"/>
+              <w:right w:val="single" w:sz="6" w:space="0" w:color="BFC7D5"/>
+            </w:tcBorders>
             <w:vAlign w:val="center"/>
           </w:tcPr>
           <w:p>
@@ -4323,8 +5317,12 @@
         </w:tc>
         <w:tc>
           <w:tcPr>
-            <w:tcW w:w="5987" w:type="dxa"/>
-            <w:tcBorders/>
+            <w:tcW w:w="4243" w:type="dxa"/>
+            <w:tcBorders>
+              <w:left w:val="single" w:sz="2" w:space="0" w:color="BFC7D5"/>
+              <w:bottom w:val="single" w:sz="2" w:space="0" w:color="BFC7D5"/>
+              <w:right w:val="single" w:sz="6" w:space="0" w:color="BFC7D5"/>
+            </w:tcBorders>
             <w:vAlign w:val="center"/>
           </w:tcPr>
           <w:p>
@@ -4349,8 +5347,12 @@
         </w:tc>
         <w:tc>
           <w:tcPr>
-            <w:tcW w:w="4434" w:type="dxa"/>
-            <w:tcBorders/>
+            <w:tcW w:w="3178" w:type="dxa"/>
+            <w:tcBorders>
+              <w:left w:val="single" w:sz="2" w:space="0" w:color="BFC7D5"/>
+              <w:bottom w:val="single" w:sz="2" w:space="0" w:color="BFC7D5"/>
+              <w:right w:val="single" w:sz="6" w:space="0" w:color="BFC7D5"/>
+            </w:tcBorders>
             <w:vAlign w:val="center"/>
           </w:tcPr>
           <w:p>
@@ -4369,8 +5371,12 @@
         </w:tc>
         <w:tc>
           <w:tcPr>
-            <w:tcW w:w="602" w:type="dxa"/>
-            <w:tcBorders/>
+            <w:tcW w:w="3569" w:type="dxa"/>
+            <w:tcBorders>
+              <w:left w:val="single" w:sz="2" w:space="0" w:color="BFC7D5"/>
+              <w:bottom w:val="single" w:sz="2" w:space="0" w:color="BFC7D5"/>
+              <w:right w:val="single" w:sz="6" w:space="0" w:color="BFC7D5"/>
+            </w:tcBorders>
             <w:vAlign w:val="center"/>
           </w:tcPr>
           <w:p>
@@ -4392,8 +5398,12 @@
         <w:trPr/>
         <w:tc>
           <w:tcPr>
-            <w:tcW w:w="316" w:type="dxa"/>
-            <w:tcBorders/>
+            <w:tcW w:w="349" w:type="dxa"/>
+            <w:tcBorders>
+              <w:left w:val="single" w:sz="6" w:space="0" w:color="BFC7D5"/>
+              <w:bottom w:val="single" w:sz="6" w:space="0" w:color="BFC7D5"/>
+              <w:right w:val="single" w:sz="6" w:space="0" w:color="BFC7D5"/>
+            </w:tcBorders>
             <w:vAlign w:val="center"/>
           </w:tcPr>
           <w:p>
@@ -4412,8 +5422,12 @@
         </w:tc>
         <w:tc>
           <w:tcPr>
-            <w:tcW w:w="5987" w:type="dxa"/>
-            <w:tcBorders/>
+            <w:tcW w:w="4243" w:type="dxa"/>
+            <w:tcBorders>
+              <w:left w:val="single" w:sz="2" w:space="0" w:color="BFC7D5"/>
+              <w:bottom w:val="single" w:sz="6" w:space="0" w:color="BFC7D5"/>
+              <w:right w:val="single" w:sz="6" w:space="0" w:color="BFC7D5"/>
+            </w:tcBorders>
             <w:vAlign w:val="center"/>
           </w:tcPr>
           <w:p>
@@ -4442,8 +5456,12 @@
         </w:tc>
         <w:tc>
           <w:tcPr>
-            <w:tcW w:w="4434" w:type="dxa"/>
-            <w:tcBorders/>
+            <w:tcW w:w="3178" w:type="dxa"/>
+            <w:tcBorders>
+              <w:left w:val="single" w:sz="2" w:space="0" w:color="BFC7D5"/>
+              <w:bottom w:val="single" w:sz="6" w:space="0" w:color="BFC7D5"/>
+              <w:right w:val="single" w:sz="6" w:space="0" w:color="BFC7D5"/>
+            </w:tcBorders>
             <w:vAlign w:val="center"/>
           </w:tcPr>
           <w:p>
@@ -4462,21 +5480,49 @@
         </w:tc>
         <w:tc>
           <w:tcPr>
-            <w:tcW w:w="602" w:type="dxa"/>
-            <w:tcBorders/>
-            <w:vAlign w:val="center"/>
-          </w:tcPr>
-          <w:p>
-            <w:pPr>
-              <w:pStyle w:val="TableContents"/>
-              <w:bidi w:val="0"/>
-              <w:spacing w:before="0" w:after="283"/>
-              <w:jc w:val="left"/>
-              <w:rPr/>
-            </w:pPr>
-            <w:r>
-              <w:rPr/>
-              <w:t>☐</w:t>
+            <w:tcW w:w="3569" w:type="dxa"/>
+            <w:tcBorders>
+              <w:left w:val="single" w:sz="2" w:space="0" w:color="BFC7D5"/>
+              <w:bottom w:val="single" w:sz="6" w:space="0" w:color="BFC7D5"/>
+              <w:right w:val="single" w:sz="6" w:space="0" w:color="BFC7D5"/>
+            </w:tcBorders>
+            <w:vAlign w:val="center"/>
+          </w:tcPr>
+          <w:p>
+            <w:pPr>
+              <w:pStyle w:val="TableContents"/>
+              <w:bidi w:val="0"/>
+              <w:spacing w:before="0" w:after="283"/>
+              <w:jc w:val="left"/>
+              <w:rPr/>
+            </w:pPr>
+            <w:r>
+              <w:rPr/>
+              <w:t xml:space="preserve">☒ </w:t>
+            </w:r>
+            <w:r>
+              <w:rPr/>
+              <w:t xml:space="preserve">Deliberate — workaround for </w:t>
+            </w:r>
+            <w:r>
+              <w:rPr>
+                <w:rStyle w:val="SourceText"/>
+              </w:rPr>
+              <w:t>ports.ubuntu.com</w:t>
+            </w:r>
+            <w:r>
+              <w:rPr/>
+              <w:t xml:space="preserve"> sync failures; recorded in </w:t>
+            </w:r>
+            <w:r>
+              <w:rPr>
+                <w:rStyle w:val="SourceText"/>
+              </w:rPr>
+              <w:t>SOP-09</w:t>
+            </w:r>
+            <w:r>
+              <w:rPr/>
+              <w:t xml:space="preserve"> §9</w:t>
             </w:r>
           </w:p>
         </w:tc>
@@ -4507,21 +5553,21 @@
     </w:p>
     <w:tbl>
       <w:tblPr>
-        <w:tblW w:w="7668" w:type="dxa"/>
+        <w:tblW w:w="5000" w:type="pct"/>
         <w:jc w:val="left"/>
-        <w:tblInd w:w="0" w:type="dxa"/>
+        <w:tblInd w:w="-7" w:type="dxa"/>
         <w:tblLayout w:type="fixed"/>
         <w:tblCellMar>
-          <w:top w:w="28" w:type="dxa"/>
-          <w:left w:w="28" w:type="dxa"/>
-          <w:bottom w:w="28" w:type="dxa"/>
-          <w:right w:w="28" w:type="dxa"/>
+          <w:top w:w="60" w:type="dxa"/>
+          <w:left w:w="60" w:type="dxa"/>
+          <w:bottom w:w="60" w:type="dxa"/>
+          <w:right w:w="60" w:type="dxa"/>
         </w:tblCellMar>
       </w:tblPr>
       <w:tblGrid>
-        <w:gridCol w:w="316"/>
-        <w:gridCol w:w="6136"/>
-        <w:gridCol w:w="1216"/>
+        <w:gridCol w:w="349"/>
+        <w:gridCol w:w="4122"/>
+        <w:gridCol w:w="6868"/>
       </w:tblGrid>
       <w:tr>
         <w:trPr>
@@ -4529,66 +5575,90 @@
         </w:trPr>
         <w:tc>
           <w:tcPr>
-            <w:tcW w:w="316" w:type="dxa"/>
-            <w:tcBorders/>
+            <w:tcW w:w="349" w:type="dxa"/>
+            <w:tcBorders>
+              <w:top w:val="single" w:sz="6" w:space="0" w:color="BFC7D5"/>
+              <w:left w:val="single" w:sz="6" w:space="0" w:color="BFC7D5"/>
+              <w:bottom w:val="single" w:sz="2" w:space="0" w:color="BFC7D5"/>
+              <w:right w:val="single" w:sz="6" w:space="0" w:color="BFC7D5"/>
+            </w:tcBorders>
+            <w:shd w:fill="1F3A5F" w:val="clear"/>
             <w:vAlign w:val="center"/>
           </w:tcPr>
           <w:p>
             <w:pPr>
               <w:pStyle w:val="TableHeading"/>
-              <w:suppressLineNumbers/>
-              <w:shd w:fill="1F3A5F" w:val="clear"/>
-              <w:bidi w:val="0"/>
-              <w:spacing w:before="0" w:after="283"/>
-              <w:jc w:val="center"/>
-              <w:rPr/>
-            </w:pPr>
-            <w:r>
-              <w:rPr/>
+              <w:bidi w:val="0"/>
+              <w:spacing w:before="0" w:after="283"/>
+              <w:jc w:val="left"/>
+              <w:rPr>
+                <w:color w:val="FFFFFF"/>
+              </w:rPr>
+            </w:pPr>
+            <w:r>
+              <w:rPr>
+                <w:color w:val="FFFFFF"/>
+              </w:rPr>
               <w:t>#</w:t>
             </w:r>
           </w:p>
         </w:tc>
         <w:tc>
           <w:tcPr>
-            <w:tcW w:w="6136" w:type="dxa"/>
-            <w:tcBorders/>
+            <w:tcW w:w="4122" w:type="dxa"/>
+            <w:tcBorders>
+              <w:top w:val="single" w:sz="6" w:space="0" w:color="BFC7D5"/>
+              <w:left w:val="single" w:sz="2" w:space="0" w:color="BFC7D5"/>
+              <w:bottom w:val="single" w:sz="2" w:space="0" w:color="BFC7D5"/>
+              <w:right w:val="single" w:sz="6" w:space="0" w:color="BFC7D5"/>
+            </w:tcBorders>
+            <w:shd w:fill="1F3A5F" w:val="clear"/>
             <w:vAlign w:val="center"/>
           </w:tcPr>
           <w:p>
             <w:pPr>
               <w:pStyle w:val="TableHeading"/>
-              <w:suppressLineNumbers/>
-              <w:shd w:fill="1F3A5F" w:val="clear"/>
-              <w:bidi w:val="0"/>
-              <w:spacing w:before="0" w:after="283"/>
-              <w:jc w:val="center"/>
-              <w:rPr/>
-            </w:pPr>
-            <w:r>
-              <w:rPr/>
+              <w:bidi w:val="0"/>
+              <w:spacing w:before="0" w:after="283"/>
+              <w:jc w:val="left"/>
+              <w:rPr>
+                <w:color w:val="FFFFFF"/>
+              </w:rPr>
+            </w:pPr>
+            <w:r>
+              <w:rPr>
+                <w:color w:val="FFFFFF"/>
+              </w:rPr>
               <w:t>Question</w:t>
             </w:r>
           </w:p>
         </w:tc>
         <w:tc>
           <w:tcPr>
-            <w:tcW w:w="1216" w:type="dxa"/>
-            <w:tcBorders/>
+            <w:tcW w:w="6868" w:type="dxa"/>
+            <w:tcBorders>
+              <w:top w:val="single" w:sz="6" w:space="0" w:color="BFC7D5"/>
+              <w:left w:val="single" w:sz="2" w:space="0" w:color="BFC7D5"/>
+              <w:bottom w:val="single" w:sz="2" w:space="0" w:color="BFC7D5"/>
+              <w:right w:val="single" w:sz="6" w:space="0" w:color="BFC7D5"/>
+            </w:tcBorders>
+            <w:shd w:fill="1F3A5F" w:val="clear"/>
             <w:vAlign w:val="center"/>
           </w:tcPr>
           <w:p>
             <w:pPr>
               <w:pStyle w:val="TableHeading"/>
-              <w:suppressLineNumbers/>
-              <w:shd w:fill="1F3A5F" w:val="clear"/>
-              <w:bidi w:val="0"/>
-              <w:spacing w:before="0" w:after="283"/>
-              <w:jc w:val="center"/>
-              <w:rPr/>
-            </w:pPr>
-            <w:r>
-              <w:rPr/>
+              <w:bidi w:val="0"/>
+              <w:spacing w:before="0" w:after="283"/>
+              <w:jc w:val="left"/>
+              <w:rPr>
+                <w:color w:val="FFFFFF"/>
+              </w:rPr>
+            </w:pPr>
+            <w:r>
+              <w:rPr>
+                <w:color w:val="FFFFFF"/>
+              </w:rPr>
               <w:t>Your answer</w:t>
             </w:r>
           </w:p>
@@ -4598,8 +5668,12 @@
         <w:trPr/>
         <w:tc>
           <w:tcPr>
-            <w:tcW w:w="316" w:type="dxa"/>
-            <w:tcBorders/>
+            <w:tcW w:w="349" w:type="dxa"/>
+            <w:tcBorders>
+              <w:left w:val="single" w:sz="6" w:space="0" w:color="BFC7D5"/>
+              <w:bottom w:val="single" w:sz="2" w:space="0" w:color="BFC7D5"/>
+              <w:right w:val="single" w:sz="6" w:space="0" w:color="BFC7D5"/>
+            </w:tcBorders>
             <w:vAlign w:val="center"/>
           </w:tcPr>
           <w:p>
@@ -4618,8 +5692,12 @@
         </w:tc>
         <w:tc>
           <w:tcPr>
-            <w:tcW w:w="6136" w:type="dxa"/>
-            <w:tcBorders/>
+            <w:tcW w:w="4122" w:type="dxa"/>
+            <w:tcBorders>
+              <w:left w:val="single" w:sz="2" w:space="0" w:color="BFC7D5"/>
+              <w:bottom w:val="single" w:sz="2" w:space="0" w:color="BFC7D5"/>
+              <w:right w:val="single" w:sz="6" w:space="0" w:color="BFC7D5"/>
+            </w:tcBorders>
             <w:vAlign w:val="center"/>
           </w:tcPr>
           <w:p>
@@ -4638,23 +5716,25 @@
         </w:tc>
         <w:tc>
           <w:tcPr>
-            <w:tcW w:w="1216" w:type="dxa"/>
-            <w:tcBorders/>
-            <w:vAlign w:val="center"/>
-          </w:tcPr>
-          <w:p>
-            <w:pPr>
-              <w:pStyle w:val="TableContents"/>
-              <w:bidi w:val="0"/>
-              <w:spacing w:before="0" w:after="283"/>
-              <w:jc w:val="left"/>
-              <w:rPr/>
-            </w:pPr>
-            <w:r>
-              <w:rPr>
-                <w:rStyle w:val="SourceText"/>
-              </w:rPr>
-              <w:t>__________</w:t>
+            <w:tcW w:w="6868" w:type="dxa"/>
+            <w:tcBorders>
+              <w:left w:val="single" w:sz="2" w:space="0" w:color="BFC7D5"/>
+              <w:bottom w:val="single" w:sz="2" w:space="0" w:color="BFC7D5"/>
+              <w:right w:val="single" w:sz="6" w:space="0" w:color="BFC7D5"/>
+            </w:tcBorders>
+            <w:vAlign w:val="center"/>
+          </w:tcPr>
+          <w:p>
+            <w:pPr>
+              <w:pStyle w:val="TableContents"/>
+              <w:bidi w:val="0"/>
+              <w:spacing w:before="0" w:after="283"/>
+              <w:jc w:val="left"/>
+              <w:rPr/>
+            </w:pPr>
+            <w:r>
+              <w:rPr/>
+              <w:t>The AJACE Inc. ISO 9001:2015 surveillance audit — final audit 14 October 2026</w:t>
             </w:r>
           </w:p>
         </w:tc>
@@ -4663,8 +5743,12 @@
         <w:trPr/>
         <w:tc>
           <w:tcPr>
-            <w:tcW w:w="316" w:type="dxa"/>
-            <w:tcBorders/>
+            <w:tcW w:w="349" w:type="dxa"/>
+            <w:tcBorders>
+              <w:left w:val="single" w:sz="6" w:space="0" w:color="BFC7D5"/>
+              <w:bottom w:val="single" w:sz="2" w:space="0" w:color="BFC7D5"/>
+              <w:right w:val="single" w:sz="6" w:space="0" w:color="BFC7D5"/>
+            </w:tcBorders>
             <w:vAlign w:val="center"/>
           </w:tcPr>
           <w:p>
@@ -4683,8 +5767,12 @@
         </w:tc>
         <w:tc>
           <w:tcPr>
-            <w:tcW w:w="6136" w:type="dxa"/>
-            <w:tcBorders/>
+            <w:tcW w:w="4122" w:type="dxa"/>
+            <w:tcBorders>
+              <w:left w:val="single" w:sz="2" w:space="0" w:color="BFC7D5"/>
+              <w:bottom w:val="single" w:sz="2" w:space="0" w:color="BFC7D5"/>
+              <w:right w:val="single" w:sz="6" w:space="0" w:color="BFC7D5"/>
+            </w:tcBorders>
             <w:vAlign w:val="center"/>
           </w:tcPr>
           <w:p>
@@ -4703,23 +5791,35 @@
         </w:tc>
         <w:tc>
           <w:tcPr>
-            <w:tcW w:w="1216" w:type="dxa"/>
-            <w:tcBorders/>
-            <w:vAlign w:val="center"/>
-          </w:tcPr>
-          <w:p>
-            <w:pPr>
-              <w:pStyle w:val="TableContents"/>
-              <w:bidi w:val="0"/>
-              <w:spacing w:before="0" w:after="283"/>
-              <w:jc w:val="left"/>
-              <w:rPr/>
-            </w:pPr>
-            <w:r>
-              <w:rPr>
-                <w:rStyle w:val="SourceText"/>
-              </w:rPr>
-              <w:t>__________</w:t>
+            <w:tcW w:w="6868" w:type="dxa"/>
+            <w:tcBorders>
+              <w:left w:val="single" w:sz="2" w:space="0" w:color="BFC7D5"/>
+              <w:bottom w:val="single" w:sz="2" w:space="0" w:color="BFC7D5"/>
+              <w:right w:val="single" w:sz="6" w:space="0" w:color="BFC7D5"/>
+            </w:tcBorders>
+            <w:vAlign w:val="center"/>
+          </w:tcPr>
+          <w:p>
+            <w:pPr>
+              <w:pStyle w:val="TableContents"/>
+              <w:bidi w:val="0"/>
+              <w:spacing w:before="0" w:after="283"/>
+              <w:jc w:val="left"/>
+              <w:rPr/>
+            </w:pPr>
+            <w:r>
+              <w:rPr/>
+              <w:t xml:space="preserve">AJACE Inc. is already certified (scope </w:t>
+            </w:r>
+            <w:r>
+              <w:rPr>
+                <w:rStyle w:val="Emphasis"/>
+              </w:rPr>
+              <w:t>Product Development and Technology Consulting Services</w:t>
+            </w:r>
+            <w:r>
+              <w:rPr/>
+              <w:t>); EchoMind operates within that QMS</w:t>
             </w:r>
           </w:p>
         </w:tc>
@@ -4728,8 +5828,12 @@
         <w:trPr/>
         <w:tc>
           <w:tcPr>
-            <w:tcW w:w="316" w:type="dxa"/>
-            <w:tcBorders/>
+            <w:tcW w:w="349" w:type="dxa"/>
+            <w:tcBorders>
+              <w:left w:val="single" w:sz="6" w:space="0" w:color="BFC7D5"/>
+              <w:bottom w:val="single" w:sz="2" w:space="0" w:color="BFC7D5"/>
+              <w:right w:val="single" w:sz="6" w:space="0" w:color="BFC7D5"/>
+            </w:tcBorders>
             <w:vAlign w:val="center"/>
           </w:tcPr>
           <w:p>
@@ -4748,8 +5852,12 @@
         </w:tc>
         <w:tc>
           <w:tcPr>
-            <w:tcW w:w="6136" w:type="dxa"/>
-            <w:tcBorders/>
+            <w:tcW w:w="4122" w:type="dxa"/>
+            <w:tcBorders>
+              <w:left w:val="single" w:sz="2" w:space="0" w:color="BFC7D5"/>
+              <w:bottom w:val="single" w:sz="2" w:space="0" w:color="BFC7D5"/>
+              <w:right w:val="single" w:sz="6" w:space="0" w:color="BFC7D5"/>
+            </w:tcBorders>
             <w:vAlign w:val="center"/>
           </w:tcPr>
           <w:p>
@@ -4768,23 +5876,25 @@
         </w:tc>
         <w:tc>
           <w:tcPr>
-            <w:tcW w:w="1216" w:type="dxa"/>
-            <w:tcBorders/>
-            <w:vAlign w:val="center"/>
-          </w:tcPr>
-          <w:p>
-            <w:pPr>
-              <w:pStyle w:val="TableContents"/>
-              <w:bidi w:val="0"/>
-              <w:spacing w:before="0" w:after="283"/>
-              <w:jc w:val="left"/>
-              <w:rPr/>
-            </w:pPr>
-            <w:r>
-              <w:rPr>
-                <w:rStyle w:val="SourceText"/>
-              </w:rPr>
-              <w:t>__________</w:t>
+            <w:tcW w:w="6868" w:type="dxa"/>
+            <w:tcBorders>
+              <w:left w:val="single" w:sz="2" w:space="0" w:color="BFC7D5"/>
+              <w:bottom w:val="single" w:sz="2" w:space="0" w:color="BFC7D5"/>
+              <w:right w:val="single" w:sz="6" w:space="0" w:color="BFC7D5"/>
+            </w:tcBorders>
+            <w:vAlign w:val="center"/>
+          </w:tcPr>
+          <w:p>
+            <w:pPr>
+              <w:pStyle w:val="TableContents"/>
+              <w:bidi w:val="0"/>
+              <w:spacing w:before="0" w:after="283"/>
+              <w:jc w:val="left"/>
+              <w:rPr/>
+            </w:pPr>
+            <w:r>
+              <w:rPr/>
+              <w:t>The body that holds AJACE Inc.'s current certificate (expires 28 October 2026)</w:t>
             </w:r>
           </w:p>
         </w:tc>
@@ -4793,8 +5903,12 @@
         <w:trPr/>
         <w:tc>
           <w:tcPr>
-            <w:tcW w:w="316" w:type="dxa"/>
-            <w:tcBorders/>
+            <w:tcW w:w="349" w:type="dxa"/>
+            <w:tcBorders>
+              <w:left w:val="single" w:sz="6" w:space="0" w:color="BFC7D5"/>
+              <w:bottom w:val="single" w:sz="6" w:space="0" w:color="BFC7D5"/>
+              <w:right w:val="single" w:sz="6" w:space="0" w:color="BFC7D5"/>
+            </w:tcBorders>
             <w:vAlign w:val="center"/>
           </w:tcPr>
           <w:p>
@@ -4813,8 +5927,12 @@
         </w:tc>
         <w:tc>
           <w:tcPr>
-            <w:tcW w:w="6136" w:type="dxa"/>
-            <w:tcBorders/>
+            <w:tcW w:w="4122" w:type="dxa"/>
+            <w:tcBorders>
+              <w:left w:val="single" w:sz="2" w:space="0" w:color="BFC7D5"/>
+              <w:bottom w:val="single" w:sz="6" w:space="0" w:color="BFC7D5"/>
+              <w:right w:val="single" w:sz="6" w:space="0" w:color="BFC7D5"/>
+            </w:tcBorders>
             <w:vAlign w:val="center"/>
           </w:tcPr>
           <w:p>
@@ -4833,23 +5951,25 @@
         </w:tc>
         <w:tc>
           <w:tcPr>
-            <w:tcW w:w="1216" w:type="dxa"/>
-            <w:tcBorders/>
-            <w:vAlign w:val="center"/>
-          </w:tcPr>
-          <w:p>
-            <w:pPr>
-              <w:pStyle w:val="TableContents"/>
-              <w:bidi w:val="0"/>
-              <w:spacing w:before="0" w:after="283"/>
-              <w:jc w:val="left"/>
-              <w:rPr/>
-            </w:pPr>
-            <w:r>
-              <w:rPr>
-                <w:rStyle w:val="SourceText"/>
-              </w:rPr>
-              <w:t>__________</w:t>
+            <w:tcW w:w="6868" w:type="dxa"/>
+            <w:tcBorders>
+              <w:left w:val="single" w:sz="2" w:space="0" w:color="BFC7D5"/>
+              <w:bottom w:val="single" w:sz="6" w:space="0" w:color="BFC7D5"/>
+              <w:right w:val="single" w:sz="6" w:space="0" w:color="BFC7D5"/>
+            </w:tcBorders>
+            <w:vAlign w:val="center"/>
+          </w:tcPr>
+          <w:p>
+            <w:pPr>
+              <w:pStyle w:val="TableContents"/>
+              <w:bidi w:val="0"/>
+              <w:spacing w:before="0" w:after="283"/>
+              <w:jc w:val="left"/>
+              <w:rPr/>
+            </w:pPr>
+            <w:r>
+              <w:rPr/>
+              <w:t>Not applicable — surveillance audit 14 October 2026</w:t>
             </w:r>
           </w:p>
         </w:tc>
@@ -4892,20 +6012,20 @@
     </w:p>
     <w:tbl>
       <w:tblPr>
-        <w:tblW w:w="5732" w:type="dxa"/>
+        <w:tblW w:w="5000" w:type="pct"/>
         <w:jc w:val="left"/>
-        <w:tblInd w:w="0" w:type="dxa"/>
+        <w:tblInd w:w="-7" w:type="dxa"/>
         <w:tblLayout w:type="fixed"/>
         <w:tblCellMar>
-          <w:top w:w="28" w:type="dxa"/>
-          <w:left w:w="28" w:type="dxa"/>
-          <w:bottom w:w="28" w:type="dxa"/>
-          <w:right w:w="28" w:type="dxa"/>
+          <w:top w:w="60" w:type="dxa"/>
+          <w:left w:w="60" w:type="dxa"/>
+          <w:bottom w:w="60" w:type="dxa"/>
+          <w:right w:w="60" w:type="dxa"/>
         </w:tblCellMar>
       </w:tblPr>
       <w:tblGrid>
-        <w:gridCol w:w="1006"/>
-        <w:gridCol w:w="4726"/>
+        <w:gridCol w:w="2043"/>
+        <w:gridCol w:w="9295"/>
       </w:tblGrid>
       <w:tr>
         <w:trPr>
@@ -4913,44 +6033,60 @@
         </w:trPr>
         <w:tc>
           <w:tcPr>
-            <w:tcW w:w="1006" w:type="dxa"/>
-            <w:tcBorders/>
+            <w:tcW w:w="2043" w:type="dxa"/>
+            <w:tcBorders>
+              <w:top w:val="single" w:sz="6" w:space="0" w:color="BFC7D5"/>
+              <w:left w:val="single" w:sz="6" w:space="0" w:color="BFC7D5"/>
+              <w:bottom w:val="single" w:sz="2" w:space="0" w:color="BFC7D5"/>
+              <w:right w:val="single" w:sz="6" w:space="0" w:color="BFC7D5"/>
+            </w:tcBorders>
+            <w:shd w:fill="1F3A5F" w:val="clear"/>
             <w:vAlign w:val="center"/>
           </w:tcPr>
           <w:p>
             <w:pPr>
               <w:pStyle w:val="TableHeading"/>
-              <w:suppressLineNumbers/>
-              <w:shd w:fill="1F3A5F" w:val="clear"/>
-              <w:bidi w:val="0"/>
-              <w:spacing w:before="0" w:after="283"/>
-              <w:jc w:val="center"/>
-              <w:rPr/>
-            </w:pPr>
-            <w:r>
-              <w:rPr/>
+              <w:bidi w:val="0"/>
+              <w:spacing w:before="0" w:after="283"/>
+              <w:jc w:val="left"/>
+              <w:rPr>
+                <w:color w:val="FFFFFF"/>
+              </w:rPr>
+            </w:pPr>
+            <w:r>
+              <w:rPr>
+                <w:color w:val="FFFFFF"/>
+              </w:rPr>
               <w:t>Your input</w:t>
             </w:r>
           </w:p>
         </w:tc>
         <w:tc>
           <w:tcPr>
-            <w:tcW w:w="4726" w:type="dxa"/>
-            <w:tcBorders/>
+            <w:tcW w:w="9295" w:type="dxa"/>
+            <w:tcBorders>
+              <w:top w:val="single" w:sz="6" w:space="0" w:color="BFC7D5"/>
+              <w:left w:val="single" w:sz="2" w:space="0" w:color="BFC7D5"/>
+              <w:bottom w:val="single" w:sz="2" w:space="0" w:color="BFC7D5"/>
+              <w:right w:val="single" w:sz="6" w:space="0" w:color="BFC7D5"/>
+            </w:tcBorders>
+            <w:shd w:fill="1F3A5F" w:val="clear"/>
             <w:vAlign w:val="center"/>
           </w:tcPr>
           <w:p>
             <w:pPr>
               <w:pStyle w:val="TableHeading"/>
-              <w:suppressLineNumbers/>
-              <w:shd w:fill="1F3A5F" w:val="clear"/>
-              <w:bidi w:val="0"/>
-              <w:spacing w:before="0" w:after="283"/>
-              <w:jc w:val="center"/>
-              <w:rPr/>
-            </w:pPr>
-            <w:r>
-              <w:rPr/>
+              <w:bidi w:val="0"/>
+              <w:spacing w:before="0" w:after="283"/>
+              <w:jc w:val="left"/>
+              <w:rPr>
+                <w:color w:val="FFFFFF"/>
+              </w:rPr>
+            </w:pPr>
+            <w:r>
+              <w:rPr>
+                <w:color w:val="FFFFFF"/>
+              </w:rPr>
               <w:t>Populates</w:t>
             </w:r>
           </w:p>
@@ -4960,8 +6096,12 @@
         <w:trPr/>
         <w:tc>
           <w:tcPr>
-            <w:tcW w:w="1006" w:type="dxa"/>
-            <w:tcBorders/>
+            <w:tcW w:w="2043" w:type="dxa"/>
+            <w:tcBorders>
+              <w:left w:val="single" w:sz="6" w:space="0" w:color="BFC7D5"/>
+              <w:bottom w:val="single" w:sz="2" w:space="0" w:color="BFC7D5"/>
+              <w:right w:val="single" w:sz="6" w:space="0" w:color="BFC7D5"/>
+            </w:tcBorders>
             <w:vAlign w:val="center"/>
           </w:tcPr>
           <w:p>
@@ -4980,8 +6120,12 @@
         </w:tc>
         <w:tc>
           <w:tcPr>
-            <w:tcW w:w="4726" w:type="dxa"/>
-            <w:tcBorders/>
+            <w:tcW w:w="9295" w:type="dxa"/>
+            <w:tcBorders>
+              <w:left w:val="single" w:sz="2" w:space="0" w:color="BFC7D5"/>
+              <w:bottom w:val="single" w:sz="2" w:space="0" w:color="BFC7D5"/>
+              <w:right w:val="single" w:sz="6" w:space="0" w:color="BFC7D5"/>
+            </w:tcBorders>
             <w:vAlign w:val="center"/>
           </w:tcPr>
           <w:p>
@@ -5009,8 +6153,12 @@
         <w:trPr/>
         <w:tc>
           <w:tcPr>
-            <w:tcW w:w="1006" w:type="dxa"/>
-            <w:tcBorders/>
+            <w:tcW w:w="2043" w:type="dxa"/>
+            <w:tcBorders>
+              <w:left w:val="single" w:sz="6" w:space="0" w:color="BFC7D5"/>
+              <w:bottom w:val="single" w:sz="2" w:space="0" w:color="BFC7D5"/>
+              <w:right w:val="single" w:sz="6" w:space="0" w:color="BFC7D5"/>
+            </w:tcBorders>
             <w:vAlign w:val="center"/>
           </w:tcPr>
           <w:p>
@@ -5029,8 +6177,12 @@
         </w:tc>
         <w:tc>
           <w:tcPr>
-            <w:tcW w:w="4726" w:type="dxa"/>
-            <w:tcBorders/>
+            <w:tcW w:w="9295" w:type="dxa"/>
+            <w:tcBorders>
+              <w:left w:val="single" w:sz="2" w:space="0" w:color="BFC7D5"/>
+              <w:bottom w:val="single" w:sz="2" w:space="0" w:color="BFC7D5"/>
+              <w:right w:val="single" w:sz="6" w:space="0" w:color="BFC7D5"/>
+            </w:tcBorders>
             <w:vAlign w:val="center"/>
           </w:tcPr>
           <w:p>
@@ -5068,8 +6220,12 @@
         <w:trPr/>
         <w:tc>
           <w:tcPr>
-            <w:tcW w:w="1006" w:type="dxa"/>
-            <w:tcBorders/>
+            <w:tcW w:w="2043" w:type="dxa"/>
+            <w:tcBorders>
+              <w:left w:val="single" w:sz="6" w:space="0" w:color="BFC7D5"/>
+              <w:bottom w:val="single" w:sz="2" w:space="0" w:color="BFC7D5"/>
+              <w:right w:val="single" w:sz="6" w:space="0" w:color="BFC7D5"/>
+            </w:tcBorders>
             <w:vAlign w:val="center"/>
           </w:tcPr>
           <w:p>
@@ -5088,8 +6244,12 @@
         </w:tc>
         <w:tc>
           <w:tcPr>
-            <w:tcW w:w="4726" w:type="dxa"/>
-            <w:tcBorders/>
+            <w:tcW w:w="9295" w:type="dxa"/>
+            <w:tcBorders>
+              <w:left w:val="single" w:sz="2" w:space="0" w:color="BFC7D5"/>
+              <w:bottom w:val="single" w:sz="2" w:space="0" w:color="BFC7D5"/>
+              <w:right w:val="single" w:sz="6" w:space="0" w:color="BFC7D5"/>
+            </w:tcBorders>
             <w:vAlign w:val="center"/>
           </w:tcPr>
           <w:p>
@@ -5123,8 +6283,12 @@
         <w:trPr/>
         <w:tc>
           <w:tcPr>
-            <w:tcW w:w="1006" w:type="dxa"/>
-            <w:tcBorders/>
+            <w:tcW w:w="2043" w:type="dxa"/>
+            <w:tcBorders>
+              <w:left w:val="single" w:sz="6" w:space="0" w:color="BFC7D5"/>
+              <w:bottom w:val="single" w:sz="2" w:space="0" w:color="BFC7D5"/>
+              <w:right w:val="single" w:sz="6" w:space="0" w:color="BFC7D5"/>
+            </w:tcBorders>
             <w:vAlign w:val="center"/>
           </w:tcPr>
           <w:p>
@@ -5143,8 +6307,12 @@
         </w:tc>
         <w:tc>
           <w:tcPr>
-            <w:tcW w:w="4726" w:type="dxa"/>
-            <w:tcBorders/>
+            <w:tcW w:w="9295" w:type="dxa"/>
+            <w:tcBorders>
+              <w:left w:val="single" w:sz="2" w:space="0" w:color="BFC7D5"/>
+              <w:bottom w:val="single" w:sz="2" w:space="0" w:color="BFC7D5"/>
+              <w:right w:val="single" w:sz="6" w:space="0" w:color="BFC7D5"/>
+            </w:tcBorders>
             <w:vAlign w:val="center"/>
           </w:tcPr>
           <w:p>
@@ -5172,8 +6340,12 @@
         <w:trPr/>
         <w:tc>
           <w:tcPr>
-            <w:tcW w:w="1006" w:type="dxa"/>
-            <w:tcBorders/>
+            <w:tcW w:w="2043" w:type="dxa"/>
+            <w:tcBorders>
+              <w:left w:val="single" w:sz="6" w:space="0" w:color="BFC7D5"/>
+              <w:bottom w:val="single" w:sz="2" w:space="0" w:color="BFC7D5"/>
+              <w:right w:val="single" w:sz="6" w:space="0" w:color="BFC7D5"/>
+            </w:tcBorders>
             <w:vAlign w:val="center"/>
           </w:tcPr>
           <w:p>
@@ -5192,8 +6364,12 @@
         </w:tc>
         <w:tc>
           <w:tcPr>
-            <w:tcW w:w="4726" w:type="dxa"/>
-            <w:tcBorders/>
+            <w:tcW w:w="9295" w:type="dxa"/>
+            <w:tcBorders>
+              <w:left w:val="single" w:sz="2" w:space="0" w:color="BFC7D5"/>
+              <w:bottom w:val="single" w:sz="2" w:space="0" w:color="BFC7D5"/>
+              <w:right w:val="single" w:sz="6" w:space="0" w:color="BFC7D5"/>
+            </w:tcBorders>
             <w:vAlign w:val="center"/>
           </w:tcPr>
           <w:p>
@@ -5231,8 +6407,12 @@
         <w:trPr/>
         <w:tc>
           <w:tcPr>
-            <w:tcW w:w="1006" w:type="dxa"/>
-            <w:tcBorders/>
+            <w:tcW w:w="2043" w:type="dxa"/>
+            <w:tcBorders>
+              <w:left w:val="single" w:sz="6" w:space="0" w:color="BFC7D5"/>
+              <w:bottom w:val="single" w:sz="2" w:space="0" w:color="BFC7D5"/>
+              <w:right w:val="single" w:sz="6" w:space="0" w:color="BFC7D5"/>
+            </w:tcBorders>
             <w:vAlign w:val="center"/>
           </w:tcPr>
           <w:p>
@@ -5251,8 +6431,12 @@
         </w:tc>
         <w:tc>
           <w:tcPr>
-            <w:tcW w:w="4726" w:type="dxa"/>
-            <w:tcBorders/>
+            <w:tcW w:w="9295" w:type="dxa"/>
+            <w:tcBorders>
+              <w:left w:val="single" w:sz="2" w:space="0" w:color="BFC7D5"/>
+              <w:bottom w:val="single" w:sz="2" w:space="0" w:color="BFC7D5"/>
+              <w:right w:val="single" w:sz="6" w:space="0" w:color="BFC7D5"/>
+            </w:tcBorders>
             <w:vAlign w:val="center"/>
           </w:tcPr>
           <w:p>
@@ -5290,8 +6474,12 @@
         <w:trPr/>
         <w:tc>
           <w:tcPr>
-            <w:tcW w:w="1006" w:type="dxa"/>
-            <w:tcBorders/>
+            <w:tcW w:w="2043" w:type="dxa"/>
+            <w:tcBorders>
+              <w:left w:val="single" w:sz="6" w:space="0" w:color="BFC7D5"/>
+              <w:bottom w:val="single" w:sz="2" w:space="0" w:color="BFC7D5"/>
+              <w:right w:val="single" w:sz="6" w:space="0" w:color="BFC7D5"/>
+            </w:tcBorders>
             <w:vAlign w:val="center"/>
           </w:tcPr>
           <w:p>
@@ -5310,8 +6498,12 @@
         </w:tc>
         <w:tc>
           <w:tcPr>
-            <w:tcW w:w="4726" w:type="dxa"/>
-            <w:tcBorders/>
+            <w:tcW w:w="9295" w:type="dxa"/>
+            <w:tcBorders>
+              <w:left w:val="single" w:sz="2" w:space="0" w:color="BFC7D5"/>
+              <w:bottom w:val="single" w:sz="2" w:space="0" w:color="BFC7D5"/>
+              <w:right w:val="single" w:sz="6" w:space="0" w:color="BFC7D5"/>
+            </w:tcBorders>
             <w:vAlign w:val="center"/>
           </w:tcPr>
           <w:p>
@@ -5349,8 +6541,12 @@
         <w:trPr/>
         <w:tc>
           <w:tcPr>
-            <w:tcW w:w="1006" w:type="dxa"/>
-            <w:tcBorders/>
+            <w:tcW w:w="2043" w:type="dxa"/>
+            <w:tcBorders>
+              <w:left w:val="single" w:sz="6" w:space="0" w:color="BFC7D5"/>
+              <w:bottom w:val="single" w:sz="2" w:space="0" w:color="BFC7D5"/>
+              <w:right w:val="single" w:sz="6" w:space="0" w:color="BFC7D5"/>
+            </w:tcBorders>
             <w:vAlign w:val="center"/>
           </w:tcPr>
           <w:p>
@@ -5369,8 +6565,12 @@
         </w:tc>
         <w:tc>
           <w:tcPr>
-            <w:tcW w:w="4726" w:type="dxa"/>
-            <w:tcBorders/>
+            <w:tcW w:w="9295" w:type="dxa"/>
+            <w:tcBorders>
+              <w:left w:val="single" w:sz="2" w:space="0" w:color="BFC7D5"/>
+              <w:bottom w:val="single" w:sz="2" w:space="0" w:color="BFC7D5"/>
+              <w:right w:val="single" w:sz="6" w:space="0" w:color="BFC7D5"/>
+            </w:tcBorders>
             <w:vAlign w:val="center"/>
           </w:tcPr>
           <w:p>
@@ -5408,8 +6608,12 @@
         <w:trPr/>
         <w:tc>
           <w:tcPr>
-            <w:tcW w:w="1006" w:type="dxa"/>
-            <w:tcBorders/>
+            <w:tcW w:w="2043" w:type="dxa"/>
+            <w:tcBorders>
+              <w:left w:val="single" w:sz="6" w:space="0" w:color="BFC7D5"/>
+              <w:bottom w:val="single" w:sz="2" w:space="0" w:color="BFC7D5"/>
+              <w:right w:val="single" w:sz="6" w:space="0" w:color="BFC7D5"/>
+            </w:tcBorders>
             <w:vAlign w:val="center"/>
           </w:tcPr>
           <w:p>
@@ -5428,8 +6632,12 @@
         </w:tc>
         <w:tc>
           <w:tcPr>
-            <w:tcW w:w="4726" w:type="dxa"/>
-            <w:tcBorders/>
+            <w:tcW w:w="9295" w:type="dxa"/>
+            <w:tcBorders>
+              <w:left w:val="single" w:sz="2" w:space="0" w:color="BFC7D5"/>
+              <w:bottom w:val="single" w:sz="2" w:space="0" w:color="BFC7D5"/>
+              <w:right w:val="single" w:sz="6" w:space="0" w:color="BFC7D5"/>
+            </w:tcBorders>
             <w:vAlign w:val="center"/>
           </w:tcPr>
           <w:p>
@@ -5467,8 +6675,12 @@
         <w:trPr/>
         <w:tc>
           <w:tcPr>
-            <w:tcW w:w="1006" w:type="dxa"/>
-            <w:tcBorders/>
+            <w:tcW w:w="2043" w:type="dxa"/>
+            <w:tcBorders>
+              <w:left w:val="single" w:sz="6" w:space="0" w:color="BFC7D5"/>
+              <w:bottom w:val="single" w:sz="6" w:space="0" w:color="BFC7D5"/>
+              <w:right w:val="single" w:sz="6" w:space="0" w:color="BFC7D5"/>
+            </w:tcBorders>
             <w:vAlign w:val="center"/>
           </w:tcPr>
           <w:p>
@@ -5487,8 +6699,12 @@
         </w:tc>
         <w:tc>
           <w:tcPr>
-            <w:tcW w:w="4726" w:type="dxa"/>
-            <w:tcBorders/>
+            <w:tcW w:w="9295" w:type="dxa"/>
+            <w:tcBorders>
+              <w:left w:val="single" w:sz="2" w:space="0" w:color="BFC7D5"/>
+              <w:bottom w:val="single" w:sz="6" w:space="0" w:color="BFC7D5"/>
+              <w:right w:val="single" w:sz="6" w:space="0" w:color="BFC7D5"/>
+            </w:tcBorders>
             <w:vAlign w:val="center"/>
           </w:tcPr>
           <w:p>
@@ -5644,20 +6860,20 @@
       <w:rFonts w:ascii="Consolas" w:hAnsi="Consolas" w:eastAsia="Consolas" w:cs="Consolas"/>
     </w:rPr>
   </w:style>
+  <w:style w:type="character" w:styleId="Strong">
+    <w:name w:val="Strong"/>
+    <w:qFormat/>
+    <w:rPr>
+      <w:b/>
+      <w:bCs/>
+    </w:rPr>
+  </w:style>
   <w:style w:type="character" w:styleId="Emphasis">
     <w:name w:val="Emphasis"/>
     <w:qFormat/>
     <w:rPr>
       <w:i/>
       <w:iCs/>
-    </w:rPr>
-  </w:style>
-  <w:style w:type="character" w:styleId="Strong">
-    <w:name w:val="Strong"/>
-    <w:qFormat/>
-    <w:rPr>
-      <w:b/>
-      <w:bCs/>
     </w:rPr>
   </w:style>
   <w:style w:type="paragraph" w:styleId="HorizontalLine">
